--- a/6-过程管理/流程制度规范类文件/ZGS-06-10-容量管理制度.docx
+++ b/6-过程管理/流程制度规范类文件/ZGS-06-10-容量管理制度.docx
@@ -1,10 +1,11 @@
 
 <file path=word/document.xml><?xml version="1.0" encoding="utf-8"?>
-<w:document xmlns:wpc="http://schemas.microsoft.com/office/word/2010/wordprocessingCanvas" xmlns:mc="http://schemas.openxmlformats.org/markup-compatibility/2006" xmlns:o="urn:schemas-microsoft-com:office:office" xmlns:r="http://schemas.openxmlformats.org/officeDocument/2006/relationships" xmlns:m="http://schemas.openxmlformats.org/officeDocument/2006/math" xmlns:v="urn:schemas-microsoft-com:vml" xmlns:wp14="http://schemas.microsoft.com/office/word/2010/wordprocessingDrawing" xmlns:wp="http://schemas.openxmlformats.org/drawingml/2006/wordprocessingDrawing" xmlns:w="http://schemas.openxmlformats.org/wordprocessingml/2006/main" xmlns:w14="http://schemas.microsoft.com/office/word/2010/wordml" xmlns:w10="urn:schemas-microsoft-com:office:word" xmlns:w15="http://schemas.microsoft.com/office/word/2012/wordml" xmlns:wpg="http://schemas.microsoft.com/office/word/2010/wordprocessingGroup" xmlns:wpi="http://schemas.microsoft.com/office/word/2010/wordprocessingInk" xmlns:wne="http://schemas.microsoft.com/office/word/2006/wordml" xmlns:wps="http://schemas.microsoft.com/office/word/2010/wordprocessingShape" xmlns:wpsCustomData="http://www.wps.cn/officeDocument/2013/wpsCustomData" mc:Ignorable="w14 w15 wp14">
+<w:document xmlns:wpc="http://schemas.microsoft.com/office/word/2010/wordprocessingCanvas" xmlns:mc="http://schemas.openxmlformats.org/markup-compatibility/2006" xmlns:o="urn:schemas-microsoft-com:office:office" xmlns:r="http://schemas.openxmlformats.org/officeDocument/2006/relationships" xmlns:m="http://schemas.openxmlformats.org/officeDocument/2006/math" xmlns:v="urn:schemas-microsoft-com:vml" xmlns:wp14="http://schemas.microsoft.com/office/word/2010/wordprocessingDrawing" xmlns:wp="http://schemas.openxmlformats.org/drawingml/2006/wordprocessingDrawing" xmlns:w10="urn:schemas-microsoft-com:office:word" xmlns:w="http://schemas.openxmlformats.org/wordprocessingml/2006/main" xmlns:w14="http://schemas.microsoft.com/office/word/2010/wordml" xmlns:w15="http://schemas.microsoft.com/office/word/2012/wordml" xmlns:wne="http://schemas.microsoft.com/office/word/2006/wordml" xmlns:wpg="http://schemas.microsoft.com/office/word/2010/wordprocessingGroup" xmlns:wpi="http://schemas.microsoft.com/office/word/2010/wordprocessingInk" xmlns:wps="http://schemas.microsoft.com/office/word/2010/wordprocessingShape" mc:Ignorable="w14 w15 wp14">
+  <!-- Generated by Aspose.Words for .NET 13.3.0.1 -->
   <w:body>
     <w:p>
       <w:pPr>
-        <w:pStyle w:val="24"/>
+        <w:pStyle w:val="a"/>
         <w:keepNext w:val="0"/>
         <w:keepLines w:val="0"/>
         <w:pageBreakBefore w:val="0"/>
@@ -24,7 +25,7 @@
       <w:bookmarkStart w:id="0" w:name="_Toc18006"/>
       <w:r>
         <w:drawing>
-          <wp:anchor distT="0" distB="0" distL="114300" distR="114300" simplePos="0" relativeHeight="251660288" behindDoc="1" locked="0" layoutInCell="1" allowOverlap="1">
+          <wp:anchor distT="0" distB="0" distL="114300" distR="114300" simplePos="0" relativeHeight="251659264" behindDoc="1" locked="0" layoutInCell="1" allowOverlap="1">
             <wp:simplePos x="0" y="0"/>
             <wp:positionH relativeFrom="column">
               <wp:posOffset>0</wp:posOffset>
@@ -49,7 +50,7 @@
                     </pic:cNvPicPr>
                   </pic:nvPicPr>
                   <pic:blipFill>
-                    <a:blip r:embed="rId7"/>
+                    <a:blip xmlns:r="http://schemas.openxmlformats.org/officeDocument/2006/relationships" r:embed="rId4"/>
                     <a:stretch>
                       <a:fillRect/>
                     </a:stretch>
@@ -79,7 +80,7 @@
           <w:lang w:val="en-US" w:eastAsia="zh-CN"/>
         </w:rPr>
         <w:drawing>
-          <wp:anchor distT="0" distB="0" distL="114300" distR="114300" simplePos="0" relativeHeight="251659264" behindDoc="1" locked="0" layoutInCell="1" allowOverlap="1">
+          <wp:anchor distT="0" distB="0" distL="114300" distR="114300" simplePos="0" relativeHeight="251658240" behindDoc="1" locked="0" layoutInCell="1" allowOverlap="1">
             <wp:simplePos x="0" y="0"/>
             <wp:positionH relativeFrom="column">
               <wp:posOffset>635</wp:posOffset>
@@ -104,7 +105,7 @@
                     </pic:cNvPicPr>
                   </pic:nvPicPr>
                   <pic:blipFill>
-                    <a:blip r:embed="rId8">
+                    <a:blip xmlns:r="http://schemas.openxmlformats.org/officeDocument/2006/relationships" r:embed="rId5">
                       <a:alphaModFix amt="58000"/>
                       <a:lum contrast="-52000"/>
                     </a:blip>
@@ -138,7 +139,7 @@
     </w:p>
     <w:p>
       <w:pPr>
-        <w:pStyle w:val="25"/>
+        <w:pStyle w:val="a0"/>
         <w:keepNext w:val="0"/>
         <w:keepLines w:val="0"/>
         <w:pageBreakBefore w:val="0"/>
@@ -185,11 +186,11 @@
         <w:adjustRightInd w:val="0"/>
         <w:snapToGrid w:val="0"/>
         <w:spacing w:after="624" w:afterLines="200" w:line="219" w:lineRule="auto"/>
-        <w:ind w:left="0" w:leftChars="0" w:right="0" w:rightChars="0" w:firstLine="0" w:firstLineChars="0"/>
+        <w:ind w:left="0" w:right="0" w:firstLine="0" w:leftChars="0" w:rightChars="0" w:firstLineChars="0"/>
         <w:jc w:val="center"/>
         <w:textAlignment w:val="baseline"/>
         <w:rPr>
-          <w:rFonts w:hint="default" w:ascii="宋体" w:hAnsi="宋体" w:eastAsia="宋体" w:cs="宋体"/>
+          <w:rFonts w:ascii="宋体" w:eastAsia="宋体" w:hAnsi="宋体" w:cs="宋体" w:hint="default"/>
           <w:sz w:val="24"/>
           <w:szCs w:val="24"/>
           <w:lang w:val="en-US" w:eastAsia="zh-CN"/>
@@ -197,7 +198,7 @@
       </w:pPr>
       <w:r>
         <w:rPr>
-          <w:rFonts w:ascii="宋体" w:hAnsi="宋体" w:eastAsia="宋体" w:cs="宋体"/>
+          <w:rFonts w:ascii="宋体" w:eastAsia="宋体" w:hAnsi="宋体" w:cs="宋体"/>
           <w:b/>
           <w:bCs/>
           <w:spacing w:val="-3"/>
@@ -206,74 +207,20 @@
         </w:rPr>
         <w:t>文件编号：ZGS-06-10</w:t>
       </w:r>
-      <w:r>
-        <w:rPr>
-          <w:rFonts w:hint="eastAsia" w:ascii="宋体" w:hAnsi="宋体" w:eastAsia="宋体" w:cs="宋体"/>
-          <w:b/>
-          <w:bCs/>
-          <w:spacing w:val="-3"/>
-          <w:sz w:val="24"/>
-          <w:szCs w:val="24"/>
-          <w:lang w:val="en-US" w:eastAsia="zh-CN"/>
-        </w:rPr>
-      </w:r>
-      <w:r>
-        <w:rPr>
-          <w:rFonts w:ascii="宋体" w:hAnsi="宋体" w:eastAsia="宋体" w:cs="宋体"/>
-          <w:b/>
-          <w:bCs/>
-          <w:spacing w:val="-3"/>
-          <w:sz w:val="24"/>
-          <w:szCs w:val="24"/>
-        </w:rPr>
-      </w:r>
-      <w:r>
-        <w:rPr>
-          <w:rFonts w:hint="eastAsia" w:ascii="宋体" w:hAnsi="宋体" w:cs="宋体"/>
-          <w:b/>
-          <w:bCs/>
-          <w:spacing w:val="-3"/>
-          <w:sz w:val="24"/>
-          <w:szCs w:val="24"/>
-          <w:lang w:val="en-US" w:eastAsia="zh-CN"/>
-        </w:rPr>
-      </w:r>
-      <w:r>
-        <w:rPr>
-          <w:rFonts w:ascii="宋体" w:hAnsi="宋体" w:eastAsia="宋体" w:cs="宋体"/>
-          <w:b/>
-          <w:bCs/>
-          <w:spacing w:val="-3"/>
-          <w:sz w:val="24"/>
-          <w:szCs w:val="24"/>
-        </w:rPr>
-      </w:r>
-      <w:r>
-        <w:rPr>
-          <w:rFonts w:hint="eastAsia" w:ascii="宋体" w:hAnsi="宋体" w:cs="宋体"/>
-          <w:b/>
-          <w:bCs/>
-          <w:spacing w:val="-3"/>
-          <w:sz w:val="24"/>
-          <w:szCs w:val="24"/>
-          <w:lang w:val="en-US" w:eastAsia="zh-CN"/>
-        </w:rPr>
-      </w:r>
     </w:p>
     <w:tbl>
       <w:tblPr>
-        <w:tblStyle w:val="21"/>
+        <w:tblStyle w:val="TableGrid"/>
         <w:tblW w:w="0" w:type="auto"/>
         <w:jc w:val="center"/>
         <w:tblBorders>
-          <w:top w:val="none" w:color="auto" w:sz="0" w:space="0"/>
-          <w:left w:val="none" w:color="auto" w:sz="0" w:space="0"/>
-          <w:bottom w:val="none" w:color="auto" w:sz="0" w:space="0"/>
-          <w:right w:val="none" w:color="auto" w:sz="0" w:space="0"/>
-          <w:insideH w:val="none" w:color="auto" w:sz="0" w:space="0"/>
-          <w:insideV w:val="none" w:color="auto" w:sz="0" w:space="0"/>
+          <w:top w:val="nil"/>
+          <w:left w:val="nil"/>
+          <w:bottom w:val="nil"/>
+          <w:right w:val="nil"/>
+          <w:insideH w:val="nil"/>
+          <w:insideV w:val="nil"/>
         </w:tblBorders>
-        <w:tblLayout w:type="autofit"/>
         <w:tblCellMar>
           <w:top w:w="0" w:type="dxa"/>
           <w:left w:w="108" w:type="dxa"/>
@@ -287,13 +234,15 @@
       </w:tblGrid>
       <w:tr>
         <w:tblPrEx>
+          <w:tblW w:w="0" w:type="auto"/>
+          <w:jc w:val="center"/>
           <w:tblBorders>
-            <w:top w:val="none" w:color="auto" w:sz="0" w:space="0"/>
-            <w:left w:val="none" w:color="auto" w:sz="0" w:space="0"/>
-            <w:bottom w:val="none" w:color="auto" w:sz="0" w:space="0"/>
-            <w:right w:val="none" w:color="auto" w:sz="0" w:space="0"/>
-            <w:insideH w:val="none" w:color="auto" w:sz="0" w:space="0"/>
-            <w:insideV w:val="none" w:color="auto" w:sz="0" w:space="0"/>
+            <w:top w:val="nil"/>
+            <w:left w:val="nil"/>
+            <w:bottom w:val="nil"/>
+            <w:right w:val="nil"/>
+            <w:insideH w:val="nil"/>
+            <w:insideV w:val="nil"/>
           </w:tblBorders>
           <w:tblCellMar>
             <w:top w:w="0" w:type="dxa"/>
@@ -303,7 +252,7 @@
           </w:tblCellMar>
         </w:tblPrEx>
         <w:trPr>
-          <w:trHeight w:val="810" w:hRule="atLeast"/>
+          <w:trHeight w:val="810"/>
           <w:jc w:val="center"/>
         </w:trPr>
         <w:tc>
@@ -341,7 +290,7 @@
             </w:r>
             <w:r>
               <w:rPr>
-                <w:rFonts w:hint="default" w:asciiTheme="minorAscii" w:hAnsiTheme="minorAscii" w:eastAsiaTheme="minorEastAsia"/>
+                <w:rFonts w:asciiTheme="minorAscii" w:eastAsiaTheme="minorEastAsia" w:hAnsiTheme="minorAscii" w:hint="default"/>
                 <w:spacing w:val="227"/>
                 <w:sz w:val="21"/>
                 <w:vertAlign w:val="baseline"/>
@@ -395,7 +344,7 @@
             </w:r>
             <w:r>
               <w:rPr>
-                <w:rFonts w:hint="eastAsia" w:asciiTheme="minorAscii" w:hAnsiTheme="minorAscii" w:eastAsiaTheme="minorEastAsia"/>
+                <w:rFonts w:asciiTheme="minorAscii" w:eastAsiaTheme="minorEastAsia" w:hAnsiTheme="minorAscii" w:hint="eastAsia"/>
                 <w:spacing w:val="227"/>
                 <w:sz w:val="21"/>
                 <w:vertAlign w:val="baseline"/>
@@ -417,14 +366,8 @@
       </w:tr>
       <w:tr>
         <w:tblPrEx>
-          <w:tblBorders>
-            <w:top w:val="none" w:color="auto" w:sz="0" w:space="0"/>
-            <w:left w:val="none" w:color="auto" w:sz="0" w:space="0"/>
-            <w:bottom w:val="none" w:color="auto" w:sz="0" w:space="0"/>
-            <w:right w:val="none" w:color="auto" w:sz="0" w:space="0"/>
-            <w:insideH w:val="none" w:color="auto" w:sz="0" w:space="0"/>
-            <w:insideV w:val="none" w:color="auto" w:sz="0" w:space="0"/>
-          </w:tblBorders>
+          <w:tblW w:w="0" w:type="auto"/>
+          <w:jc w:val="center"/>
           <w:tblCellMar>
             <w:top w:w="0" w:type="dxa"/>
             <w:left w:w="108" w:type="dxa"/>
@@ -433,7 +376,7 @@
           </w:tblCellMar>
         </w:tblPrEx>
         <w:trPr>
-          <w:trHeight w:val="810" w:hRule="atLeast"/>
+          <w:trHeight w:val="810"/>
           <w:jc w:val="center"/>
         </w:trPr>
         <w:tc>
@@ -457,7 +400,7 @@
               <w:snapToGrid w:val="0"/>
               <w:textAlignment w:val="baseline"/>
               <w:rPr>
-                <w:rFonts w:hint="default" w:ascii="Arial" w:hAnsi="Arial" w:eastAsia="Arial" w:cs="Arial"/>
+                <w:rFonts w:ascii="Arial" w:eastAsia="Arial" w:hAnsi="Arial" w:cs="Arial" w:hint="default"/>
                 <w:snapToGrid w:val="0"/>
                 <w:color w:val="000000"/>
                 <w:kern w:val="0"/>
@@ -489,7 +432,7 @@
             </w:r>
             <w:r>
               <w:rPr>
-                <w:rFonts w:hint="default" w:asciiTheme="minorAscii" w:hAnsiTheme="minorAscii" w:eastAsiaTheme="minorEastAsia"/>
+                <w:rFonts w:asciiTheme="minorAscii" w:eastAsiaTheme="minorEastAsia" w:hAnsiTheme="minorAscii" w:hint="default"/>
                 <w:spacing w:val="227"/>
                 <w:sz w:val="21"/>
                 <w:vertAlign w:val="baseline"/>
@@ -542,7 +485,7 @@
               <w:snapToGrid w:val="0"/>
               <w:textAlignment w:val="baseline"/>
               <w:rPr>
-                <w:rFonts w:hint="default" w:ascii="Arial" w:hAnsi="Arial" w:eastAsia="Arial" w:cs="Arial"/>
+                <w:rFonts w:ascii="Arial" w:eastAsia="Arial" w:hAnsi="Arial" w:cs="Arial" w:hint="default"/>
                 <w:snapToGrid w:val="0"/>
                 <w:color w:val="000000"/>
                 <w:kern w:val="0"/>
@@ -560,8 +503,8 @@
               </w:rPr>
               <w:t>审核</w:t>
             </w:r>
-            <w:bookmarkStart w:id="43" w:name="_GoBack"/>
-            <w:bookmarkEnd w:id="43"/>
+            <w:bookmarkStart w:id="2" w:name="_GoBack"/>
+            <w:bookmarkEnd w:id="2"/>
             <w:r>
               <w:rPr>
                 <w:rFonts w:hint="eastAsia"/>
@@ -572,7 +515,7 @@
             </w:r>
             <w:r>
               <w:rPr>
-                <w:rFonts w:hint="eastAsia" w:asciiTheme="minorAscii" w:hAnsiTheme="minorAscii" w:eastAsiaTheme="minorEastAsia"/>
+                <w:rFonts w:asciiTheme="minorAscii" w:eastAsiaTheme="minorEastAsia" w:hAnsiTheme="minorAscii" w:hint="eastAsia"/>
                 <w:spacing w:val="227"/>
                 <w:sz w:val="21"/>
                 <w:vertAlign w:val="baseline"/>
@@ -594,14 +537,8 @@
       </w:tr>
       <w:tr>
         <w:tblPrEx>
-          <w:tblBorders>
-            <w:top w:val="none" w:color="auto" w:sz="0" w:space="0"/>
-            <w:left w:val="none" w:color="auto" w:sz="0" w:space="0"/>
-            <w:bottom w:val="none" w:color="auto" w:sz="0" w:space="0"/>
-            <w:right w:val="none" w:color="auto" w:sz="0" w:space="0"/>
-            <w:insideH w:val="none" w:color="auto" w:sz="0" w:space="0"/>
-            <w:insideV w:val="none" w:color="auto" w:sz="0" w:space="0"/>
-          </w:tblBorders>
+          <w:tblW w:w="0" w:type="auto"/>
+          <w:jc w:val="center"/>
           <w:tblCellMar>
             <w:top w:w="0" w:type="dxa"/>
             <w:left w:w="108" w:type="dxa"/>
@@ -610,7 +547,7 @@
           </w:tblCellMar>
         </w:tblPrEx>
         <w:trPr>
-          <w:trHeight w:val="635" w:hRule="atLeast"/>
+          <w:trHeight w:val="635"/>
           <w:jc w:val="center"/>
         </w:trPr>
         <w:tc>
@@ -647,31 +584,6 @@
                 <w:lang w:val="en-US" w:eastAsia="zh-CN"/>
               </w:rPr>
               <w:t>批准人:宋海滨</w:t>
-            </w:r>
-            <w:r>
-              <w:rPr>
-                <w:rFonts w:hint="eastAsia"/>
-                <w:spacing w:val="1"/>
-                <w:kern w:val="0"/>
-                <w:vertAlign w:val="baseline"/>
-                <w:lang w:val="en-US" w:eastAsia="zh-CN"/>
-              </w:rPr>
-            </w:r>
-            <w:r>
-              <w:rPr>
-                <w:rFonts w:hint="eastAsia" w:asciiTheme="minorAscii" w:hAnsiTheme="minorAscii" w:eastAsiaTheme="minorEastAsia"/>
-                <w:spacing w:val="227"/>
-                <w:sz w:val="21"/>
-                <w:vertAlign w:val="baseline"/>
-                <w:lang w:val="en-US" w:eastAsia="zh-CN"/>
-              </w:rPr>
-            </w:r>
-            <w:r>
-              <w:rPr>
-                <w:rFonts w:hint="eastAsia"/>
-                <w:u w:val="single"/>
-                <w:lang w:val="en-US" w:eastAsia="zh-CN"/>
-              </w:rPr>
             </w:r>
           </w:p>
         </w:tc>
@@ -710,7 +622,7 @@
             </w:r>
             <w:r>
               <w:rPr>
-                <w:rFonts w:hint="eastAsia" w:asciiTheme="minorAscii" w:hAnsiTheme="minorAscii" w:eastAsiaTheme="minorEastAsia"/>
+                <w:rFonts w:asciiTheme="minorAscii" w:eastAsiaTheme="minorEastAsia" w:hAnsiTheme="minorAscii" w:hint="eastAsia"/>
                 <w:spacing w:val="227"/>
                 <w:sz w:val="21"/>
                 <w:vertAlign w:val="baseline"/>
@@ -769,14 +681,14 @@
         <w:ind w:left="3634"/>
         <w:textAlignment w:val="baseline"/>
         <w:rPr>
-          <w:rFonts w:ascii="宋体" w:hAnsi="宋体" w:eastAsia="宋体" w:cs="宋体"/>
+          <w:rFonts w:ascii="宋体" w:eastAsia="宋体" w:hAnsi="宋体" w:cs="宋体"/>
           <w:sz w:val="31"/>
           <w:szCs w:val="31"/>
         </w:rPr>
       </w:pPr>
       <w:r>
         <w:rPr>
-          <w:rFonts w:ascii="宋体" w:hAnsi="宋体" w:eastAsia="宋体" w:cs="宋体"/>
+          <w:rFonts w:ascii="宋体" w:eastAsia="宋体" w:hAnsi="宋体" w:cs="宋体"/>
           <w:b/>
           <w:bCs/>
           <w:spacing w:val="4"/>
@@ -788,16 +700,16 @@
     </w:p>
     <w:tbl>
       <w:tblPr>
-        <w:tblStyle w:val="26"/>
+        <w:tblStyle w:val="TableNormal0"/>
         <w:tblW w:w="7137" w:type="dxa"/>
         <w:jc w:val="center"/>
         <w:tblBorders>
-          <w:top w:val="single" w:color="000000" w:sz="2" w:space="0"/>
-          <w:left w:val="single" w:color="000000" w:sz="2" w:space="0"/>
-          <w:bottom w:val="single" w:color="000000" w:sz="2" w:space="0"/>
-          <w:right w:val="single" w:color="000000" w:sz="2" w:space="0"/>
-          <w:insideH w:val="single" w:color="000000" w:sz="2" w:space="0"/>
-          <w:insideV w:val="single" w:color="000000" w:sz="2" w:space="0"/>
+          <w:top w:val="single" w:sz="2" w:space="0" w:color="000000"/>
+          <w:left w:val="single" w:sz="2" w:space="0" w:color="000000"/>
+          <w:bottom w:val="single" w:sz="2" w:space="0" w:color="000000"/>
+          <w:right w:val="single" w:sz="2" w:space="0" w:color="000000"/>
+          <w:insideH w:val="single" w:sz="2" w:space="0" w:color="000000"/>
+          <w:insideV w:val="single" w:sz="2" w:space="0" w:color="000000"/>
         </w:tblBorders>
         <w:tblLayout w:type="fixed"/>
         <w:tblCellMar>
@@ -815,14 +727,17 @@
       </w:tblGrid>
       <w:tr>
         <w:tblPrEx>
+          <w:tblW w:w="7137" w:type="dxa"/>
+          <w:jc w:val="center"/>
           <w:tblBorders>
-            <w:top w:val="single" w:color="000000" w:sz="2" w:space="0"/>
-            <w:left w:val="single" w:color="000000" w:sz="2" w:space="0"/>
-            <w:bottom w:val="single" w:color="000000" w:sz="2" w:space="0"/>
-            <w:right w:val="single" w:color="000000" w:sz="2" w:space="0"/>
-            <w:insideH w:val="single" w:color="000000" w:sz="2" w:space="0"/>
-            <w:insideV w:val="single" w:color="000000" w:sz="2" w:space="0"/>
+            <w:top w:val="single" w:sz="2" w:space="0" w:color="000000"/>
+            <w:left w:val="single" w:sz="2" w:space="0" w:color="000000"/>
+            <w:bottom w:val="single" w:sz="2" w:space="0" w:color="000000"/>
+            <w:right w:val="single" w:sz="2" w:space="0" w:color="000000"/>
+            <w:insideH w:val="single" w:sz="2" w:space="0" w:color="000000"/>
+            <w:insideV w:val="single" w:sz="2" w:space="0" w:color="000000"/>
           </w:tblBorders>
+          <w:tblLayout w:type="fixed"/>
           <w:tblCellMar>
             <w:top w:w="0" w:type="dxa"/>
             <w:left w:w="0" w:type="dxa"/>
@@ -831,7 +746,7 @@
           </w:tblCellMar>
         </w:tblPrEx>
         <w:trPr>
-          <w:trHeight w:val="593" w:hRule="atLeast"/>
+          <w:trHeight w:val="593"/>
           <w:jc w:val="center"/>
         </w:trPr>
         <w:tc>
@@ -853,18 +768,18 @@
               <w:adjustRightInd w:val="0"/>
               <w:snapToGrid w:val="0"/>
               <w:spacing w:before="176" w:line="228" w:lineRule="auto"/>
-              <w:ind w:left="0" w:leftChars="0" w:right="0" w:rightChars="0" w:firstLine="0" w:firstLineChars="0"/>
+              <w:ind w:left="0" w:right="0" w:firstLine="0" w:leftChars="0" w:rightChars="0" w:firstLineChars="0"/>
               <w:jc w:val="center"/>
               <w:textAlignment w:val="baseline"/>
               <w:rPr>
-                <w:rFonts w:ascii="宋体" w:hAnsi="宋体" w:eastAsia="宋体" w:cs="宋体"/>
+                <w:rFonts w:ascii="宋体" w:eastAsia="宋体" w:hAnsi="宋体" w:cs="宋体"/>
                 <w:sz w:val="20"/>
                 <w:szCs w:val="20"/>
               </w:rPr>
             </w:pPr>
             <w:r>
               <w:rPr>
-                <w:rFonts w:ascii="宋体" w:hAnsi="宋体" w:eastAsia="宋体" w:cs="宋体"/>
+                <w:rFonts w:ascii="宋体" w:eastAsia="宋体" w:hAnsi="宋体" w:cs="宋体"/>
                 <w:spacing w:val="-14"/>
                 <w:sz w:val="20"/>
                 <w:szCs w:val="20"/>
@@ -892,18 +807,18 @@
               <w:adjustRightInd w:val="0"/>
               <w:snapToGrid w:val="0"/>
               <w:spacing w:before="175" w:line="227" w:lineRule="auto"/>
-              <w:ind w:left="0" w:leftChars="0" w:right="0" w:rightChars="0" w:firstLine="0" w:firstLineChars="0"/>
+              <w:ind w:left="0" w:right="0" w:firstLine="0" w:leftChars="0" w:rightChars="0" w:firstLineChars="0"/>
               <w:jc w:val="center"/>
               <w:textAlignment w:val="baseline"/>
               <w:rPr>
-                <w:rFonts w:ascii="宋体" w:hAnsi="宋体" w:eastAsia="宋体" w:cs="宋体"/>
+                <w:rFonts w:ascii="宋体" w:eastAsia="宋体" w:hAnsi="宋体" w:cs="宋体"/>
                 <w:sz w:val="20"/>
                 <w:szCs w:val="20"/>
               </w:rPr>
             </w:pPr>
             <w:r>
               <w:rPr>
-                <w:rFonts w:ascii="宋体" w:hAnsi="宋体" w:eastAsia="宋体" w:cs="宋体"/>
+                <w:rFonts w:ascii="宋体" w:eastAsia="宋体" w:hAnsi="宋体" w:cs="宋体"/>
                 <w:spacing w:val="4"/>
                 <w:sz w:val="20"/>
                 <w:szCs w:val="20"/>
@@ -931,18 +846,18 @@
               <w:adjustRightInd w:val="0"/>
               <w:snapToGrid w:val="0"/>
               <w:spacing w:before="175" w:line="228" w:lineRule="auto"/>
-              <w:ind w:left="0" w:leftChars="0" w:right="0" w:rightChars="0" w:firstLine="0" w:firstLineChars="0"/>
+              <w:ind w:left="0" w:right="0" w:firstLine="0" w:leftChars="0" w:rightChars="0" w:firstLineChars="0"/>
               <w:jc w:val="center"/>
               <w:textAlignment w:val="baseline"/>
               <w:rPr>
-                <w:rFonts w:ascii="宋体" w:hAnsi="宋体" w:eastAsia="宋体" w:cs="宋体"/>
+                <w:rFonts w:ascii="宋体" w:eastAsia="宋体" w:hAnsi="宋体" w:cs="宋体"/>
                 <w:sz w:val="20"/>
                 <w:szCs w:val="20"/>
               </w:rPr>
             </w:pPr>
             <w:r>
               <w:rPr>
-                <w:rFonts w:ascii="宋体" w:hAnsi="宋体" w:eastAsia="宋体" w:cs="宋体"/>
+                <w:rFonts w:ascii="宋体" w:eastAsia="宋体" w:hAnsi="宋体" w:cs="宋体"/>
                 <w:spacing w:val="7"/>
                 <w:sz w:val="20"/>
                 <w:szCs w:val="20"/>
@@ -970,18 +885,18 @@
               <w:adjustRightInd w:val="0"/>
               <w:snapToGrid w:val="0"/>
               <w:spacing w:before="176" w:line="229" w:lineRule="auto"/>
-              <w:ind w:left="0" w:leftChars="0" w:right="0" w:rightChars="0" w:firstLine="0" w:firstLineChars="0"/>
+              <w:ind w:left="0" w:right="0" w:firstLine="0" w:leftChars="0" w:rightChars="0" w:firstLineChars="0"/>
               <w:jc w:val="center"/>
               <w:textAlignment w:val="baseline"/>
               <w:rPr>
-                <w:rFonts w:ascii="宋体" w:hAnsi="宋体" w:eastAsia="宋体" w:cs="宋体"/>
+                <w:rFonts w:ascii="宋体" w:eastAsia="宋体" w:hAnsi="宋体" w:cs="宋体"/>
                 <w:sz w:val="20"/>
                 <w:szCs w:val="20"/>
               </w:rPr>
             </w:pPr>
             <w:r>
               <w:rPr>
-                <w:rFonts w:ascii="宋体" w:hAnsi="宋体" w:eastAsia="宋体" w:cs="宋体"/>
+                <w:rFonts w:ascii="宋体" w:eastAsia="宋体" w:hAnsi="宋体" w:cs="宋体"/>
                 <w:spacing w:val="7"/>
                 <w:sz w:val="20"/>
                 <w:szCs w:val="20"/>
@@ -993,14 +908,9 @@
       </w:tr>
       <w:tr>
         <w:tblPrEx>
-          <w:tblBorders>
-            <w:top w:val="single" w:color="000000" w:sz="2" w:space="0"/>
-            <w:left w:val="single" w:color="000000" w:sz="2" w:space="0"/>
-            <w:bottom w:val="single" w:color="000000" w:sz="2" w:space="0"/>
-            <w:right w:val="single" w:color="000000" w:sz="2" w:space="0"/>
-            <w:insideH w:val="single" w:color="000000" w:sz="2" w:space="0"/>
-            <w:insideV w:val="single" w:color="000000" w:sz="2" w:space="0"/>
-          </w:tblBorders>
+          <w:tblW w:w="7137" w:type="dxa"/>
+          <w:jc w:val="center"/>
+          <w:tblLayout w:type="fixed"/>
           <w:tblCellMar>
             <w:top w:w="0" w:type="dxa"/>
             <w:left w:w="0" w:type="dxa"/>
@@ -1009,7 +919,7 @@
           </w:tblCellMar>
         </w:tblPrEx>
         <w:trPr>
-          <w:trHeight w:val="516" w:hRule="atLeast"/>
+          <w:trHeight w:val="516"/>
           <w:jc w:val="center"/>
         </w:trPr>
         <w:tc>
@@ -1031,11 +941,11 @@
               <w:adjustRightInd w:val="0"/>
               <w:snapToGrid w:val="0"/>
               <w:spacing w:before="173" w:line="267" w:lineRule="exact"/>
-              <w:ind w:left="0" w:leftChars="0" w:right="0" w:rightChars="0" w:firstLine="0" w:firstLineChars="0"/>
+              <w:ind w:left="0" w:right="0" w:firstLine="0" w:leftChars="0" w:rightChars="0" w:firstLineChars="0"/>
               <w:jc w:val="center"/>
               <w:textAlignment w:val="baseline"/>
               <w:rPr>
-                <w:rFonts w:hint="default" w:ascii="宋体" w:hAnsi="宋体" w:eastAsia="宋体" w:cs="宋体"/>
+                <w:rFonts w:ascii="宋体" w:eastAsia="宋体" w:hAnsi="宋体" w:cs="宋体" w:hint="default"/>
                 <w:sz w:val="20"/>
                 <w:szCs w:val="20"/>
                 <w:lang w:val="en-US" w:eastAsia="zh-CN"/>
@@ -1043,7 +953,7 @@
             </w:pPr>
             <w:r>
               <w:rPr>
-                <w:rFonts w:ascii="宋体" w:hAnsi="宋体" w:eastAsia="宋体" w:cs="宋体"/>
+                <w:rFonts w:ascii="宋体" w:eastAsia="宋体" w:hAnsi="宋体" w:cs="宋体"/>
                 <w:spacing w:val="3"/>
                 <w:position w:val="1"/>
                 <w:sz w:val="20"/>
@@ -1053,7 +963,7 @@
             </w:r>
             <w:r>
               <w:rPr>
-                <w:rFonts w:hint="eastAsia" w:ascii="宋体" w:hAnsi="宋体" w:cs="宋体"/>
+                <w:rFonts w:ascii="宋体" w:hAnsi="宋体" w:cs="宋体" w:hint="eastAsia"/>
                 <w:spacing w:val="3"/>
                 <w:position w:val="1"/>
                 <w:sz w:val="20"/>
@@ -1083,18 +993,18 @@
               <w:adjustRightInd w:val="0"/>
               <w:snapToGrid w:val="0"/>
               <w:spacing w:before="173" w:line="267" w:lineRule="exact"/>
-              <w:ind w:left="0" w:leftChars="0" w:right="0" w:rightChars="0" w:firstLine="0" w:firstLineChars="0"/>
+              <w:ind w:left="0" w:right="0" w:firstLine="0" w:leftChars="0" w:rightChars="0" w:firstLineChars="0"/>
               <w:jc w:val="center"/>
               <w:textAlignment w:val="baseline"/>
               <w:rPr>
-                <w:rFonts w:ascii="宋体" w:hAnsi="宋体" w:eastAsia="宋体" w:cs="宋体"/>
+                <w:rFonts w:ascii="宋体" w:eastAsia="宋体" w:hAnsi="宋体" w:cs="宋体"/>
                 <w:sz w:val="20"/>
                 <w:szCs w:val="20"/>
               </w:rPr>
             </w:pPr>
             <w:r>
               <w:rPr>
-                <w:rFonts w:ascii="宋体" w:hAnsi="宋体" w:eastAsia="宋体" w:cs="宋体"/>
+                <w:rFonts w:ascii="宋体" w:eastAsia="宋体" w:hAnsi="宋体" w:cs="宋体"/>
                 <w:spacing w:val="4"/>
                 <w:position w:val="1"/>
                 <w:sz w:val="20"/>
@@ -1123,18 +1033,18 @@
               <w:adjustRightInd w:val="0"/>
               <w:snapToGrid w:val="0"/>
               <w:spacing w:before="172" w:line="228" w:lineRule="auto"/>
-              <w:ind w:left="0" w:leftChars="0" w:right="0" w:rightChars="0" w:firstLine="0" w:firstLineChars="0"/>
+              <w:ind w:left="0" w:right="0" w:firstLine="0" w:leftChars="0" w:rightChars="0" w:firstLineChars="0"/>
               <w:jc w:val="center"/>
               <w:textAlignment w:val="baseline"/>
               <w:rPr>
-                <w:rFonts w:ascii="宋体" w:hAnsi="宋体" w:eastAsia="宋体" w:cs="宋体"/>
+                <w:rFonts w:ascii="宋体" w:eastAsia="宋体" w:hAnsi="宋体" w:cs="宋体"/>
                 <w:sz w:val="20"/>
                 <w:szCs w:val="20"/>
               </w:rPr>
             </w:pPr>
             <w:r>
               <w:rPr>
-                <w:rFonts w:ascii="宋体" w:hAnsi="宋体" w:eastAsia="宋体" w:cs="宋体"/>
+                <w:rFonts w:ascii="宋体" w:eastAsia="宋体" w:hAnsi="宋体" w:cs="宋体"/>
                 <w:spacing w:val="7"/>
                 <w:sz w:val="20"/>
                 <w:szCs w:val="20"/>
@@ -1162,11 +1072,11 @@
               <w:adjustRightInd w:val="0"/>
               <w:snapToGrid w:val="0"/>
               <w:spacing w:before="173" w:line="229" w:lineRule="auto"/>
-              <w:ind w:left="0" w:leftChars="0" w:right="0" w:rightChars="0" w:firstLine="0" w:firstLineChars="0"/>
+              <w:ind w:left="0" w:right="0" w:firstLine="0" w:leftChars="0" w:rightChars="0" w:firstLineChars="0"/>
               <w:jc w:val="center"/>
               <w:textAlignment w:val="baseline"/>
               <w:rPr>
-                <w:rFonts w:ascii="宋体" w:hAnsi="宋体" w:eastAsia="宋体" w:cs="宋体"/>
+                <w:rFonts w:ascii="宋体" w:eastAsia="宋体" w:hAnsi="宋体" w:cs="宋体"/>
                 <w:sz w:val="20"/>
                 <w:szCs w:val="20"/>
               </w:rPr>
@@ -1183,14 +1093,9 @@
       </w:tr>
       <w:tr>
         <w:tblPrEx>
-          <w:tblBorders>
-            <w:top w:val="single" w:color="000000" w:sz="2" w:space="0"/>
-            <w:left w:val="single" w:color="000000" w:sz="2" w:space="0"/>
-            <w:bottom w:val="single" w:color="000000" w:sz="2" w:space="0"/>
-            <w:right w:val="single" w:color="000000" w:sz="2" w:space="0"/>
-            <w:insideH w:val="single" w:color="000000" w:sz="2" w:space="0"/>
-            <w:insideV w:val="single" w:color="000000" w:sz="2" w:space="0"/>
-          </w:tblBorders>
+          <w:tblW w:w="7137" w:type="dxa"/>
+          <w:jc w:val="center"/>
+          <w:tblLayout w:type="fixed"/>
           <w:tblCellMar>
             <w:top w:w="0" w:type="dxa"/>
             <w:left w:w="0" w:type="dxa"/>
@@ -1199,7 +1104,7 @@
           </w:tblCellMar>
         </w:tblPrEx>
         <w:trPr>
-          <w:trHeight w:val="556" w:hRule="atLeast"/>
+          <w:trHeight w:val="556"/>
           <w:jc w:val="center"/>
         </w:trPr>
         <w:tc>
@@ -1208,7 +1113,7 @@
           </w:tcPr>
           <w:p>
             <w:pPr>
-              <w:pStyle w:val="27"/>
+              <w:pStyle w:val="TableText"/>
               <w:keepNext w:val="0"/>
               <w:keepLines w:val="0"/>
               <w:pageBreakBefore w:val="0"/>
@@ -1221,7 +1126,7 @@
               <w:bidi w:val="0"/>
               <w:adjustRightInd w:val="0"/>
               <w:snapToGrid w:val="0"/>
-              <w:ind w:left="0" w:leftChars="0" w:right="0" w:rightChars="0" w:firstLine="0" w:firstLineChars="0"/>
+              <w:ind w:left="0" w:right="0" w:firstLine="0" w:leftChars="0" w:rightChars="0" w:firstLineChars="0"/>
               <w:jc w:val="center"/>
               <w:textAlignment w:val="baseline"/>
             </w:pPr>
@@ -1233,7 +1138,7 @@
           </w:tcPr>
           <w:p>
             <w:pPr>
-              <w:pStyle w:val="27"/>
+              <w:pStyle w:val="TableText"/>
               <w:keepNext w:val="0"/>
               <w:keepLines w:val="0"/>
               <w:pageBreakBefore w:val="0"/>
@@ -1246,7 +1151,7 @@
               <w:bidi w:val="0"/>
               <w:adjustRightInd w:val="0"/>
               <w:snapToGrid w:val="0"/>
-              <w:ind w:left="0" w:leftChars="0" w:right="0" w:rightChars="0" w:firstLine="0" w:firstLineChars="0"/>
+              <w:ind w:left="0" w:right="0" w:firstLine="0" w:leftChars="0" w:rightChars="0" w:firstLineChars="0"/>
               <w:jc w:val="center"/>
               <w:textAlignment w:val="baseline"/>
             </w:pPr>
@@ -1258,7 +1163,7 @@
           </w:tcPr>
           <w:p>
             <w:pPr>
-              <w:pStyle w:val="27"/>
+              <w:pStyle w:val="TableText"/>
               <w:keepNext w:val="0"/>
               <w:keepLines w:val="0"/>
               <w:pageBreakBefore w:val="0"/>
@@ -1271,7 +1176,7 @@
               <w:bidi w:val="0"/>
               <w:adjustRightInd w:val="0"/>
               <w:snapToGrid w:val="0"/>
-              <w:ind w:left="0" w:leftChars="0" w:right="0" w:rightChars="0" w:firstLine="0" w:firstLineChars="0"/>
+              <w:ind w:left="0" w:right="0" w:firstLine="0" w:leftChars="0" w:rightChars="0" w:firstLineChars="0"/>
               <w:jc w:val="center"/>
               <w:textAlignment w:val="baseline"/>
             </w:pPr>
@@ -1283,7 +1188,7 @@
           </w:tcPr>
           <w:p>
             <w:pPr>
-              <w:pStyle w:val="27"/>
+              <w:pStyle w:val="TableText"/>
               <w:keepNext w:val="0"/>
               <w:keepLines w:val="0"/>
               <w:pageBreakBefore w:val="0"/>
@@ -1296,7 +1201,7 @@
               <w:bidi w:val="0"/>
               <w:adjustRightInd w:val="0"/>
               <w:snapToGrid w:val="0"/>
-              <w:ind w:left="0" w:leftChars="0" w:right="0" w:rightChars="0" w:firstLine="0" w:firstLineChars="0"/>
+              <w:ind w:left="0" w:right="0" w:firstLine="0" w:leftChars="0" w:rightChars="0" w:firstLineChars="0"/>
               <w:jc w:val="center"/>
               <w:textAlignment w:val="baseline"/>
             </w:pPr>
@@ -1305,14 +1210,9 @@
       </w:tr>
       <w:tr>
         <w:tblPrEx>
-          <w:tblBorders>
-            <w:top w:val="single" w:color="000000" w:sz="2" w:space="0"/>
-            <w:left w:val="single" w:color="000000" w:sz="2" w:space="0"/>
-            <w:bottom w:val="single" w:color="000000" w:sz="2" w:space="0"/>
-            <w:right w:val="single" w:color="000000" w:sz="2" w:space="0"/>
-            <w:insideH w:val="single" w:color="000000" w:sz="2" w:space="0"/>
-            <w:insideV w:val="single" w:color="000000" w:sz="2" w:space="0"/>
-          </w:tblBorders>
+          <w:tblW w:w="7137" w:type="dxa"/>
+          <w:jc w:val="center"/>
+          <w:tblLayout w:type="fixed"/>
           <w:tblCellMar>
             <w:top w:w="0" w:type="dxa"/>
             <w:left w:w="0" w:type="dxa"/>
@@ -1321,7 +1221,7 @@
           </w:tblCellMar>
         </w:tblPrEx>
         <w:trPr>
-          <w:trHeight w:val="556" w:hRule="atLeast"/>
+          <w:trHeight w:val="556"/>
           <w:jc w:val="center"/>
         </w:trPr>
         <w:tc>
@@ -1330,7 +1230,7 @@
           </w:tcPr>
           <w:p>
             <w:pPr>
-              <w:pStyle w:val="27"/>
+              <w:pStyle w:val="TableText"/>
               <w:keepNext w:val="0"/>
               <w:keepLines w:val="0"/>
               <w:pageBreakBefore w:val="0"/>
@@ -1343,7 +1243,7 @@
               <w:bidi w:val="0"/>
               <w:adjustRightInd w:val="0"/>
               <w:snapToGrid w:val="0"/>
-              <w:ind w:left="0" w:leftChars="0" w:right="0" w:rightChars="0" w:firstLine="0" w:firstLineChars="0"/>
+              <w:ind w:left="0" w:right="0" w:firstLine="0" w:leftChars="0" w:rightChars="0" w:firstLineChars="0"/>
               <w:jc w:val="center"/>
               <w:textAlignment w:val="baseline"/>
             </w:pPr>
@@ -1355,7 +1255,7 @@
           </w:tcPr>
           <w:p>
             <w:pPr>
-              <w:pStyle w:val="27"/>
+              <w:pStyle w:val="TableText"/>
               <w:keepNext w:val="0"/>
               <w:keepLines w:val="0"/>
               <w:pageBreakBefore w:val="0"/>
@@ -1368,7 +1268,7 @@
               <w:bidi w:val="0"/>
               <w:adjustRightInd w:val="0"/>
               <w:snapToGrid w:val="0"/>
-              <w:ind w:left="0" w:leftChars="0" w:right="0" w:rightChars="0" w:firstLine="0" w:firstLineChars="0"/>
+              <w:ind w:left="0" w:right="0" w:firstLine="0" w:leftChars="0" w:rightChars="0" w:firstLineChars="0"/>
               <w:jc w:val="center"/>
               <w:textAlignment w:val="baseline"/>
             </w:pPr>
@@ -1380,7 +1280,7 @@
           </w:tcPr>
           <w:p>
             <w:pPr>
-              <w:pStyle w:val="27"/>
+              <w:pStyle w:val="TableText"/>
               <w:keepNext w:val="0"/>
               <w:keepLines w:val="0"/>
               <w:pageBreakBefore w:val="0"/>
@@ -1393,7 +1293,7 @@
               <w:bidi w:val="0"/>
               <w:adjustRightInd w:val="0"/>
               <w:snapToGrid w:val="0"/>
-              <w:ind w:left="0" w:leftChars="0" w:right="0" w:rightChars="0" w:firstLine="0" w:firstLineChars="0"/>
+              <w:ind w:left="0" w:right="0" w:firstLine="0" w:leftChars="0" w:rightChars="0" w:firstLineChars="0"/>
               <w:jc w:val="center"/>
               <w:textAlignment w:val="baseline"/>
             </w:pPr>
@@ -1405,7 +1305,7 @@
           </w:tcPr>
           <w:p>
             <w:pPr>
-              <w:pStyle w:val="27"/>
+              <w:pStyle w:val="TableText"/>
               <w:keepNext w:val="0"/>
               <w:keepLines w:val="0"/>
               <w:pageBreakBefore w:val="0"/>
@@ -1418,7 +1318,7 @@
               <w:bidi w:val="0"/>
               <w:adjustRightInd w:val="0"/>
               <w:snapToGrid w:val="0"/>
-              <w:ind w:left="0" w:leftChars="0" w:right="0" w:rightChars="0" w:firstLine="0" w:firstLineChars="0"/>
+              <w:ind w:left="0" w:right="0" w:firstLine="0" w:leftChars="0" w:rightChars="0" w:firstLineChars="0"/>
               <w:jc w:val="center"/>
               <w:textAlignment w:val="baseline"/>
             </w:pPr>
@@ -1427,14 +1327,9 @@
       </w:tr>
       <w:tr>
         <w:tblPrEx>
-          <w:tblBorders>
-            <w:top w:val="single" w:color="000000" w:sz="2" w:space="0"/>
-            <w:left w:val="single" w:color="000000" w:sz="2" w:space="0"/>
-            <w:bottom w:val="single" w:color="000000" w:sz="2" w:space="0"/>
-            <w:right w:val="single" w:color="000000" w:sz="2" w:space="0"/>
-            <w:insideH w:val="single" w:color="000000" w:sz="2" w:space="0"/>
-            <w:insideV w:val="single" w:color="000000" w:sz="2" w:space="0"/>
-          </w:tblBorders>
+          <w:tblW w:w="7137" w:type="dxa"/>
+          <w:jc w:val="center"/>
+          <w:tblLayout w:type="fixed"/>
           <w:tblCellMar>
             <w:top w:w="0" w:type="dxa"/>
             <w:left w:w="0" w:type="dxa"/>
@@ -1443,7 +1338,7 @@
           </w:tblCellMar>
         </w:tblPrEx>
         <w:trPr>
-          <w:trHeight w:val="557" w:hRule="atLeast"/>
+          <w:trHeight w:val="557"/>
           <w:jc w:val="center"/>
         </w:trPr>
         <w:tc>
@@ -1452,7 +1347,7 @@
           </w:tcPr>
           <w:p>
             <w:pPr>
-              <w:pStyle w:val="27"/>
+              <w:pStyle w:val="TableText"/>
               <w:keepNext w:val="0"/>
               <w:keepLines w:val="0"/>
               <w:pageBreakBefore w:val="0"/>
@@ -1465,7 +1360,7 @@
               <w:bidi w:val="0"/>
               <w:adjustRightInd w:val="0"/>
               <w:snapToGrid w:val="0"/>
-              <w:ind w:left="0" w:leftChars="0" w:right="0" w:rightChars="0" w:firstLine="0" w:firstLineChars="0"/>
+              <w:ind w:left="0" w:right="0" w:firstLine="0" w:leftChars="0" w:rightChars="0" w:firstLineChars="0"/>
               <w:jc w:val="center"/>
               <w:textAlignment w:val="baseline"/>
             </w:pPr>
@@ -1477,7 +1372,7 @@
           </w:tcPr>
           <w:p>
             <w:pPr>
-              <w:pStyle w:val="27"/>
+              <w:pStyle w:val="TableText"/>
               <w:keepNext w:val="0"/>
               <w:keepLines w:val="0"/>
               <w:pageBreakBefore w:val="0"/>
@@ -1490,7 +1385,7 @@
               <w:bidi w:val="0"/>
               <w:adjustRightInd w:val="0"/>
               <w:snapToGrid w:val="0"/>
-              <w:ind w:left="0" w:leftChars="0" w:right="0" w:rightChars="0" w:firstLine="0" w:firstLineChars="0"/>
+              <w:ind w:left="0" w:right="0" w:firstLine="0" w:leftChars="0" w:rightChars="0" w:firstLineChars="0"/>
               <w:jc w:val="center"/>
               <w:textAlignment w:val="baseline"/>
             </w:pPr>
@@ -1502,7 +1397,7 @@
           </w:tcPr>
           <w:p>
             <w:pPr>
-              <w:pStyle w:val="27"/>
+              <w:pStyle w:val="TableText"/>
               <w:keepNext w:val="0"/>
               <w:keepLines w:val="0"/>
               <w:pageBreakBefore w:val="0"/>
@@ -1515,7 +1410,7 @@
               <w:bidi w:val="0"/>
               <w:adjustRightInd w:val="0"/>
               <w:snapToGrid w:val="0"/>
-              <w:ind w:left="0" w:leftChars="0" w:right="0" w:rightChars="0" w:firstLine="0" w:firstLineChars="0"/>
+              <w:ind w:left="0" w:right="0" w:firstLine="0" w:leftChars="0" w:rightChars="0" w:firstLineChars="0"/>
               <w:jc w:val="center"/>
               <w:textAlignment w:val="baseline"/>
             </w:pPr>
@@ -1527,7 +1422,7 @@
           </w:tcPr>
           <w:p>
             <w:pPr>
-              <w:pStyle w:val="27"/>
+              <w:pStyle w:val="TableText"/>
               <w:keepNext w:val="0"/>
               <w:keepLines w:val="0"/>
               <w:pageBreakBefore w:val="0"/>
@@ -1540,7 +1435,7 @@
               <w:bidi w:val="0"/>
               <w:adjustRightInd w:val="0"/>
               <w:snapToGrid w:val="0"/>
-              <w:ind w:left="0" w:leftChars="0" w:right="0" w:rightChars="0" w:firstLine="0" w:firstLineChars="0"/>
+              <w:ind w:left="0" w:right="0" w:firstLine="0" w:leftChars="0" w:rightChars="0" w:firstLineChars="0"/>
               <w:jc w:val="center"/>
               <w:textAlignment w:val="baseline"/>
             </w:pPr>
@@ -1571,7 +1466,7 @@
     <w:sdt>
       <w:sdtPr>
         <w:rPr>
-          <w:rFonts w:ascii="宋体" w:hAnsi="宋体" w:eastAsia="宋体" w:cs="Arial"/>
+          <w:rFonts w:ascii="宋体" w:eastAsia="宋体" w:hAnsi="宋体" w:cs="Arial"/>
           <w:snapToGrid w:val="0"/>
           <w:color w:val="000000"/>
           <w:kern w:val="0"/>
@@ -1587,7 +1482,7 @@
       </w:sdtPr>
       <w:sdtEndPr>
         <w:rPr>
-          <w:rFonts w:hint="eastAsia" w:ascii="宋体" w:hAnsi="宋体" w:eastAsia="宋体" w:cs="宋体"/>
+          <w:rFonts w:ascii="宋体" w:eastAsia="宋体" w:hAnsi="宋体" w:cs="宋体" w:hint="eastAsia"/>
           <w:snapToGrid w:val="0"/>
           <w:color w:val="000000"/>
           <w:kern w:val="0"/>
@@ -1612,18 +1507,18 @@
             <w:adjustRightInd w:val="0"/>
             <w:snapToGrid w:val="0"/>
             <w:spacing w:before="0" w:beforeLines="0" w:after="0" w:afterLines="0" w:line="240" w:lineRule="auto"/>
-            <w:ind w:left="0" w:leftChars="0" w:right="0" w:rightChars="0" w:firstLine="0" w:firstLineChars="0"/>
+            <w:ind w:left="0" w:right="0" w:firstLine="0" w:leftChars="0" w:rightChars="0" w:firstLineChars="0"/>
             <w:jc w:val="center"/>
             <w:textAlignment w:val="baseline"/>
             <w:rPr>
-              <w:rFonts w:hint="eastAsia" w:ascii="宋体" w:hAnsi="宋体" w:eastAsia="宋体" w:cs="宋体"/>
+              <w:rFonts w:ascii="宋体" w:eastAsia="宋体" w:hAnsi="宋体" w:cs="宋体" w:hint="eastAsia"/>
               <w:sz w:val="24"/>
               <w:szCs w:val="24"/>
             </w:rPr>
           </w:pPr>
           <w:r>
             <w:rPr>
-              <w:rFonts w:hint="eastAsia" w:ascii="宋体" w:hAnsi="宋体" w:eastAsia="宋体" w:cs="宋体"/>
+              <w:rFonts w:ascii="宋体" w:eastAsia="宋体" w:hAnsi="宋体" w:cs="宋体" w:hint="eastAsia"/>
               <w:sz w:val="24"/>
               <w:szCs w:val="24"/>
             </w:rPr>
@@ -1632,14 +1527,14 @@
         </w:p>
         <w:p>
           <w:pPr>
-            <w:pStyle w:val="16"/>
+            <w:pStyle w:val="TOC1"/>
             <w:tabs>
               <w:tab w:val="right" w:leader="dot" w:pos="8306"/>
             </w:tabs>
           </w:pPr>
           <w:r>
             <w:rPr>
-              <w:rFonts w:hint="eastAsia" w:ascii="宋体" w:hAnsi="宋体" w:eastAsia="宋体" w:cs="宋体"/>
+              <w:rFonts w:ascii="宋体" w:eastAsia="宋体" w:hAnsi="宋体" w:cs="宋体" w:hint="eastAsia"/>
               <w:sz w:val="24"/>
               <w:szCs w:val="24"/>
             </w:rPr>
@@ -1647,7 +1542,7 @@
           </w:r>
           <w:r>
             <w:rPr>
-              <w:rFonts w:hint="eastAsia" w:ascii="宋体" w:hAnsi="宋体" w:eastAsia="宋体" w:cs="宋体"/>
+              <w:rFonts w:ascii="宋体" w:eastAsia="宋体" w:hAnsi="宋体" w:cs="宋体" w:hint="eastAsia"/>
               <w:sz w:val="24"/>
               <w:szCs w:val="24"/>
             </w:rPr>
@@ -1655,7 +1550,7 @@
           </w:r>
           <w:r>
             <w:rPr>
-              <w:rFonts w:hint="eastAsia" w:ascii="宋体" w:hAnsi="宋体" w:eastAsia="宋体" w:cs="宋体"/>
+              <w:rFonts w:ascii="宋体" w:eastAsia="宋体" w:hAnsi="宋体" w:cs="宋体" w:hint="eastAsia"/>
               <w:sz w:val="24"/>
               <w:szCs w:val="24"/>
             </w:rPr>
@@ -1663,21 +1558,21 @@
           </w:r>
           <w:r>
             <w:rPr>
-              <w:rFonts w:hint="eastAsia" w:ascii="宋体" w:hAnsi="宋体" w:eastAsia="宋体" w:cs="宋体"/>
+              <w:rFonts w:ascii="宋体" w:eastAsia="宋体" w:hAnsi="宋体" w:cs="宋体" w:hint="eastAsia"/>
               <w:szCs w:val="24"/>
             </w:rPr>
             <w:fldChar w:fldCharType="begin"/>
           </w:r>
           <w:r>
             <w:rPr>
-              <w:rFonts w:hint="eastAsia" w:ascii="宋体" w:hAnsi="宋体" w:eastAsia="宋体" w:cs="宋体"/>
+              <w:rFonts w:ascii="宋体" w:eastAsia="宋体" w:hAnsi="宋体" w:cs="宋体" w:hint="eastAsia"/>
               <w:szCs w:val="24"/>
             </w:rPr>
             <w:instrText xml:space="preserve"> HYPERLINK \l _Toc18006 </w:instrText>
           </w:r>
           <w:r>
             <w:rPr>
-              <w:rFonts w:hint="eastAsia" w:ascii="宋体" w:hAnsi="宋体" w:eastAsia="宋体" w:cs="宋体"/>
+              <w:rFonts w:ascii="宋体" w:eastAsia="宋体" w:hAnsi="宋体" w:cs="宋体" w:hint="eastAsia"/>
               <w:szCs w:val="24"/>
             </w:rPr>
             <w:fldChar w:fldCharType="separate"/>
@@ -1709,7 +1604,7 @@
           </w:r>
           <w:r>
             <w:rPr>
-              <w:rFonts w:hint="eastAsia" w:ascii="宋体" w:hAnsi="宋体" w:eastAsia="宋体" w:cs="宋体"/>
+              <w:rFonts w:ascii="宋体" w:eastAsia="宋体" w:hAnsi="宋体" w:cs="宋体" w:hint="eastAsia"/>
               <w:szCs w:val="24"/>
             </w:rPr>
             <w:fldChar w:fldCharType="end"/>
@@ -1717,28 +1612,28 @@
         </w:p>
         <w:p>
           <w:pPr>
-            <w:pStyle w:val="16"/>
+            <w:pStyle w:val="TOC1"/>
             <w:tabs>
               <w:tab w:val="right" w:leader="dot" w:pos="8306"/>
             </w:tabs>
           </w:pPr>
           <w:r>
             <w:rPr>
-              <w:rFonts w:hint="eastAsia" w:ascii="宋体" w:hAnsi="宋体" w:eastAsia="宋体" w:cs="宋体"/>
+              <w:rFonts w:ascii="宋体" w:eastAsia="宋体" w:hAnsi="宋体" w:cs="宋体" w:hint="eastAsia"/>
               <w:szCs w:val="24"/>
             </w:rPr>
             <w:fldChar w:fldCharType="begin"/>
           </w:r>
           <w:r>
             <w:rPr>
-              <w:rFonts w:hint="eastAsia" w:ascii="宋体" w:hAnsi="宋体" w:eastAsia="宋体" w:cs="宋体"/>
+              <w:rFonts w:ascii="宋体" w:eastAsia="宋体" w:hAnsi="宋体" w:cs="宋体" w:hint="eastAsia"/>
               <w:szCs w:val="24"/>
             </w:rPr>
             <w:instrText xml:space="preserve"> HYPERLINK \l _Toc27144 </w:instrText>
           </w:r>
           <w:r>
             <w:rPr>
-              <w:rFonts w:hint="eastAsia" w:ascii="宋体" w:hAnsi="宋体" w:eastAsia="宋体" w:cs="宋体"/>
+              <w:rFonts w:ascii="宋体" w:eastAsia="宋体" w:hAnsi="宋体" w:cs="宋体" w:hint="eastAsia"/>
               <w:szCs w:val="24"/>
             </w:rPr>
             <w:fldChar w:fldCharType="separate"/>
@@ -1770,7 +1665,7 @@
           </w:r>
           <w:r>
             <w:rPr>
-              <w:rFonts w:hint="eastAsia" w:ascii="宋体" w:hAnsi="宋体" w:eastAsia="宋体" w:cs="宋体"/>
+              <w:rFonts w:ascii="宋体" w:eastAsia="宋体" w:hAnsi="宋体" w:cs="宋体" w:hint="eastAsia"/>
               <w:szCs w:val="24"/>
             </w:rPr>
             <w:fldChar w:fldCharType="end"/>
@@ -1778,28 +1673,28 @@
         </w:p>
         <w:p>
           <w:pPr>
-            <w:pStyle w:val="16"/>
+            <w:pStyle w:val="TOC1"/>
             <w:tabs>
               <w:tab w:val="right" w:leader="dot" w:pos="8306"/>
             </w:tabs>
           </w:pPr>
           <w:r>
             <w:rPr>
-              <w:rFonts w:hint="eastAsia" w:ascii="宋体" w:hAnsi="宋体" w:eastAsia="宋体" w:cs="宋体"/>
+              <w:rFonts w:ascii="宋体" w:eastAsia="宋体" w:hAnsi="宋体" w:cs="宋体" w:hint="eastAsia"/>
               <w:szCs w:val="24"/>
             </w:rPr>
             <w:fldChar w:fldCharType="begin"/>
           </w:r>
           <w:r>
             <w:rPr>
-              <w:rFonts w:hint="eastAsia" w:ascii="宋体" w:hAnsi="宋体" w:eastAsia="宋体" w:cs="宋体"/>
+              <w:rFonts w:ascii="宋体" w:eastAsia="宋体" w:hAnsi="宋体" w:cs="宋体" w:hint="eastAsia"/>
               <w:szCs w:val="24"/>
             </w:rPr>
             <w:instrText xml:space="preserve"> HYPERLINK \l _Toc10791 </w:instrText>
           </w:r>
           <w:r>
             <w:rPr>
-              <w:rFonts w:hint="eastAsia" w:ascii="宋体" w:hAnsi="宋体" w:eastAsia="宋体" w:cs="宋体"/>
+              <w:rFonts w:ascii="宋体" w:eastAsia="宋体" w:hAnsi="宋体" w:cs="宋体" w:hint="eastAsia"/>
               <w:szCs w:val="24"/>
             </w:rPr>
             <w:fldChar w:fldCharType="separate"/>
@@ -1837,7 +1732,7 @@
           </w:r>
           <w:r>
             <w:rPr>
-              <w:rFonts w:hint="eastAsia" w:ascii="宋体" w:hAnsi="宋体" w:eastAsia="宋体" w:cs="宋体"/>
+              <w:rFonts w:ascii="宋体" w:eastAsia="宋体" w:hAnsi="宋体" w:cs="宋体" w:hint="eastAsia"/>
               <w:szCs w:val="24"/>
             </w:rPr>
             <w:fldChar w:fldCharType="end"/>
@@ -1845,28 +1740,28 @@
         </w:p>
         <w:p>
           <w:pPr>
-            <w:pStyle w:val="17"/>
+            <w:pStyle w:val="TOC2"/>
             <w:tabs>
               <w:tab w:val="right" w:leader="dot" w:pos="8306"/>
             </w:tabs>
           </w:pPr>
           <w:r>
             <w:rPr>
-              <w:rFonts w:hint="eastAsia" w:ascii="宋体" w:hAnsi="宋体" w:eastAsia="宋体" w:cs="宋体"/>
+              <w:rFonts w:ascii="宋体" w:eastAsia="宋体" w:hAnsi="宋体" w:cs="宋体" w:hint="eastAsia"/>
               <w:szCs w:val="24"/>
             </w:rPr>
             <w:fldChar w:fldCharType="begin"/>
           </w:r>
           <w:r>
             <w:rPr>
-              <w:rFonts w:hint="eastAsia" w:ascii="宋体" w:hAnsi="宋体" w:eastAsia="宋体" w:cs="宋体"/>
+              <w:rFonts w:ascii="宋体" w:eastAsia="宋体" w:hAnsi="宋体" w:cs="宋体" w:hint="eastAsia"/>
               <w:szCs w:val="24"/>
             </w:rPr>
             <w:instrText xml:space="preserve"> HYPERLINK \l _Toc4376 </w:instrText>
           </w:r>
           <w:r>
             <w:rPr>
-              <w:rFonts w:hint="eastAsia" w:ascii="宋体" w:hAnsi="宋体" w:eastAsia="宋体" w:cs="宋体"/>
+              <w:rFonts w:ascii="宋体" w:eastAsia="宋体" w:hAnsi="宋体" w:cs="宋体" w:hint="eastAsia"/>
               <w:szCs w:val="24"/>
             </w:rPr>
             <w:fldChar w:fldCharType="separate"/>
@@ -1905,7 +1800,7 @@
           </w:r>
           <w:r>
             <w:rPr>
-              <w:rFonts w:hint="eastAsia" w:ascii="宋体" w:hAnsi="宋体" w:eastAsia="宋体" w:cs="宋体"/>
+              <w:rFonts w:ascii="宋体" w:eastAsia="宋体" w:hAnsi="宋体" w:cs="宋体" w:hint="eastAsia"/>
               <w:szCs w:val="24"/>
             </w:rPr>
             <w:fldChar w:fldCharType="end"/>
@@ -1913,28 +1808,28 @@
         </w:p>
         <w:p>
           <w:pPr>
-            <w:pStyle w:val="17"/>
+            <w:pStyle w:val="TOC2"/>
             <w:tabs>
               <w:tab w:val="right" w:leader="dot" w:pos="8306"/>
             </w:tabs>
           </w:pPr>
           <w:r>
             <w:rPr>
-              <w:rFonts w:hint="eastAsia" w:ascii="宋体" w:hAnsi="宋体" w:eastAsia="宋体" w:cs="宋体"/>
+              <w:rFonts w:ascii="宋体" w:eastAsia="宋体" w:hAnsi="宋体" w:cs="宋体" w:hint="eastAsia"/>
               <w:szCs w:val="24"/>
             </w:rPr>
             <w:fldChar w:fldCharType="begin"/>
           </w:r>
           <w:r>
             <w:rPr>
-              <w:rFonts w:hint="eastAsia" w:ascii="宋体" w:hAnsi="宋体" w:eastAsia="宋体" w:cs="宋体"/>
+              <w:rFonts w:ascii="宋体" w:eastAsia="宋体" w:hAnsi="宋体" w:cs="宋体" w:hint="eastAsia"/>
               <w:szCs w:val="24"/>
             </w:rPr>
             <w:instrText xml:space="preserve"> HYPERLINK \l _Toc11143 </w:instrText>
           </w:r>
           <w:r>
             <w:rPr>
-              <w:rFonts w:hint="eastAsia" w:ascii="宋体" w:hAnsi="宋体" w:eastAsia="宋体" w:cs="宋体"/>
+              <w:rFonts w:ascii="宋体" w:eastAsia="宋体" w:hAnsi="宋体" w:cs="宋体" w:hint="eastAsia"/>
               <w:szCs w:val="24"/>
             </w:rPr>
             <w:fldChar w:fldCharType="separate"/>
@@ -1973,7 +1868,7 @@
           </w:r>
           <w:r>
             <w:rPr>
-              <w:rFonts w:hint="eastAsia" w:ascii="宋体" w:hAnsi="宋体" w:eastAsia="宋体" w:cs="宋体"/>
+              <w:rFonts w:ascii="宋体" w:eastAsia="宋体" w:hAnsi="宋体" w:cs="宋体" w:hint="eastAsia"/>
               <w:szCs w:val="24"/>
             </w:rPr>
             <w:fldChar w:fldCharType="end"/>
@@ -1981,28 +1876,28 @@
         </w:p>
         <w:p>
           <w:pPr>
-            <w:pStyle w:val="17"/>
+            <w:pStyle w:val="TOC2"/>
             <w:tabs>
               <w:tab w:val="right" w:leader="dot" w:pos="8306"/>
             </w:tabs>
           </w:pPr>
           <w:r>
             <w:rPr>
-              <w:rFonts w:hint="eastAsia" w:ascii="宋体" w:hAnsi="宋体" w:eastAsia="宋体" w:cs="宋体"/>
+              <w:rFonts w:ascii="宋体" w:eastAsia="宋体" w:hAnsi="宋体" w:cs="宋体" w:hint="eastAsia"/>
               <w:szCs w:val="24"/>
             </w:rPr>
             <w:fldChar w:fldCharType="begin"/>
           </w:r>
           <w:r>
             <w:rPr>
-              <w:rFonts w:hint="eastAsia" w:ascii="宋体" w:hAnsi="宋体" w:eastAsia="宋体" w:cs="宋体"/>
+              <w:rFonts w:ascii="宋体" w:eastAsia="宋体" w:hAnsi="宋体" w:cs="宋体" w:hint="eastAsia"/>
               <w:szCs w:val="24"/>
             </w:rPr>
             <w:instrText xml:space="preserve"> HYPERLINK \l _Toc24294 </w:instrText>
           </w:r>
           <w:r>
             <w:rPr>
-              <w:rFonts w:hint="eastAsia" w:ascii="宋体" w:hAnsi="宋体" w:eastAsia="宋体" w:cs="宋体"/>
+              <w:rFonts w:ascii="宋体" w:eastAsia="宋体" w:hAnsi="宋体" w:cs="宋体" w:hint="eastAsia"/>
               <w:szCs w:val="24"/>
             </w:rPr>
             <w:fldChar w:fldCharType="separate"/>
@@ -2041,7 +1936,7 @@
           </w:r>
           <w:r>
             <w:rPr>
-              <w:rFonts w:hint="eastAsia" w:ascii="宋体" w:hAnsi="宋体" w:eastAsia="宋体" w:cs="宋体"/>
+              <w:rFonts w:ascii="宋体" w:eastAsia="宋体" w:hAnsi="宋体" w:cs="宋体" w:hint="eastAsia"/>
               <w:szCs w:val="24"/>
             </w:rPr>
             <w:fldChar w:fldCharType="end"/>
@@ -2049,28 +1944,28 @@
         </w:p>
         <w:p>
           <w:pPr>
-            <w:pStyle w:val="17"/>
+            <w:pStyle w:val="TOC2"/>
             <w:tabs>
               <w:tab w:val="right" w:leader="dot" w:pos="8306"/>
             </w:tabs>
           </w:pPr>
           <w:r>
             <w:rPr>
-              <w:rFonts w:hint="eastAsia" w:ascii="宋体" w:hAnsi="宋体" w:eastAsia="宋体" w:cs="宋体"/>
+              <w:rFonts w:ascii="宋体" w:eastAsia="宋体" w:hAnsi="宋体" w:cs="宋体" w:hint="eastAsia"/>
               <w:szCs w:val="24"/>
             </w:rPr>
             <w:fldChar w:fldCharType="begin"/>
           </w:r>
           <w:r>
             <w:rPr>
-              <w:rFonts w:hint="eastAsia" w:ascii="宋体" w:hAnsi="宋体" w:eastAsia="宋体" w:cs="宋体"/>
+              <w:rFonts w:ascii="宋体" w:eastAsia="宋体" w:hAnsi="宋体" w:cs="宋体" w:hint="eastAsia"/>
               <w:szCs w:val="24"/>
             </w:rPr>
             <w:instrText xml:space="preserve"> HYPERLINK \l _Toc11125 </w:instrText>
           </w:r>
           <w:r>
             <w:rPr>
-              <w:rFonts w:hint="eastAsia" w:ascii="宋体" w:hAnsi="宋体" w:eastAsia="宋体" w:cs="宋体"/>
+              <w:rFonts w:ascii="宋体" w:eastAsia="宋体" w:hAnsi="宋体" w:cs="宋体" w:hint="eastAsia"/>
               <w:szCs w:val="24"/>
             </w:rPr>
             <w:fldChar w:fldCharType="separate"/>
@@ -2109,7 +2004,7 @@
           </w:r>
           <w:r>
             <w:rPr>
-              <w:rFonts w:hint="eastAsia" w:ascii="宋体" w:hAnsi="宋体" w:eastAsia="宋体" w:cs="宋体"/>
+              <w:rFonts w:ascii="宋体" w:eastAsia="宋体" w:hAnsi="宋体" w:cs="宋体" w:hint="eastAsia"/>
               <w:szCs w:val="24"/>
             </w:rPr>
             <w:fldChar w:fldCharType="end"/>
@@ -2117,28 +2012,28 @@
         </w:p>
         <w:p>
           <w:pPr>
-            <w:pStyle w:val="13"/>
+            <w:pStyle w:val="TOC3"/>
             <w:tabs>
               <w:tab w:val="right" w:leader="dot" w:pos="8306"/>
             </w:tabs>
           </w:pPr>
           <w:r>
             <w:rPr>
-              <w:rFonts w:hint="eastAsia" w:ascii="宋体" w:hAnsi="宋体" w:eastAsia="宋体" w:cs="宋体"/>
+              <w:rFonts w:ascii="宋体" w:eastAsia="宋体" w:hAnsi="宋体" w:cs="宋体" w:hint="eastAsia"/>
               <w:szCs w:val="24"/>
             </w:rPr>
             <w:fldChar w:fldCharType="begin"/>
           </w:r>
           <w:r>
             <w:rPr>
-              <w:rFonts w:hint="eastAsia" w:ascii="宋体" w:hAnsi="宋体" w:eastAsia="宋体" w:cs="宋体"/>
+              <w:rFonts w:ascii="宋体" w:eastAsia="宋体" w:hAnsi="宋体" w:cs="宋体" w:hint="eastAsia"/>
               <w:szCs w:val="24"/>
             </w:rPr>
             <w:instrText xml:space="preserve"> HYPERLINK \l _Toc1458 </w:instrText>
           </w:r>
           <w:r>
             <w:rPr>
-              <w:rFonts w:hint="eastAsia" w:ascii="宋体" w:hAnsi="宋体" w:eastAsia="宋体" w:cs="宋体"/>
+              <w:rFonts w:ascii="宋体" w:eastAsia="宋体" w:hAnsi="宋体" w:cs="宋体" w:hint="eastAsia"/>
               <w:szCs w:val="24"/>
             </w:rPr>
             <w:fldChar w:fldCharType="separate"/>
@@ -2155,7 +2050,7 @@
               <w:rFonts w:hint="eastAsia"/>
               <w:lang w:val="en-US" w:eastAsia="zh-CN"/>
             </w:rPr>
-            <w:t>运维部部长</w:t>
+            <w:t>运维部经理</w:t>
           </w:r>
           <w:r>
             <w:tab/>
@@ -2177,7 +2072,7 @@
           </w:r>
           <w:r>
             <w:rPr>
-              <w:rFonts w:hint="eastAsia" w:ascii="宋体" w:hAnsi="宋体" w:eastAsia="宋体" w:cs="宋体"/>
+              <w:rFonts w:ascii="宋体" w:eastAsia="宋体" w:hAnsi="宋体" w:cs="宋体" w:hint="eastAsia"/>
               <w:szCs w:val="24"/>
             </w:rPr>
             <w:fldChar w:fldCharType="end"/>
@@ -2185,28 +2080,28 @@
         </w:p>
         <w:p>
           <w:pPr>
-            <w:pStyle w:val="13"/>
+            <w:pStyle w:val="TOC3"/>
             <w:tabs>
               <w:tab w:val="right" w:leader="dot" w:pos="8306"/>
             </w:tabs>
           </w:pPr>
           <w:r>
             <w:rPr>
-              <w:rFonts w:hint="eastAsia" w:ascii="宋体" w:hAnsi="宋体" w:eastAsia="宋体" w:cs="宋体"/>
+              <w:rFonts w:ascii="宋体" w:eastAsia="宋体" w:hAnsi="宋体" w:cs="宋体" w:hint="eastAsia"/>
               <w:szCs w:val="24"/>
             </w:rPr>
             <w:fldChar w:fldCharType="begin"/>
           </w:r>
           <w:r>
             <w:rPr>
-              <w:rFonts w:hint="eastAsia" w:ascii="宋体" w:hAnsi="宋体" w:eastAsia="宋体" w:cs="宋体"/>
+              <w:rFonts w:ascii="宋体" w:eastAsia="宋体" w:hAnsi="宋体" w:cs="宋体" w:hint="eastAsia"/>
               <w:szCs w:val="24"/>
             </w:rPr>
             <w:instrText xml:space="preserve"> HYPERLINK \l _Toc7018 </w:instrText>
           </w:r>
           <w:r>
             <w:rPr>
-              <w:rFonts w:hint="eastAsia" w:ascii="宋体" w:hAnsi="宋体" w:eastAsia="宋体" w:cs="宋体"/>
+              <w:rFonts w:ascii="宋体" w:eastAsia="宋体" w:hAnsi="宋体" w:cs="宋体" w:hint="eastAsia"/>
               <w:szCs w:val="24"/>
             </w:rPr>
             <w:fldChar w:fldCharType="separate"/>
@@ -2245,7 +2140,7 @@
           </w:r>
           <w:r>
             <w:rPr>
-              <w:rFonts w:hint="eastAsia" w:ascii="宋体" w:hAnsi="宋体" w:eastAsia="宋体" w:cs="宋体"/>
+              <w:rFonts w:ascii="宋体" w:eastAsia="宋体" w:hAnsi="宋体" w:cs="宋体" w:hint="eastAsia"/>
               <w:szCs w:val="24"/>
             </w:rPr>
             <w:fldChar w:fldCharType="end"/>
@@ -2253,28 +2148,28 @@
         </w:p>
         <w:p>
           <w:pPr>
-            <w:pStyle w:val="13"/>
+            <w:pStyle w:val="TOC3"/>
             <w:tabs>
               <w:tab w:val="right" w:leader="dot" w:pos="8306"/>
             </w:tabs>
           </w:pPr>
           <w:r>
             <w:rPr>
-              <w:rFonts w:hint="eastAsia" w:ascii="宋体" w:hAnsi="宋体" w:eastAsia="宋体" w:cs="宋体"/>
+              <w:rFonts w:ascii="宋体" w:eastAsia="宋体" w:hAnsi="宋体" w:cs="宋体" w:hint="eastAsia"/>
               <w:szCs w:val="24"/>
             </w:rPr>
             <w:fldChar w:fldCharType="begin"/>
           </w:r>
           <w:r>
             <w:rPr>
-              <w:rFonts w:hint="eastAsia" w:ascii="宋体" w:hAnsi="宋体" w:eastAsia="宋体" w:cs="宋体"/>
+              <w:rFonts w:ascii="宋体" w:eastAsia="宋体" w:hAnsi="宋体" w:cs="宋体" w:hint="eastAsia"/>
               <w:szCs w:val="24"/>
             </w:rPr>
             <w:instrText xml:space="preserve"> HYPERLINK \l _Toc104 </w:instrText>
           </w:r>
           <w:r>
             <w:rPr>
-              <w:rFonts w:hint="eastAsia" w:ascii="宋体" w:hAnsi="宋体" w:eastAsia="宋体" w:cs="宋体"/>
+              <w:rFonts w:ascii="宋体" w:eastAsia="宋体" w:hAnsi="宋体" w:cs="宋体" w:hint="eastAsia"/>
               <w:szCs w:val="24"/>
             </w:rPr>
             <w:fldChar w:fldCharType="separate"/>
@@ -2320,7 +2215,7 @@
           </w:r>
           <w:r>
             <w:rPr>
-              <w:rFonts w:hint="eastAsia" w:ascii="宋体" w:hAnsi="宋体" w:eastAsia="宋体" w:cs="宋体"/>
+              <w:rFonts w:ascii="宋体" w:eastAsia="宋体" w:hAnsi="宋体" w:cs="宋体" w:hint="eastAsia"/>
               <w:szCs w:val="24"/>
             </w:rPr>
             <w:fldChar w:fldCharType="end"/>
@@ -2328,28 +2223,28 @@
         </w:p>
         <w:p>
           <w:pPr>
-            <w:pStyle w:val="16"/>
+            <w:pStyle w:val="TOC1"/>
             <w:tabs>
               <w:tab w:val="right" w:leader="dot" w:pos="8306"/>
             </w:tabs>
           </w:pPr>
           <w:r>
             <w:rPr>
-              <w:rFonts w:hint="eastAsia" w:ascii="宋体" w:hAnsi="宋体" w:eastAsia="宋体" w:cs="宋体"/>
+              <w:rFonts w:ascii="宋体" w:eastAsia="宋体" w:hAnsi="宋体" w:cs="宋体" w:hint="eastAsia"/>
               <w:szCs w:val="24"/>
             </w:rPr>
             <w:fldChar w:fldCharType="begin"/>
           </w:r>
           <w:r>
             <w:rPr>
-              <w:rFonts w:hint="eastAsia" w:ascii="宋体" w:hAnsi="宋体" w:eastAsia="宋体" w:cs="宋体"/>
+              <w:rFonts w:ascii="宋体" w:eastAsia="宋体" w:hAnsi="宋体" w:cs="宋体" w:hint="eastAsia"/>
               <w:szCs w:val="24"/>
             </w:rPr>
             <w:instrText xml:space="preserve"> HYPERLINK \l _Toc25774 </w:instrText>
           </w:r>
           <w:r>
             <w:rPr>
-              <w:rFonts w:hint="eastAsia" w:ascii="宋体" w:hAnsi="宋体" w:eastAsia="宋体" w:cs="宋体"/>
+              <w:rFonts w:ascii="宋体" w:eastAsia="宋体" w:hAnsi="宋体" w:cs="宋体" w:hint="eastAsia"/>
               <w:szCs w:val="24"/>
             </w:rPr>
             <w:fldChar w:fldCharType="separate"/>
@@ -2388,7 +2283,7 @@
           </w:r>
           <w:r>
             <w:rPr>
-              <w:rFonts w:hint="eastAsia" w:ascii="宋体" w:hAnsi="宋体" w:eastAsia="宋体" w:cs="宋体"/>
+              <w:rFonts w:ascii="宋体" w:eastAsia="宋体" w:hAnsi="宋体" w:cs="宋体" w:hint="eastAsia"/>
               <w:szCs w:val="24"/>
             </w:rPr>
             <w:fldChar w:fldCharType="end"/>
@@ -2396,28 +2291,28 @@
         </w:p>
         <w:p>
           <w:pPr>
-            <w:pStyle w:val="16"/>
+            <w:pStyle w:val="TOC1"/>
             <w:tabs>
               <w:tab w:val="right" w:leader="dot" w:pos="8306"/>
             </w:tabs>
           </w:pPr>
           <w:r>
             <w:rPr>
-              <w:rFonts w:hint="eastAsia" w:ascii="宋体" w:hAnsi="宋体" w:eastAsia="宋体" w:cs="宋体"/>
+              <w:rFonts w:ascii="宋体" w:eastAsia="宋体" w:hAnsi="宋体" w:cs="宋体" w:hint="eastAsia"/>
               <w:szCs w:val="24"/>
             </w:rPr>
             <w:fldChar w:fldCharType="begin"/>
           </w:r>
           <w:r>
             <w:rPr>
-              <w:rFonts w:hint="eastAsia" w:ascii="宋体" w:hAnsi="宋体" w:eastAsia="宋体" w:cs="宋体"/>
+              <w:rFonts w:ascii="宋体" w:eastAsia="宋体" w:hAnsi="宋体" w:cs="宋体" w:hint="eastAsia"/>
               <w:szCs w:val="24"/>
             </w:rPr>
             <w:instrText xml:space="preserve"> HYPERLINK \l _Toc11533 </w:instrText>
           </w:r>
           <w:r>
             <w:rPr>
-              <w:rFonts w:hint="eastAsia" w:ascii="宋体" w:hAnsi="宋体" w:eastAsia="宋体" w:cs="宋体"/>
+              <w:rFonts w:ascii="宋体" w:eastAsia="宋体" w:hAnsi="宋体" w:cs="宋体" w:hint="eastAsia"/>
               <w:szCs w:val="24"/>
             </w:rPr>
             <w:fldChar w:fldCharType="separate"/>
@@ -2455,7 +2350,7 @@
           </w:r>
           <w:r>
             <w:rPr>
-              <w:rFonts w:hint="eastAsia" w:ascii="宋体" w:hAnsi="宋体" w:eastAsia="宋体" w:cs="宋体"/>
+              <w:rFonts w:ascii="宋体" w:eastAsia="宋体" w:hAnsi="宋体" w:cs="宋体" w:hint="eastAsia"/>
               <w:szCs w:val="24"/>
             </w:rPr>
             <w:fldChar w:fldCharType="end"/>
@@ -2463,28 +2358,28 @@
         </w:p>
         <w:p>
           <w:pPr>
-            <w:pStyle w:val="17"/>
+            <w:pStyle w:val="TOC2"/>
             <w:tabs>
               <w:tab w:val="right" w:leader="dot" w:pos="8306"/>
             </w:tabs>
           </w:pPr>
           <w:r>
             <w:rPr>
-              <w:rFonts w:hint="eastAsia" w:ascii="宋体" w:hAnsi="宋体" w:eastAsia="宋体" w:cs="宋体"/>
+              <w:rFonts w:ascii="宋体" w:eastAsia="宋体" w:hAnsi="宋体" w:cs="宋体" w:hint="eastAsia"/>
               <w:szCs w:val="24"/>
             </w:rPr>
             <w:fldChar w:fldCharType="begin"/>
           </w:r>
           <w:r>
             <w:rPr>
-              <w:rFonts w:hint="eastAsia" w:ascii="宋体" w:hAnsi="宋体" w:eastAsia="宋体" w:cs="宋体"/>
+              <w:rFonts w:ascii="宋体" w:eastAsia="宋体" w:hAnsi="宋体" w:cs="宋体" w:hint="eastAsia"/>
               <w:szCs w:val="24"/>
             </w:rPr>
             <w:instrText xml:space="preserve"> HYPERLINK \l _Toc10119 </w:instrText>
           </w:r>
           <w:r>
             <w:rPr>
-              <w:rFonts w:hint="eastAsia" w:ascii="宋体" w:hAnsi="宋体" w:eastAsia="宋体" w:cs="宋体"/>
+              <w:rFonts w:ascii="宋体" w:eastAsia="宋体" w:hAnsi="宋体" w:cs="宋体" w:hint="eastAsia"/>
               <w:szCs w:val="24"/>
             </w:rPr>
             <w:fldChar w:fldCharType="separate"/>
@@ -2521,7 +2416,7 @@
           </w:r>
           <w:r>
             <w:rPr>
-              <w:rFonts w:hint="eastAsia" w:ascii="宋体" w:hAnsi="宋体" w:eastAsia="宋体" w:cs="宋体"/>
+              <w:rFonts w:ascii="宋体" w:eastAsia="宋体" w:hAnsi="宋体" w:cs="宋体" w:hint="eastAsia"/>
               <w:szCs w:val="24"/>
             </w:rPr>
             <w:fldChar w:fldCharType="end"/>
@@ -2529,28 +2424,28 @@
         </w:p>
         <w:p>
           <w:pPr>
-            <w:pStyle w:val="17"/>
+            <w:pStyle w:val="TOC2"/>
             <w:tabs>
               <w:tab w:val="right" w:leader="dot" w:pos="8306"/>
             </w:tabs>
           </w:pPr>
           <w:r>
             <w:rPr>
-              <w:rFonts w:hint="eastAsia" w:ascii="宋体" w:hAnsi="宋体" w:eastAsia="宋体" w:cs="宋体"/>
+              <w:rFonts w:ascii="宋体" w:eastAsia="宋体" w:hAnsi="宋体" w:cs="宋体" w:hint="eastAsia"/>
               <w:szCs w:val="24"/>
             </w:rPr>
             <w:fldChar w:fldCharType="begin"/>
           </w:r>
           <w:r>
             <w:rPr>
-              <w:rFonts w:hint="eastAsia" w:ascii="宋体" w:hAnsi="宋体" w:eastAsia="宋体" w:cs="宋体"/>
+              <w:rFonts w:ascii="宋体" w:eastAsia="宋体" w:hAnsi="宋体" w:cs="宋体" w:hint="eastAsia"/>
               <w:szCs w:val="24"/>
             </w:rPr>
             <w:instrText xml:space="preserve"> HYPERLINK \l _Toc25540 </w:instrText>
           </w:r>
           <w:r>
             <w:rPr>
-              <w:rFonts w:hint="eastAsia" w:ascii="宋体" w:hAnsi="宋体" w:eastAsia="宋体" w:cs="宋体"/>
+              <w:rFonts w:ascii="宋体" w:eastAsia="宋体" w:hAnsi="宋体" w:cs="宋体" w:hint="eastAsia"/>
               <w:szCs w:val="24"/>
             </w:rPr>
             <w:fldChar w:fldCharType="separate"/>
@@ -2587,7 +2482,7 @@
           </w:r>
           <w:r>
             <w:rPr>
-              <w:rFonts w:hint="eastAsia" w:ascii="宋体" w:hAnsi="宋体" w:eastAsia="宋体" w:cs="宋体"/>
+              <w:rFonts w:ascii="宋体" w:eastAsia="宋体" w:hAnsi="宋体" w:cs="宋体" w:hint="eastAsia"/>
               <w:szCs w:val="24"/>
             </w:rPr>
             <w:fldChar w:fldCharType="end"/>
@@ -2595,28 +2490,28 @@
         </w:p>
         <w:p>
           <w:pPr>
-            <w:pStyle w:val="17"/>
+            <w:pStyle w:val="TOC2"/>
             <w:tabs>
               <w:tab w:val="right" w:leader="dot" w:pos="8306"/>
             </w:tabs>
           </w:pPr>
           <w:r>
             <w:rPr>
-              <w:rFonts w:hint="eastAsia" w:ascii="宋体" w:hAnsi="宋体" w:eastAsia="宋体" w:cs="宋体"/>
+              <w:rFonts w:ascii="宋体" w:eastAsia="宋体" w:hAnsi="宋体" w:cs="宋体" w:hint="eastAsia"/>
               <w:szCs w:val="24"/>
             </w:rPr>
             <w:fldChar w:fldCharType="begin"/>
           </w:r>
           <w:r>
             <w:rPr>
-              <w:rFonts w:hint="eastAsia" w:ascii="宋体" w:hAnsi="宋体" w:eastAsia="宋体" w:cs="宋体"/>
+              <w:rFonts w:ascii="宋体" w:eastAsia="宋体" w:hAnsi="宋体" w:cs="宋体" w:hint="eastAsia"/>
               <w:szCs w:val="24"/>
             </w:rPr>
             <w:instrText xml:space="preserve"> HYPERLINK \l _Toc30908 </w:instrText>
           </w:r>
           <w:r>
             <w:rPr>
-              <w:rFonts w:hint="eastAsia" w:ascii="宋体" w:hAnsi="宋体" w:eastAsia="宋体" w:cs="宋体"/>
+              <w:rFonts w:ascii="宋体" w:eastAsia="宋体" w:hAnsi="宋体" w:cs="宋体" w:hint="eastAsia"/>
               <w:szCs w:val="24"/>
             </w:rPr>
             <w:fldChar w:fldCharType="separate"/>
@@ -2653,7 +2548,7 @@
           </w:r>
           <w:r>
             <w:rPr>
-              <w:rFonts w:hint="eastAsia" w:ascii="宋体" w:hAnsi="宋体" w:eastAsia="宋体" w:cs="宋体"/>
+              <w:rFonts w:ascii="宋体" w:eastAsia="宋体" w:hAnsi="宋体" w:cs="宋体" w:hint="eastAsia"/>
               <w:szCs w:val="24"/>
             </w:rPr>
             <w:fldChar w:fldCharType="end"/>
@@ -2661,28 +2556,28 @@
         </w:p>
         <w:p>
           <w:pPr>
-            <w:pStyle w:val="17"/>
+            <w:pStyle w:val="TOC2"/>
             <w:tabs>
               <w:tab w:val="right" w:leader="dot" w:pos="8306"/>
             </w:tabs>
           </w:pPr>
           <w:r>
             <w:rPr>
-              <w:rFonts w:hint="eastAsia" w:ascii="宋体" w:hAnsi="宋体" w:eastAsia="宋体" w:cs="宋体"/>
+              <w:rFonts w:ascii="宋体" w:eastAsia="宋体" w:hAnsi="宋体" w:cs="宋体" w:hint="eastAsia"/>
               <w:szCs w:val="24"/>
             </w:rPr>
             <w:fldChar w:fldCharType="begin"/>
           </w:r>
           <w:r>
             <w:rPr>
-              <w:rFonts w:hint="eastAsia" w:ascii="宋体" w:hAnsi="宋体" w:eastAsia="宋体" w:cs="宋体"/>
+              <w:rFonts w:ascii="宋体" w:eastAsia="宋体" w:hAnsi="宋体" w:cs="宋体" w:hint="eastAsia"/>
               <w:szCs w:val="24"/>
             </w:rPr>
             <w:instrText xml:space="preserve"> HYPERLINK \l _Toc14012 </w:instrText>
           </w:r>
           <w:r>
             <w:rPr>
-              <w:rFonts w:hint="eastAsia" w:ascii="宋体" w:hAnsi="宋体" w:eastAsia="宋体" w:cs="宋体"/>
+              <w:rFonts w:ascii="宋体" w:eastAsia="宋体" w:hAnsi="宋体" w:cs="宋体" w:hint="eastAsia"/>
               <w:szCs w:val="24"/>
             </w:rPr>
             <w:fldChar w:fldCharType="separate"/>
@@ -2719,7 +2614,7 @@
           </w:r>
           <w:r>
             <w:rPr>
-              <w:rFonts w:hint="eastAsia" w:ascii="宋体" w:hAnsi="宋体" w:eastAsia="宋体" w:cs="宋体"/>
+              <w:rFonts w:ascii="宋体" w:eastAsia="宋体" w:hAnsi="宋体" w:cs="宋体" w:hint="eastAsia"/>
               <w:szCs w:val="24"/>
             </w:rPr>
             <w:fldChar w:fldCharType="end"/>
@@ -2727,28 +2622,28 @@
         </w:p>
         <w:p>
           <w:pPr>
-            <w:pStyle w:val="17"/>
+            <w:pStyle w:val="TOC2"/>
             <w:tabs>
               <w:tab w:val="right" w:leader="dot" w:pos="8306"/>
             </w:tabs>
           </w:pPr>
           <w:r>
             <w:rPr>
-              <w:rFonts w:hint="eastAsia" w:ascii="宋体" w:hAnsi="宋体" w:eastAsia="宋体" w:cs="宋体"/>
+              <w:rFonts w:ascii="宋体" w:eastAsia="宋体" w:hAnsi="宋体" w:cs="宋体" w:hint="eastAsia"/>
               <w:szCs w:val="24"/>
             </w:rPr>
             <w:fldChar w:fldCharType="begin"/>
           </w:r>
           <w:r>
             <w:rPr>
-              <w:rFonts w:hint="eastAsia" w:ascii="宋体" w:hAnsi="宋体" w:eastAsia="宋体" w:cs="宋体"/>
+              <w:rFonts w:ascii="宋体" w:eastAsia="宋体" w:hAnsi="宋体" w:cs="宋体" w:hint="eastAsia"/>
               <w:szCs w:val="24"/>
             </w:rPr>
             <w:instrText xml:space="preserve"> HYPERLINK \l _Toc14391 </w:instrText>
           </w:r>
           <w:r>
             <w:rPr>
-              <w:rFonts w:hint="eastAsia" w:ascii="宋体" w:hAnsi="宋体" w:eastAsia="宋体" w:cs="宋体"/>
+              <w:rFonts w:ascii="宋体" w:eastAsia="宋体" w:hAnsi="宋体" w:cs="宋体" w:hint="eastAsia"/>
               <w:szCs w:val="24"/>
             </w:rPr>
             <w:fldChar w:fldCharType="separate"/>
@@ -2785,7 +2680,7 @@
           </w:r>
           <w:r>
             <w:rPr>
-              <w:rFonts w:hint="eastAsia" w:ascii="宋体" w:hAnsi="宋体" w:eastAsia="宋体" w:cs="宋体"/>
+              <w:rFonts w:ascii="宋体" w:eastAsia="宋体" w:hAnsi="宋体" w:cs="宋体" w:hint="eastAsia"/>
               <w:szCs w:val="24"/>
             </w:rPr>
             <w:fldChar w:fldCharType="end"/>
@@ -2793,28 +2688,28 @@
         </w:p>
         <w:p>
           <w:pPr>
-            <w:pStyle w:val="16"/>
+            <w:pStyle w:val="TOC1"/>
             <w:tabs>
               <w:tab w:val="right" w:leader="dot" w:pos="8306"/>
             </w:tabs>
           </w:pPr>
           <w:r>
             <w:rPr>
-              <w:rFonts w:hint="eastAsia" w:ascii="宋体" w:hAnsi="宋体" w:eastAsia="宋体" w:cs="宋体"/>
+              <w:rFonts w:ascii="宋体" w:eastAsia="宋体" w:hAnsi="宋体" w:cs="宋体" w:hint="eastAsia"/>
               <w:szCs w:val="24"/>
             </w:rPr>
             <w:fldChar w:fldCharType="begin"/>
           </w:r>
           <w:r>
             <w:rPr>
-              <w:rFonts w:hint="eastAsia" w:ascii="宋体" w:hAnsi="宋体" w:eastAsia="宋体" w:cs="宋体"/>
+              <w:rFonts w:ascii="宋体" w:eastAsia="宋体" w:hAnsi="宋体" w:cs="宋体" w:hint="eastAsia"/>
               <w:szCs w:val="24"/>
             </w:rPr>
             <w:instrText xml:space="preserve"> HYPERLINK \l _Toc10946 </w:instrText>
           </w:r>
           <w:r>
             <w:rPr>
-              <w:rFonts w:hint="eastAsia" w:ascii="宋体" w:hAnsi="宋体" w:eastAsia="宋体" w:cs="宋体"/>
+              <w:rFonts w:ascii="宋体" w:eastAsia="宋体" w:hAnsi="宋体" w:cs="宋体" w:hint="eastAsia"/>
               <w:szCs w:val="24"/>
             </w:rPr>
             <w:fldChar w:fldCharType="separate"/>
@@ -2853,7 +2748,7 @@
           </w:r>
           <w:r>
             <w:rPr>
-              <w:rFonts w:hint="eastAsia" w:ascii="宋体" w:hAnsi="宋体" w:eastAsia="宋体" w:cs="宋体"/>
+              <w:rFonts w:ascii="宋体" w:eastAsia="宋体" w:hAnsi="宋体" w:cs="宋体" w:hint="eastAsia"/>
               <w:szCs w:val="24"/>
             </w:rPr>
             <w:fldChar w:fldCharType="end"/>
@@ -2861,28 +2756,28 @@
         </w:p>
         <w:p>
           <w:pPr>
-            <w:pStyle w:val="17"/>
+            <w:pStyle w:val="TOC2"/>
             <w:tabs>
               <w:tab w:val="right" w:leader="dot" w:pos="8306"/>
             </w:tabs>
           </w:pPr>
           <w:r>
             <w:rPr>
-              <w:rFonts w:hint="eastAsia" w:ascii="宋体" w:hAnsi="宋体" w:eastAsia="宋体" w:cs="宋体"/>
+              <w:rFonts w:ascii="宋体" w:eastAsia="宋体" w:hAnsi="宋体" w:cs="宋体" w:hint="eastAsia"/>
               <w:szCs w:val="24"/>
             </w:rPr>
             <w:fldChar w:fldCharType="begin"/>
           </w:r>
           <w:r>
             <w:rPr>
-              <w:rFonts w:hint="eastAsia" w:ascii="宋体" w:hAnsi="宋体" w:eastAsia="宋体" w:cs="宋体"/>
+              <w:rFonts w:ascii="宋体" w:eastAsia="宋体" w:hAnsi="宋体" w:cs="宋体" w:hint="eastAsia"/>
               <w:szCs w:val="24"/>
             </w:rPr>
             <w:instrText xml:space="preserve"> HYPERLINK \l _Toc12762 </w:instrText>
           </w:r>
           <w:r>
             <w:rPr>
-              <w:rFonts w:hint="eastAsia" w:ascii="宋体" w:hAnsi="宋体" w:eastAsia="宋体" w:cs="宋体"/>
+              <w:rFonts w:ascii="宋体" w:eastAsia="宋体" w:hAnsi="宋体" w:cs="宋体" w:hint="eastAsia"/>
               <w:szCs w:val="24"/>
             </w:rPr>
             <w:fldChar w:fldCharType="separate"/>
@@ -2914,7 +2809,7 @@
           </w:r>
           <w:r>
             <w:rPr>
-              <w:rFonts w:hint="eastAsia" w:ascii="宋体" w:hAnsi="宋体" w:eastAsia="宋体" w:cs="宋体"/>
+              <w:rFonts w:ascii="宋体" w:eastAsia="宋体" w:hAnsi="宋体" w:cs="宋体" w:hint="eastAsia"/>
               <w:szCs w:val="24"/>
             </w:rPr>
             <w:fldChar w:fldCharType="end"/>
@@ -2922,28 +2817,28 @@
         </w:p>
         <w:p>
           <w:pPr>
-            <w:pStyle w:val="13"/>
+            <w:pStyle w:val="TOC3"/>
             <w:tabs>
               <w:tab w:val="right" w:leader="dot" w:pos="8306"/>
             </w:tabs>
           </w:pPr>
           <w:r>
             <w:rPr>
-              <w:rFonts w:hint="eastAsia" w:ascii="宋体" w:hAnsi="宋体" w:eastAsia="宋体" w:cs="宋体"/>
+              <w:rFonts w:ascii="宋体" w:eastAsia="宋体" w:hAnsi="宋体" w:cs="宋体" w:hint="eastAsia"/>
               <w:szCs w:val="24"/>
             </w:rPr>
             <w:fldChar w:fldCharType="begin"/>
           </w:r>
           <w:r>
             <w:rPr>
-              <w:rFonts w:hint="eastAsia" w:ascii="宋体" w:hAnsi="宋体" w:eastAsia="宋体" w:cs="宋体"/>
+              <w:rFonts w:ascii="宋体" w:eastAsia="宋体" w:hAnsi="宋体" w:cs="宋体" w:hint="eastAsia"/>
               <w:szCs w:val="24"/>
             </w:rPr>
             <w:instrText xml:space="preserve"> HYPERLINK \l _Toc30042 </w:instrText>
           </w:r>
           <w:r>
             <w:rPr>
-              <w:rFonts w:hint="eastAsia" w:ascii="宋体" w:hAnsi="宋体" w:eastAsia="宋体" w:cs="宋体"/>
+              <w:rFonts w:ascii="宋体" w:eastAsia="宋体" w:hAnsi="宋体" w:cs="宋体" w:hint="eastAsia"/>
               <w:szCs w:val="24"/>
             </w:rPr>
             <w:fldChar w:fldCharType="separate"/>
@@ -2975,7 +2870,7 @@
           </w:r>
           <w:r>
             <w:rPr>
-              <w:rFonts w:hint="eastAsia" w:ascii="宋体" w:hAnsi="宋体" w:eastAsia="宋体" w:cs="宋体"/>
+              <w:rFonts w:ascii="宋体" w:eastAsia="宋体" w:hAnsi="宋体" w:cs="宋体" w:hint="eastAsia"/>
               <w:szCs w:val="24"/>
             </w:rPr>
             <w:fldChar w:fldCharType="end"/>
@@ -2983,28 +2878,28 @@
         </w:p>
         <w:p>
           <w:pPr>
-            <w:pStyle w:val="13"/>
+            <w:pStyle w:val="TOC3"/>
             <w:tabs>
               <w:tab w:val="right" w:leader="dot" w:pos="8306"/>
             </w:tabs>
           </w:pPr>
           <w:r>
             <w:rPr>
-              <w:rFonts w:hint="eastAsia" w:ascii="宋体" w:hAnsi="宋体" w:eastAsia="宋体" w:cs="宋体"/>
+              <w:rFonts w:ascii="宋体" w:eastAsia="宋体" w:hAnsi="宋体" w:cs="宋体" w:hint="eastAsia"/>
               <w:szCs w:val="24"/>
             </w:rPr>
             <w:fldChar w:fldCharType="begin"/>
           </w:r>
           <w:r>
             <w:rPr>
-              <w:rFonts w:hint="eastAsia" w:ascii="宋体" w:hAnsi="宋体" w:eastAsia="宋体" w:cs="宋体"/>
+              <w:rFonts w:ascii="宋体" w:eastAsia="宋体" w:hAnsi="宋体" w:cs="宋体" w:hint="eastAsia"/>
               <w:szCs w:val="24"/>
             </w:rPr>
             <w:instrText xml:space="preserve"> HYPERLINK \l _Toc438 </w:instrText>
           </w:r>
           <w:r>
             <w:rPr>
-              <w:rFonts w:hint="eastAsia" w:ascii="宋体" w:hAnsi="宋体" w:eastAsia="宋体" w:cs="宋体"/>
+              <w:rFonts w:ascii="宋体" w:eastAsia="宋体" w:hAnsi="宋体" w:cs="宋体" w:hint="eastAsia"/>
               <w:szCs w:val="24"/>
             </w:rPr>
             <w:fldChar w:fldCharType="separate"/>
@@ -3036,7 +2931,7 @@
           </w:r>
           <w:r>
             <w:rPr>
-              <w:rFonts w:hint="eastAsia" w:ascii="宋体" w:hAnsi="宋体" w:eastAsia="宋体" w:cs="宋体"/>
+              <w:rFonts w:ascii="宋体" w:eastAsia="宋体" w:hAnsi="宋体" w:cs="宋体" w:hint="eastAsia"/>
               <w:szCs w:val="24"/>
             </w:rPr>
             <w:fldChar w:fldCharType="end"/>
@@ -3044,28 +2939,28 @@
         </w:p>
         <w:p>
           <w:pPr>
-            <w:pStyle w:val="13"/>
+            <w:pStyle w:val="TOC3"/>
             <w:tabs>
               <w:tab w:val="right" w:leader="dot" w:pos="8306"/>
             </w:tabs>
           </w:pPr>
           <w:r>
             <w:rPr>
-              <w:rFonts w:hint="eastAsia" w:ascii="宋体" w:hAnsi="宋体" w:eastAsia="宋体" w:cs="宋体"/>
+              <w:rFonts w:ascii="宋体" w:eastAsia="宋体" w:hAnsi="宋体" w:cs="宋体" w:hint="eastAsia"/>
               <w:szCs w:val="24"/>
             </w:rPr>
             <w:fldChar w:fldCharType="begin"/>
           </w:r>
           <w:r>
             <w:rPr>
-              <w:rFonts w:hint="eastAsia" w:ascii="宋体" w:hAnsi="宋体" w:eastAsia="宋体" w:cs="宋体"/>
+              <w:rFonts w:ascii="宋体" w:eastAsia="宋体" w:hAnsi="宋体" w:cs="宋体" w:hint="eastAsia"/>
               <w:szCs w:val="24"/>
             </w:rPr>
             <w:instrText xml:space="preserve"> HYPERLINK \l _Toc29820 </w:instrText>
           </w:r>
           <w:r>
             <w:rPr>
-              <w:rFonts w:hint="eastAsia" w:ascii="宋体" w:hAnsi="宋体" w:eastAsia="宋体" w:cs="宋体"/>
+              <w:rFonts w:ascii="宋体" w:eastAsia="宋体" w:hAnsi="宋体" w:cs="宋体" w:hint="eastAsia"/>
               <w:szCs w:val="24"/>
             </w:rPr>
             <w:fldChar w:fldCharType="separate"/>
@@ -3097,7 +2992,7 @@
           </w:r>
           <w:r>
             <w:rPr>
-              <w:rFonts w:hint="eastAsia" w:ascii="宋体" w:hAnsi="宋体" w:eastAsia="宋体" w:cs="宋体"/>
+              <w:rFonts w:ascii="宋体" w:eastAsia="宋体" w:hAnsi="宋体" w:cs="宋体" w:hint="eastAsia"/>
               <w:szCs w:val="24"/>
             </w:rPr>
             <w:fldChar w:fldCharType="end"/>
@@ -3105,28 +3000,28 @@
         </w:p>
         <w:p>
           <w:pPr>
-            <w:pStyle w:val="17"/>
+            <w:pStyle w:val="TOC2"/>
             <w:tabs>
               <w:tab w:val="right" w:leader="dot" w:pos="8306"/>
             </w:tabs>
           </w:pPr>
           <w:r>
             <w:rPr>
-              <w:rFonts w:hint="eastAsia" w:ascii="宋体" w:hAnsi="宋体" w:eastAsia="宋体" w:cs="宋体"/>
+              <w:rFonts w:ascii="宋体" w:eastAsia="宋体" w:hAnsi="宋体" w:cs="宋体" w:hint="eastAsia"/>
               <w:szCs w:val="24"/>
             </w:rPr>
             <w:fldChar w:fldCharType="begin"/>
           </w:r>
           <w:r>
             <w:rPr>
-              <w:rFonts w:hint="eastAsia" w:ascii="宋体" w:hAnsi="宋体" w:eastAsia="宋体" w:cs="宋体"/>
+              <w:rFonts w:ascii="宋体" w:eastAsia="宋体" w:hAnsi="宋体" w:cs="宋体" w:hint="eastAsia"/>
               <w:szCs w:val="24"/>
             </w:rPr>
             <w:instrText xml:space="preserve"> HYPERLINK \l _Toc16203 </w:instrText>
           </w:r>
           <w:r>
             <w:rPr>
-              <w:rFonts w:hint="eastAsia" w:ascii="宋体" w:hAnsi="宋体" w:eastAsia="宋体" w:cs="宋体"/>
+              <w:rFonts w:ascii="宋体" w:eastAsia="宋体" w:hAnsi="宋体" w:cs="宋体" w:hint="eastAsia"/>
               <w:szCs w:val="24"/>
             </w:rPr>
             <w:fldChar w:fldCharType="separate"/>
@@ -3158,7 +3053,7 @@
           </w:r>
           <w:r>
             <w:rPr>
-              <w:rFonts w:hint="eastAsia" w:ascii="宋体" w:hAnsi="宋体" w:eastAsia="宋体" w:cs="宋体"/>
+              <w:rFonts w:ascii="宋体" w:eastAsia="宋体" w:hAnsi="宋体" w:cs="宋体" w:hint="eastAsia"/>
               <w:szCs w:val="24"/>
             </w:rPr>
             <w:fldChar w:fldCharType="end"/>
@@ -3166,28 +3061,28 @@
         </w:p>
         <w:p>
           <w:pPr>
-            <w:pStyle w:val="13"/>
+            <w:pStyle w:val="TOC3"/>
             <w:tabs>
               <w:tab w:val="right" w:leader="dot" w:pos="8306"/>
             </w:tabs>
           </w:pPr>
           <w:r>
             <w:rPr>
-              <w:rFonts w:hint="eastAsia" w:ascii="宋体" w:hAnsi="宋体" w:eastAsia="宋体" w:cs="宋体"/>
+              <w:rFonts w:ascii="宋体" w:eastAsia="宋体" w:hAnsi="宋体" w:cs="宋体" w:hint="eastAsia"/>
               <w:szCs w:val="24"/>
             </w:rPr>
             <w:fldChar w:fldCharType="begin"/>
           </w:r>
           <w:r>
             <w:rPr>
-              <w:rFonts w:hint="eastAsia" w:ascii="宋体" w:hAnsi="宋体" w:eastAsia="宋体" w:cs="宋体"/>
+              <w:rFonts w:ascii="宋体" w:eastAsia="宋体" w:hAnsi="宋体" w:cs="宋体" w:hint="eastAsia"/>
               <w:szCs w:val="24"/>
             </w:rPr>
             <w:instrText xml:space="preserve"> HYPERLINK \l _Toc30064 </w:instrText>
           </w:r>
           <w:r>
             <w:rPr>
-              <w:rFonts w:hint="eastAsia" w:ascii="宋体" w:hAnsi="宋体" w:eastAsia="宋体" w:cs="宋体"/>
+              <w:rFonts w:ascii="宋体" w:eastAsia="宋体" w:hAnsi="宋体" w:cs="宋体" w:hint="eastAsia"/>
               <w:szCs w:val="24"/>
             </w:rPr>
             <w:fldChar w:fldCharType="separate"/>
@@ -3219,7 +3114,7 @@
           </w:r>
           <w:r>
             <w:rPr>
-              <w:rFonts w:hint="eastAsia" w:ascii="宋体" w:hAnsi="宋体" w:eastAsia="宋体" w:cs="宋体"/>
+              <w:rFonts w:ascii="宋体" w:eastAsia="宋体" w:hAnsi="宋体" w:cs="宋体" w:hint="eastAsia"/>
               <w:szCs w:val="24"/>
             </w:rPr>
             <w:fldChar w:fldCharType="end"/>
@@ -3227,28 +3122,28 @@
         </w:p>
         <w:p>
           <w:pPr>
-            <w:pStyle w:val="13"/>
+            <w:pStyle w:val="TOC3"/>
             <w:tabs>
               <w:tab w:val="right" w:leader="dot" w:pos="8306"/>
             </w:tabs>
           </w:pPr>
           <w:r>
             <w:rPr>
-              <w:rFonts w:hint="eastAsia" w:ascii="宋体" w:hAnsi="宋体" w:eastAsia="宋体" w:cs="宋体"/>
+              <w:rFonts w:ascii="宋体" w:eastAsia="宋体" w:hAnsi="宋体" w:cs="宋体" w:hint="eastAsia"/>
               <w:szCs w:val="24"/>
             </w:rPr>
             <w:fldChar w:fldCharType="begin"/>
           </w:r>
           <w:r>
             <w:rPr>
-              <w:rFonts w:hint="eastAsia" w:ascii="宋体" w:hAnsi="宋体" w:eastAsia="宋体" w:cs="宋体"/>
+              <w:rFonts w:ascii="宋体" w:eastAsia="宋体" w:hAnsi="宋体" w:cs="宋体" w:hint="eastAsia"/>
               <w:szCs w:val="24"/>
             </w:rPr>
             <w:instrText xml:space="preserve"> HYPERLINK \l _Toc20345 </w:instrText>
           </w:r>
           <w:r>
             <w:rPr>
-              <w:rFonts w:hint="eastAsia" w:ascii="宋体" w:hAnsi="宋体" w:eastAsia="宋体" w:cs="宋体"/>
+              <w:rFonts w:ascii="宋体" w:eastAsia="宋体" w:hAnsi="宋体" w:cs="宋体" w:hint="eastAsia"/>
               <w:szCs w:val="24"/>
             </w:rPr>
             <w:fldChar w:fldCharType="separate"/>
@@ -3280,7 +3175,7 @@
           </w:r>
           <w:r>
             <w:rPr>
-              <w:rFonts w:hint="eastAsia" w:ascii="宋体" w:hAnsi="宋体" w:eastAsia="宋体" w:cs="宋体"/>
+              <w:rFonts w:ascii="宋体" w:eastAsia="宋体" w:hAnsi="宋体" w:cs="宋体" w:hint="eastAsia"/>
               <w:szCs w:val="24"/>
             </w:rPr>
             <w:fldChar w:fldCharType="end"/>
@@ -3288,28 +3183,28 @@
         </w:p>
         <w:p>
           <w:pPr>
-            <w:pStyle w:val="13"/>
+            <w:pStyle w:val="TOC3"/>
             <w:tabs>
               <w:tab w:val="right" w:leader="dot" w:pos="8306"/>
             </w:tabs>
           </w:pPr>
           <w:r>
             <w:rPr>
-              <w:rFonts w:hint="eastAsia" w:ascii="宋体" w:hAnsi="宋体" w:eastAsia="宋体" w:cs="宋体"/>
+              <w:rFonts w:ascii="宋体" w:eastAsia="宋体" w:hAnsi="宋体" w:cs="宋体" w:hint="eastAsia"/>
               <w:szCs w:val="24"/>
             </w:rPr>
             <w:fldChar w:fldCharType="begin"/>
           </w:r>
           <w:r>
             <w:rPr>
-              <w:rFonts w:hint="eastAsia" w:ascii="宋体" w:hAnsi="宋体" w:eastAsia="宋体" w:cs="宋体"/>
+              <w:rFonts w:ascii="宋体" w:eastAsia="宋体" w:hAnsi="宋体" w:cs="宋体" w:hint="eastAsia"/>
               <w:szCs w:val="24"/>
             </w:rPr>
             <w:instrText xml:space="preserve"> HYPERLINK \l _Toc19297 </w:instrText>
           </w:r>
           <w:r>
             <w:rPr>
-              <w:rFonts w:hint="eastAsia" w:ascii="宋体" w:hAnsi="宋体" w:eastAsia="宋体" w:cs="宋体"/>
+              <w:rFonts w:ascii="宋体" w:eastAsia="宋体" w:hAnsi="宋体" w:cs="宋体" w:hint="eastAsia"/>
               <w:szCs w:val="24"/>
             </w:rPr>
             <w:fldChar w:fldCharType="separate"/>
@@ -3341,7 +3236,7 @@
           </w:r>
           <w:r>
             <w:rPr>
-              <w:rFonts w:hint="eastAsia" w:ascii="宋体" w:hAnsi="宋体" w:eastAsia="宋体" w:cs="宋体"/>
+              <w:rFonts w:ascii="宋体" w:eastAsia="宋体" w:hAnsi="宋体" w:cs="宋体" w:hint="eastAsia"/>
               <w:szCs w:val="24"/>
             </w:rPr>
             <w:fldChar w:fldCharType="end"/>
@@ -3349,28 +3244,28 @@
         </w:p>
         <w:p>
           <w:pPr>
-            <w:pStyle w:val="17"/>
+            <w:pStyle w:val="TOC2"/>
             <w:tabs>
               <w:tab w:val="right" w:leader="dot" w:pos="8306"/>
             </w:tabs>
           </w:pPr>
           <w:r>
             <w:rPr>
-              <w:rFonts w:hint="eastAsia" w:ascii="宋体" w:hAnsi="宋体" w:eastAsia="宋体" w:cs="宋体"/>
+              <w:rFonts w:ascii="宋体" w:eastAsia="宋体" w:hAnsi="宋体" w:cs="宋体" w:hint="eastAsia"/>
               <w:szCs w:val="24"/>
             </w:rPr>
             <w:fldChar w:fldCharType="begin"/>
           </w:r>
           <w:r>
             <w:rPr>
-              <w:rFonts w:hint="eastAsia" w:ascii="宋体" w:hAnsi="宋体" w:eastAsia="宋体" w:cs="宋体"/>
+              <w:rFonts w:ascii="宋体" w:eastAsia="宋体" w:hAnsi="宋体" w:cs="宋体" w:hint="eastAsia"/>
               <w:szCs w:val="24"/>
             </w:rPr>
             <w:instrText xml:space="preserve"> HYPERLINK \l _Toc31563 </w:instrText>
           </w:r>
           <w:r>
             <w:rPr>
-              <w:rFonts w:hint="eastAsia" w:ascii="宋体" w:hAnsi="宋体" w:eastAsia="宋体" w:cs="宋体"/>
+              <w:rFonts w:ascii="宋体" w:eastAsia="宋体" w:hAnsi="宋体" w:cs="宋体" w:hint="eastAsia"/>
               <w:szCs w:val="24"/>
             </w:rPr>
             <w:fldChar w:fldCharType="separate"/>
@@ -3402,7 +3297,7 @@
           </w:r>
           <w:r>
             <w:rPr>
-              <w:rFonts w:hint="eastAsia" w:ascii="宋体" w:hAnsi="宋体" w:eastAsia="宋体" w:cs="宋体"/>
+              <w:rFonts w:ascii="宋体" w:eastAsia="宋体" w:hAnsi="宋体" w:cs="宋体" w:hint="eastAsia"/>
               <w:szCs w:val="24"/>
             </w:rPr>
             <w:fldChar w:fldCharType="end"/>
@@ -3410,28 +3305,28 @@
         </w:p>
         <w:p>
           <w:pPr>
-            <w:pStyle w:val="13"/>
+            <w:pStyle w:val="TOC3"/>
             <w:tabs>
               <w:tab w:val="right" w:leader="dot" w:pos="8306"/>
             </w:tabs>
           </w:pPr>
           <w:r>
             <w:rPr>
-              <w:rFonts w:hint="eastAsia" w:ascii="宋体" w:hAnsi="宋体" w:eastAsia="宋体" w:cs="宋体"/>
+              <w:rFonts w:ascii="宋体" w:eastAsia="宋体" w:hAnsi="宋体" w:cs="宋体" w:hint="eastAsia"/>
               <w:szCs w:val="24"/>
             </w:rPr>
             <w:fldChar w:fldCharType="begin"/>
           </w:r>
           <w:r>
             <w:rPr>
-              <w:rFonts w:hint="eastAsia" w:ascii="宋体" w:hAnsi="宋体" w:eastAsia="宋体" w:cs="宋体"/>
+              <w:rFonts w:ascii="宋体" w:eastAsia="宋体" w:hAnsi="宋体" w:cs="宋体" w:hint="eastAsia"/>
               <w:szCs w:val="24"/>
             </w:rPr>
             <w:instrText xml:space="preserve"> HYPERLINK \l _Toc31640 </w:instrText>
           </w:r>
           <w:r>
             <w:rPr>
-              <w:rFonts w:hint="eastAsia" w:ascii="宋体" w:hAnsi="宋体" w:eastAsia="宋体" w:cs="宋体"/>
+              <w:rFonts w:ascii="宋体" w:eastAsia="宋体" w:hAnsi="宋体" w:cs="宋体" w:hint="eastAsia"/>
               <w:szCs w:val="24"/>
             </w:rPr>
             <w:fldChar w:fldCharType="separate"/>
@@ -3463,7 +3358,7 @@
           </w:r>
           <w:r>
             <w:rPr>
-              <w:rFonts w:hint="eastAsia" w:ascii="宋体" w:hAnsi="宋体" w:eastAsia="宋体" w:cs="宋体"/>
+              <w:rFonts w:ascii="宋体" w:eastAsia="宋体" w:hAnsi="宋体" w:cs="宋体" w:hint="eastAsia"/>
               <w:szCs w:val="24"/>
             </w:rPr>
             <w:fldChar w:fldCharType="end"/>
@@ -3471,28 +3366,28 @@
         </w:p>
         <w:p>
           <w:pPr>
-            <w:pStyle w:val="13"/>
+            <w:pStyle w:val="TOC3"/>
             <w:tabs>
               <w:tab w:val="right" w:leader="dot" w:pos="8306"/>
             </w:tabs>
           </w:pPr>
           <w:r>
             <w:rPr>
-              <w:rFonts w:hint="eastAsia" w:ascii="宋体" w:hAnsi="宋体" w:eastAsia="宋体" w:cs="宋体"/>
+              <w:rFonts w:ascii="宋体" w:eastAsia="宋体" w:hAnsi="宋体" w:cs="宋体" w:hint="eastAsia"/>
               <w:szCs w:val="24"/>
             </w:rPr>
             <w:fldChar w:fldCharType="begin"/>
           </w:r>
           <w:r>
             <w:rPr>
-              <w:rFonts w:hint="eastAsia" w:ascii="宋体" w:hAnsi="宋体" w:eastAsia="宋体" w:cs="宋体"/>
+              <w:rFonts w:ascii="宋体" w:eastAsia="宋体" w:hAnsi="宋体" w:cs="宋体" w:hint="eastAsia"/>
               <w:szCs w:val="24"/>
             </w:rPr>
             <w:instrText xml:space="preserve"> HYPERLINK \l _Toc6594 </w:instrText>
           </w:r>
           <w:r>
             <w:rPr>
-              <w:rFonts w:hint="eastAsia" w:ascii="宋体" w:hAnsi="宋体" w:eastAsia="宋体" w:cs="宋体"/>
+              <w:rFonts w:ascii="宋体" w:eastAsia="宋体" w:hAnsi="宋体" w:cs="宋体" w:hint="eastAsia"/>
               <w:szCs w:val="24"/>
             </w:rPr>
             <w:fldChar w:fldCharType="separate"/>
@@ -3524,7 +3419,7 @@
           </w:r>
           <w:r>
             <w:rPr>
-              <w:rFonts w:hint="eastAsia" w:ascii="宋体" w:hAnsi="宋体" w:eastAsia="宋体" w:cs="宋体"/>
+              <w:rFonts w:ascii="宋体" w:eastAsia="宋体" w:hAnsi="宋体" w:cs="宋体" w:hint="eastAsia"/>
               <w:szCs w:val="24"/>
             </w:rPr>
             <w:fldChar w:fldCharType="end"/>
@@ -3532,28 +3427,28 @@
         </w:p>
         <w:p>
           <w:pPr>
-            <w:pStyle w:val="13"/>
+            <w:pStyle w:val="TOC3"/>
             <w:tabs>
               <w:tab w:val="right" w:leader="dot" w:pos="8306"/>
             </w:tabs>
           </w:pPr>
           <w:r>
             <w:rPr>
-              <w:rFonts w:hint="eastAsia" w:ascii="宋体" w:hAnsi="宋体" w:eastAsia="宋体" w:cs="宋体"/>
+              <w:rFonts w:ascii="宋体" w:eastAsia="宋体" w:hAnsi="宋体" w:cs="宋体" w:hint="eastAsia"/>
               <w:szCs w:val="24"/>
             </w:rPr>
             <w:fldChar w:fldCharType="begin"/>
           </w:r>
           <w:r>
             <w:rPr>
-              <w:rFonts w:hint="eastAsia" w:ascii="宋体" w:hAnsi="宋体" w:eastAsia="宋体" w:cs="宋体"/>
+              <w:rFonts w:ascii="宋体" w:eastAsia="宋体" w:hAnsi="宋体" w:cs="宋体" w:hint="eastAsia"/>
               <w:szCs w:val="24"/>
             </w:rPr>
             <w:instrText xml:space="preserve"> HYPERLINK \l _Toc13440 </w:instrText>
           </w:r>
           <w:r>
             <w:rPr>
-              <w:rFonts w:hint="eastAsia" w:ascii="宋体" w:hAnsi="宋体" w:eastAsia="宋体" w:cs="宋体"/>
+              <w:rFonts w:ascii="宋体" w:eastAsia="宋体" w:hAnsi="宋体" w:cs="宋体" w:hint="eastAsia"/>
               <w:szCs w:val="24"/>
             </w:rPr>
             <w:fldChar w:fldCharType="separate"/>
@@ -3585,7 +3480,7 @@
           </w:r>
           <w:r>
             <w:rPr>
-              <w:rFonts w:hint="eastAsia" w:ascii="宋体" w:hAnsi="宋体" w:eastAsia="宋体" w:cs="宋体"/>
+              <w:rFonts w:ascii="宋体" w:eastAsia="宋体" w:hAnsi="宋体" w:cs="宋体" w:hint="eastAsia"/>
               <w:szCs w:val="24"/>
             </w:rPr>
             <w:fldChar w:fldCharType="end"/>
@@ -3593,28 +3488,28 @@
         </w:p>
         <w:p>
           <w:pPr>
-            <w:pStyle w:val="17"/>
+            <w:pStyle w:val="TOC2"/>
             <w:tabs>
               <w:tab w:val="right" w:leader="dot" w:pos="8306"/>
             </w:tabs>
           </w:pPr>
           <w:r>
             <w:rPr>
-              <w:rFonts w:hint="eastAsia" w:ascii="宋体" w:hAnsi="宋体" w:eastAsia="宋体" w:cs="宋体"/>
+              <w:rFonts w:ascii="宋体" w:eastAsia="宋体" w:hAnsi="宋体" w:cs="宋体" w:hint="eastAsia"/>
               <w:szCs w:val="24"/>
             </w:rPr>
             <w:fldChar w:fldCharType="begin"/>
           </w:r>
           <w:r>
             <w:rPr>
-              <w:rFonts w:hint="eastAsia" w:ascii="宋体" w:hAnsi="宋体" w:eastAsia="宋体" w:cs="宋体"/>
+              <w:rFonts w:ascii="宋体" w:eastAsia="宋体" w:hAnsi="宋体" w:cs="宋体" w:hint="eastAsia"/>
               <w:szCs w:val="24"/>
             </w:rPr>
             <w:instrText xml:space="preserve"> HYPERLINK \l _Toc19782 </w:instrText>
           </w:r>
           <w:r>
             <w:rPr>
-              <w:rFonts w:hint="eastAsia" w:ascii="宋体" w:hAnsi="宋体" w:eastAsia="宋体" w:cs="宋体"/>
+              <w:rFonts w:ascii="宋体" w:eastAsia="宋体" w:hAnsi="宋体" w:cs="宋体" w:hint="eastAsia"/>
               <w:szCs w:val="24"/>
             </w:rPr>
             <w:fldChar w:fldCharType="separate"/>
@@ -3646,7 +3541,7 @@
           </w:r>
           <w:r>
             <w:rPr>
-              <w:rFonts w:hint="eastAsia" w:ascii="宋体" w:hAnsi="宋体" w:eastAsia="宋体" w:cs="宋体"/>
+              <w:rFonts w:ascii="宋体" w:eastAsia="宋体" w:hAnsi="宋体" w:cs="宋体" w:hint="eastAsia"/>
               <w:szCs w:val="24"/>
             </w:rPr>
             <w:fldChar w:fldCharType="end"/>
@@ -3654,28 +3549,28 @@
         </w:p>
         <w:p>
           <w:pPr>
-            <w:pStyle w:val="13"/>
+            <w:pStyle w:val="TOC3"/>
             <w:tabs>
               <w:tab w:val="right" w:leader="dot" w:pos="8306"/>
             </w:tabs>
           </w:pPr>
           <w:r>
             <w:rPr>
-              <w:rFonts w:hint="eastAsia" w:ascii="宋体" w:hAnsi="宋体" w:eastAsia="宋体" w:cs="宋体"/>
+              <w:rFonts w:ascii="宋体" w:eastAsia="宋体" w:hAnsi="宋体" w:cs="宋体" w:hint="eastAsia"/>
               <w:szCs w:val="24"/>
             </w:rPr>
             <w:fldChar w:fldCharType="begin"/>
           </w:r>
           <w:r>
             <w:rPr>
-              <w:rFonts w:hint="eastAsia" w:ascii="宋体" w:hAnsi="宋体" w:eastAsia="宋体" w:cs="宋体"/>
+              <w:rFonts w:ascii="宋体" w:eastAsia="宋体" w:hAnsi="宋体" w:cs="宋体" w:hint="eastAsia"/>
               <w:szCs w:val="24"/>
             </w:rPr>
             <w:instrText xml:space="preserve"> HYPERLINK \l _Toc11747 </w:instrText>
           </w:r>
           <w:r>
             <w:rPr>
-              <w:rFonts w:hint="eastAsia" w:ascii="宋体" w:hAnsi="宋体" w:eastAsia="宋体" w:cs="宋体"/>
+              <w:rFonts w:ascii="宋体" w:eastAsia="宋体" w:hAnsi="宋体" w:cs="宋体" w:hint="eastAsia"/>
               <w:szCs w:val="24"/>
             </w:rPr>
             <w:fldChar w:fldCharType="separate"/>
@@ -3707,7 +3602,7 @@
           </w:r>
           <w:r>
             <w:rPr>
-              <w:rFonts w:hint="eastAsia" w:ascii="宋体" w:hAnsi="宋体" w:eastAsia="宋体" w:cs="宋体"/>
+              <w:rFonts w:ascii="宋体" w:eastAsia="宋体" w:hAnsi="宋体" w:cs="宋体" w:hint="eastAsia"/>
               <w:szCs w:val="24"/>
             </w:rPr>
             <w:fldChar w:fldCharType="end"/>
@@ -3715,28 +3610,28 @@
         </w:p>
         <w:p>
           <w:pPr>
-            <w:pStyle w:val="13"/>
+            <w:pStyle w:val="TOC3"/>
             <w:tabs>
               <w:tab w:val="right" w:leader="dot" w:pos="8306"/>
             </w:tabs>
           </w:pPr>
           <w:r>
             <w:rPr>
-              <w:rFonts w:hint="eastAsia" w:ascii="宋体" w:hAnsi="宋体" w:eastAsia="宋体" w:cs="宋体"/>
+              <w:rFonts w:ascii="宋体" w:eastAsia="宋体" w:hAnsi="宋体" w:cs="宋体" w:hint="eastAsia"/>
               <w:szCs w:val="24"/>
             </w:rPr>
             <w:fldChar w:fldCharType="begin"/>
           </w:r>
           <w:r>
             <w:rPr>
-              <w:rFonts w:hint="eastAsia" w:ascii="宋体" w:hAnsi="宋体" w:eastAsia="宋体" w:cs="宋体"/>
+              <w:rFonts w:ascii="宋体" w:eastAsia="宋体" w:hAnsi="宋体" w:cs="宋体" w:hint="eastAsia"/>
               <w:szCs w:val="24"/>
             </w:rPr>
             <w:instrText xml:space="preserve"> HYPERLINK \l _Toc6513 </w:instrText>
           </w:r>
           <w:r>
             <w:rPr>
-              <w:rFonts w:hint="eastAsia" w:ascii="宋体" w:hAnsi="宋体" w:eastAsia="宋体" w:cs="宋体"/>
+              <w:rFonts w:ascii="宋体" w:eastAsia="宋体" w:hAnsi="宋体" w:cs="宋体" w:hint="eastAsia"/>
               <w:szCs w:val="24"/>
             </w:rPr>
             <w:fldChar w:fldCharType="separate"/>
@@ -3768,7 +3663,7 @@
           </w:r>
           <w:r>
             <w:rPr>
-              <w:rFonts w:hint="eastAsia" w:ascii="宋体" w:hAnsi="宋体" w:eastAsia="宋体" w:cs="宋体"/>
+              <w:rFonts w:ascii="宋体" w:eastAsia="宋体" w:hAnsi="宋体" w:cs="宋体" w:hint="eastAsia"/>
               <w:szCs w:val="24"/>
             </w:rPr>
             <w:fldChar w:fldCharType="end"/>
@@ -3776,28 +3671,28 @@
         </w:p>
         <w:p>
           <w:pPr>
-            <w:pStyle w:val="17"/>
+            <w:pStyle w:val="TOC2"/>
             <w:tabs>
               <w:tab w:val="right" w:leader="dot" w:pos="8306"/>
             </w:tabs>
           </w:pPr>
           <w:r>
             <w:rPr>
-              <w:rFonts w:hint="eastAsia" w:ascii="宋体" w:hAnsi="宋体" w:eastAsia="宋体" w:cs="宋体"/>
+              <w:rFonts w:ascii="宋体" w:eastAsia="宋体" w:hAnsi="宋体" w:cs="宋体" w:hint="eastAsia"/>
               <w:szCs w:val="24"/>
             </w:rPr>
             <w:fldChar w:fldCharType="begin"/>
           </w:r>
           <w:r>
             <w:rPr>
-              <w:rFonts w:hint="eastAsia" w:ascii="宋体" w:hAnsi="宋体" w:eastAsia="宋体" w:cs="宋体"/>
+              <w:rFonts w:ascii="宋体" w:eastAsia="宋体" w:hAnsi="宋体" w:cs="宋体" w:hint="eastAsia"/>
               <w:szCs w:val="24"/>
             </w:rPr>
             <w:instrText xml:space="preserve"> HYPERLINK \l _Toc17412 </w:instrText>
           </w:r>
           <w:r>
             <w:rPr>
-              <w:rFonts w:hint="eastAsia" w:ascii="宋体" w:hAnsi="宋体" w:eastAsia="宋体" w:cs="宋体"/>
+              <w:rFonts w:ascii="宋体" w:eastAsia="宋体" w:hAnsi="宋体" w:cs="宋体" w:hint="eastAsia"/>
               <w:szCs w:val="24"/>
             </w:rPr>
             <w:fldChar w:fldCharType="separate"/>
@@ -3829,7 +3724,7 @@
           </w:r>
           <w:r>
             <w:rPr>
-              <w:rFonts w:hint="eastAsia" w:ascii="宋体" w:hAnsi="宋体" w:eastAsia="宋体" w:cs="宋体"/>
+              <w:rFonts w:ascii="宋体" w:eastAsia="宋体" w:hAnsi="宋体" w:cs="宋体" w:hint="eastAsia"/>
               <w:szCs w:val="24"/>
             </w:rPr>
             <w:fldChar w:fldCharType="end"/>
@@ -3837,28 +3732,28 @@
         </w:p>
         <w:p>
           <w:pPr>
-            <w:pStyle w:val="13"/>
+            <w:pStyle w:val="TOC3"/>
             <w:tabs>
               <w:tab w:val="right" w:leader="dot" w:pos="8306"/>
             </w:tabs>
           </w:pPr>
           <w:r>
             <w:rPr>
-              <w:rFonts w:hint="eastAsia" w:ascii="宋体" w:hAnsi="宋体" w:eastAsia="宋体" w:cs="宋体"/>
+              <w:rFonts w:ascii="宋体" w:eastAsia="宋体" w:hAnsi="宋体" w:cs="宋体" w:hint="eastAsia"/>
               <w:szCs w:val="24"/>
             </w:rPr>
             <w:fldChar w:fldCharType="begin"/>
           </w:r>
           <w:r>
             <w:rPr>
-              <w:rFonts w:hint="eastAsia" w:ascii="宋体" w:hAnsi="宋体" w:eastAsia="宋体" w:cs="宋体"/>
+              <w:rFonts w:ascii="宋体" w:eastAsia="宋体" w:hAnsi="宋体" w:cs="宋体" w:hint="eastAsia"/>
               <w:szCs w:val="24"/>
             </w:rPr>
             <w:instrText xml:space="preserve"> HYPERLINK \l _Toc31816 </w:instrText>
           </w:r>
           <w:r>
             <w:rPr>
-              <w:rFonts w:hint="eastAsia" w:ascii="宋体" w:hAnsi="宋体" w:eastAsia="宋体" w:cs="宋体"/>
+              <w:rFonts w:ascii="宋体" w:eastAsia="宋体" w:hAnsi="宋体" w:cs="宋体" w:hint="eastAsia"/>
               <w:szCs w:val="24"/>
             </w:rPr>
             <w:fldChar w:fldCharType="separate"/>
@@ -3890,7 +3785,7 @@
           </w:r>
           <w:r>
             <w:rPr>
-              <w:rFonts w:hint="eastAsia" w:ascii="宋体" w:hAnsi="宋体" w:eastAsia="宋体" w:cs="宋体"/>
+              <w:rFonts w:ascii="宋体" w:eastAsia="宋体" w:hAnsi="宋体" w:cs="宋体" w:hint="eastAsia"/>
               <w:szCs w:val="24"/>
             </w:rPr>
             <w:fldChar w:fldCharType="end"/>
@@ -3898,28 +3793,28 @@
         </w:p>
         <w:p>
           <w:pPr>
-            <w:pStyle w:val="13"/>
+            <w:pStyle w:val="TOC3"/>
             <w:tabs>
               <w:tab w:val="right" w:leader="dot" w:pos="8306"/>
             </w:tabs>
           </w:pPr>
           <w:r>
             <w:rPr>
-              <w:rFonts w:hint="eastAsia" w:ascii="宋体" w:hAnsi="宋体" w:eastAsia="宋体" w:cs="宋体"/>
+              <w:rFonts w:ascii="宋体" w:eastAsia="宋体" w:hAnsi="宋体" w:cs="宋体" w:hint="eastAsia"/>
               <w:szCs w:val="24"/>
             </w:rPr>
             <w:fldChar w:fldCharType="begin"/>
           </w:r>
           <w:r>
             <w:rPr>
-              <w:rFonts w:hint="eastAsia" w:ascii="宋体" w:hAnsi="宋体" w:eastAsia="宋体" w:cs="宋体"/>
+              <w:rFonts w:ascii="宋体" w:eastAsia="宋体" w:hAnsi="宋体" w:cs="宋体" w:hint="eastAsia"/>
               <w:szCs w:val="24"/>
             </w:rPr>
             <w:instrText xml:space="preserve"> HYPERLINK \l _Toc27769 </w:instrText>
           </w:r>
           <w:r>
             <w:rPr>
-              <w:rFonts w:hint="eastAsia" w:ascii="宋体" w:hAnsi="宋体" w:eastAsia="宋体" w:cs="宋体"/>
+              <w:rFonts w:ascii="宋体" w:eastAsia="宋体" w:hAnsi="宋体" w:cs="宋体" w:hint="eastAsia"/>
               <w:szCs w:val="24"/>
             </w:rPr>
             <w:fldChar w:fldCharType="separate"/>
@@ -3951,7 +3846,7 @@
           </w:r>
           <w:r>
             <w:rPr>
-              <w:rFonts w:hint="eastAsia" w:ascii="宋体" w:hAnsi="宋体" w:eastAsia="宋体" w:cs="宋体"/>
+              <w:rFonts w:ascii="宋体" w:eastAsia="宋体" w:hAnsi="宋体" w:cs="宋体" w:hint="eastAsia"/>
               <w:szCs w:val="24"/>
             </w:rPr>
             <w:fldChar w:fldCharType="end"/>
@@ -3959,28 +3854,28 @@
         </w:p>
         <w:p>
           <w:pPr>
-            <w:pStyle w:val="13"/>
+            <w:pStyle w:val="TOC3"/>
             <w:tabs>
               <w:tab w:val="right" w:leader="dot" w:pos="8306"/>
             </w:tabs>
           </w:pPr>
           <w:r>
             <w:rPr>
-              <w:rFonts w:hint="eastAsia" w:ascii="宋体" w:hAnsi="宋体" w:eastAsia="宋体" w:cs="宋体"/>
+              <w:rFonts w:ascii="宋体" w:eastAsia="宋体" w:hAnsi="宋体" w:cs="宋体" w:hint="eastAsia"/>
               <w:szCs w:val="24"/>
             </w:rPr>
             <w:fldChar w:fldCharType="begin"/>
           </w:r>
           <w:r>
             <w:rPr>
-              <w:rFonts w:hint="eastAsia" w:ascii="宋体" w:hAnsi="宋体" w:eastAsia="宋体" w:cs="宋体"/>
+              <w:rFonts w:ascii="宋体" w:eastAsia="宋体" w:hAnsi="宋体" w:cs="宋体" w:hint="eastAsia"/>
               <w:szCs w:val="24"/>
             </w:rPr>
             <w:instrText xml:space="preserve"> HYPERLINK \l _Toc19997 </w:instrText>
           </w:r>
           <w:r>
             <w:rPr>
-              <w:rFonts w:hint="eastAsia" w:ascii="宋体" w:hAnsi="宋体" w:eastAsia="宋体" w:cs="宋体"/>
+              <w:rFonts w:ascii="宋体" w:eastAsia="宋体" w:hAnsi="宋体" w:cs="宋体" w:hint="eastAsia"/>
               <w:szCs w:val="24"/>
             </w:rPr>
             <w:fldChar w:fldCharType="separate"/>
@@ -4019,7 +3914,7 @@
           </w:r>
           <w:r>
             <w:rPr>
-              <w:rFonts w:hint="eastAsia" w:ascii="宋体" w:hAnsi="宋体" w:eastAsia="宋体" w:cs="宋体"/>
+              <w:rFonts w:ascii="宋体" w:eastAsia="宋体" w:hAnsi="宋体" w:cs="宋体" w:hint="eastAsia"/>
               <w:szCs w:val="24"/>
             </w:rPr>
             <w:fldChar w:fldCharType="end"/>
@@ -4027,42 +3922,42 @@
         </w:p>
         <w:p>
           <w:pPr>
-            <w:pStyle w:val="16"/>
+            <w:pStyle w:val="TOC1"/>
             <w:tabs>
               <w:tab w:val="right" w:leader="dot" w:pos="8306"/>
             </w:tabs>
           </w:pPr>
           <w:r>
             <w:rPr>
-              <w:rFonts w:hint="eastAsia" w:ascii="宋体" w:hAnsi="宋体" w:eastAsia="宋体" w:cs="宋体"/>
+              <w:rFonts w:ascii="宋体" w:eastAsia="宋体" w:hAnsi="宋体" w:cs="宋体" w:hint="eastAsia"/>
               <w:szCs w:val="24"/>
             </w:rPr>
             <w:fldChar w:fldCharType="begin"/>
           </w:r>
           <w:r>
             <w:rPr>
-              <w:rFonts w:hint="eastAsia" w:ascii="宋体" w:hAnsi="宋体" w:eastAsia="宋体" w:cs="宋体"/>
+              <w:rFonts w:ascii="宋体" w:eastAsia="宋体" w:hAnsi="宋体" w:cs="宋体" w:hint="eastAsia"/>
               <w:szCs w:val="24"/>
             </w:rPr>
             <w:instrText xml:space="preserve"> HYPERLINK \l _Toc23290 </w:instrText>
           </w:r>
           <w:r>
             <w:rPr>
-              <w:rFonts w:hint="eastAsia" w:ascii="宋体" w:hAnsi="宋体" w:eastAsia="宋体" w:cs="宋体"/>
+              <w:rFonts w:ascii="宋体" w:eastAsia="宋体" w:hAnsi="宋体" w:cs="宋体" w:hint="eastAsia"/>
               <w:szCs w:val="24"/>
             </w:rPr>
             <w:fldChar w:fldCharType="separate"/>
           </w:r>
           <w:r>
             <w:rPr>
-              <w:rFonts w:hint="default" w:eastAsia="宋体"/>
+              <w:rFonts w:eastAsia="宋体" w:hint="default"/>
               <w:lang w:val="en-US" w:eastAsia="zh-CN"/>
             </w:rPr>
             <w:t xml:space="preserve">5. </w:t>
           </w:r>
           <w:r>
             <w:rPr>
-              <w:rFonts w:hint="eastAsia" w:eastAsia="宋体"/>
+              <w:rFonts w:eastAsia="宋体" w:hint="eastAsia"/>
               <w:lang w:val="en-US" w:eastAsia="zh-CN"/>
             </w:rPr>
             <w:t>附则</w:t>
@@ -4087,7 +3982,7 @@
           </w:r>
           <w:r>
             <w:rPr>
-              <w:rFonts w:hint="eastAsia" w:ascii="宋体" w:hAnsi="宋体" w:eastAsia="宋体" w:cs="宋体"/>
+              <w:rFonts w:ascii="宋体" w:eastAsia="宋体" w:hAnsi="宋体" w:cs="宋体" w:hint="eastAsia"/>
               <w:szCs w:val="24"/>
             </w:rPr>
             <w:fldChar w:fldCharType="end"/>
@@ -4095,28 +3990,28 @@
         </w:p>
         <w:p>
           <w:pPr>
-            <w:pStyle w:val="16"/>
+            <w:pStyle w:val="TOC1"/>
             <w:tabs>
               <w:tab w:val="right" w:leader="dot" w:pos="8306"/>
             </w:tabs>
           </w:pPr>
           <w:r>
             <w:rPr>
-              <w:rFonts w:hint="eastAsia" w:ascii="宋体" w:hAnsi="宋体" w:eastAsia="宋体" w:cs="宋体"/>
+              <w:rFonts w:ascii="宋体" w:eastAsia="宋体" w:hAnsi="宋体" w:cs="宋体" w:hint="eastAsia"/>
               <w:szCs w:val="24"/>
             </w:rPr>
             <w:fldChar w:fldCharType="begin"/>
           </w:r>
           <w:r>
             <w:rPr>
-              <w:rFonts w:hint="eastAsia" w:ascii="宋体" w:hAnsi="宋体" w:eastAsia="宋体" w:cs="宋体"/>
+              <w:rFonts w:ascii="宋体" w:eastAsia="宋体" w:hAnsi="宋体" w:cs="宋体" w:hint="eastAsia"/>
               <w:szCs w:val="24"/>
             </w:rPr>
             <w:instrText xml:space="preserve"> HYPERLINK \l _Toc1461 </w:instrText>
           </w:r>
           <w:r>
             <w:rPr>
-              <w:rFonts w:hint="eastAsia" w:ascii="宋体" w:hAnsi="宋体" w:eastAsia="宋体" w:cs="宋体"/>
+              <w:rFonts w:ascii="宋体" w:eastAsia="宋体" w:hAnsi="宋体" w:cs="宋体" w:hint="eastAsia"/>
               <w:szCs w:val="24"/>
             </w:rPr>
             <w:fldChar w:fldCharType="separate"/>
@@ -4155,7 +4050,7 @@
           </w:r>
           <w:r>
             <w:rPr>
-              <w:rFonts w:hint="eastAsia" w:ascii="宋体" w:hAnsi="宋体" w:eastAsia="宋体" w:cs="宋体"/>
+              <w:rFonts w:ascii="宋体" w:eastAsia="宋体" w:hAnsi="宋体" w:cs="宋体" w:hint="eastAsia"/>
               <w:szCs w:val="24"/>
             </w:rPr>
             <w:fldChar w:fldCharType="end"/>
@@ -4163,28 +4058,28 @@
         </w:p>
         <w:p>
           <w:pPr>
-            <w:pStyle w:val="16"/>
+            <w:pStyle w:val="TOC1"/>
             <w:tabs>
               <w:tab w:val="right" w:leader="dot" w:pos="8306"/>
             </w:tabs>
           </w:pPr>
           <w:r>
             <w:rPr>
-              <w:rFonts w:hint="eastAsia" w:ascii="宋体" w:hAnsi="宋体" w:eastAsia="宋体" w:cs="宋体"/>
+              <w:rFonts w:ascii="宋体" w:eastAsia="宋体" w:hAnsi="宋体" w:cs="宋体" w:hint="eastAsia"/>
               <w:szCs w:val="24"/>
             </w:rPr>
             <w:fldChar w:fldCharType="begin"/>
           </w:r>
           <w:r>
             <w:rPr>
-              <w:rFonts w:hint="eastAsia" w:ascii="宋体" w:hAnsi="宋体" w:eastAsia="宋体" w:cs="宋体"/>
+              <w:rFonts w:ascii="宋体" w:eastAsia="宋体" w:hAnsi="宋体" w:cs="宋体" w:hint="eastAsia"/>
               <w:szCs w:val="24"/>
             </w:rPr>
             <w:instrText xml:space="preserve"> HYPERLINK \l _Toc7551 </w:instrText>
           </w:r>
           <w:r>
             <w:rPr>
-              <w:rFonts w:hint="eastAsia" w:ascii="宋体" w:hAnsi="宋体" w:eastAsia="宋体" w:cs="宋体"/>
+              <w:rFonts w:ascii="宋体" w:eastAsia="宋体" w:hAnsi="宋体" w:cs="宋体" w:hint="eastAsia"/>
               <w:szCs w:val="24"/>
             </w:rPr>
             <w:fldChar w:fldCharType="separate"/>
@@ -4223,7 +4118,7 @@
           </w:r>
           <w:r>
             <w:rPr>
-              <w:rFonts w:hint="eastAsia" w:ascii="宋体" w:hAnsi="宋体" w:eastAsia="宋体" w:cs="宋体"/>
+              <w:rFonts w:ascii="宋体" w:eastAsia="宋体" w:hAnsi="宋体" w:cs="宋体" w:hint="eastAsia"/>
               <w:szCs w:val="24"/>
             </w:rPr>
             <w:fldChar w:fldCharType="end"/>
@@ -4245,7 +4140,7 @@
             <w:snapToGrid w:val="0"/>
             <w:textAlignment w:val="baseline"/>
             <w:rPr>
-              <w:rFonts w:hint="eastAsia" w:ascii="宋体" w:hAnsi="宋体" w:eastAsia="宋体" w:cs="宋体"/>
+              <w:rFonts w:ascii="宋体" w:eastAsia="宋体" w:hAnsi="宋体" w:cs="宋体" w:hint="eastAsia"/>
               <w:snapToGrid w:val="0"/>
               <w:color w:val="000000"/>
               <w:kern w:val="0"/>
@@ -4256,7 +4151,7 @@
           </w:pPr>
           <w:r>
             <w:rPr>
-              <w:rFonts w:hint="eastAsia" w:ascii="宋体" w:hAnsi="宋体" w:eastAsia="宋体" w:cs="宋体"/>
+              <w:rFonts w:ascii="宋体" w:eastAsia="宋体" w:hAnsi="宋体" w:cs="宋体" w:hint="eastAsia"/>
               <w:szCs w:val="24"/>
             </w:rPr>
             <w:fldChar w:fldCharType="end"/>
@@ -4280,7 +4175,7 @@
         <w:snapToGrid w:val="0"/>
         <w:textAlignment w:val="baseline"/>
         <w:rPr>
-          <w:rFonts w:ascii="Arial" w:hAnsi="Arial" w:eastAsia="Arial" w:cs="Arial"/>
+          <w:rFonts w:ascii="Arial" w:eastAsia="Arial" w:hAnsi="Arial" w:cs="Arial"/>
           <w:snapToGrid w:val="0"/>
           <w:color w:val="000000"/>
           <w:kern w:val="0"/>
@@ -4291,7 +4186,7 @@
       </w:pPr>
       <w:r>
         <w:rPr>
-          <w:rFonts w:ascii="Arial" w:hAnsi="Arial" w:eastAsia="Arial" w:cs="Arial"/>
+          <w:rFonts w:ascii="Arial" w:eastAsia="Arial" w:hAnsi="Arial" w:cs="Arial"/>
           <w:snapToGrid w:val="0"/>
           <w:color w:val="000000"/>
           <w:kern w:val="0"/>
@@ -4304,7 +4199,7 @@
     </w:p>
     <w:p>
       <w:pPr>
-        <w:pStyle w:val="28"/>
+        <w:pStyle w:val="1"/>
         <w:keepNext w:val="0"/>
         <w:keepLines w:val="0"/>
         <w:pageBreakBefore w:val="0"/>
@@ -4319,7 +4214,7 @@
         <w:snapToGrid w:val="0"/>
         <w:textAlignment w:val="baseline"/>
       </w:pPr>
-      <w:bookmarkStart w:id="2" w:name="_Toc10791"/>
+      <w:bookmarkStart w:id="3" w:name="_Toc10791"/>
       <w:r>
         <w:rPr>
           <w:rFonts w:hint="eastAsia"/>
@@ -4327,11 +4222,11 @@
         </w:rPr>
         <w:t>总则</w:t>
       </w:r>
-      <w:bookmarkEnd w:id="2"/>
-    </w:p>
-    <w:p>
-      <w:pPr>
-        <w:pStyle w:val="30"/>
+      <w:bookmarkEnd w:id="3"/>
+    </w:p>
+    <w:p>
+      <w:pPr>
+        <w:pStyle w:val="2"/>
         <w:keepNext w:val="0"/>
         <w:keepLines w:val="0"/>
         <w:pageBreakBefore w:val="0"/>
@@ -4350,7 +4245,7 @@
           <w:lang w:val="en-US" w:eastAsia="zh-CN"/>
         </w:rPr>
       </w:pPr>
-      <w:bookmarkStart w:id="3" w:name="_Toc4376"/>
+      <w:bookmarkStart w:id="4" w:name="_Toc4376"/>
       <w:r>
         <w:rPr>
           <w:rFonts w:hint="eastAsia"/>
@@ -4358,11 +4253,11 @@
         </w:rPr>
         <w:t>目的</w:t>
       </w:r>
-      <w:bookmarkEnd w:id="3"/>
-    </w:p>
-    <w:p>
-      <w:pPr>
-        <w:pStyle w:val="29"/>
+      <w:bookmarkEnd w:id="4"/>
+    </w:p>
+    <w:p>
+      <w:pPr>
+        <w:pStyle w:val="a1"/>
         <w:keepNext w:val="0"/>
         <w:keepLines w:val="0"/>
         <w:pageBreakBefore w:val="0"/>
@@ -4391,7 +4286,7 @@
     </w:p>
     <w:p>
       <w:pPr>
-        <w:pStyle w:val="30"/>
+        <w:pStyle w:val="2"/>
         <w:keepNext w:val="0"/>
         <w:keepLines w:val="0"/>
         <w:pageBreakBefore w:val="0"/>
@@ -4410,7 +4305,7 @@
           <w:lang w:val="en-US" w:eastAsia="zh-CN"/>
         </w:rPr>
       </w:pPr>
-      <w:bookmarkStart w:id="4" w:name="_Toc11143"/>
+      <w:bookmarkStart w:id="5" w:name="_Toc11143"/>
       <w:r>
         <w:rPr>
           <w:rFonts w:hint="eastAsia"/>
@@ -4418,11 +4313,11 @@
         </w:rPr>
         <w:t>适用范围</w:t>
       </w:r>
-      <w:bookmarkEnd w:id="4"/>
-    </w:p>
-    <w:p>
-      <w:pPr>
-        <w:pStyle w:val="29"/>
+      <w:bookmarkEnd w:id="5"/>
+    </w:p>
+    <w:p>
+      <w:pPr>
+        <w:pStyle w:val="a1"/>
         <w:keepNext w:val="0"/>
         <w:keepLines w:val="0"/>
         <w:pageBreakBefore w:val="0"/>
@@ -4451,7 +4346,7 @@
     </w:p>
     <w:p>
       <w:pPr>
-        <w:pStyle w:val="30"/>
+        <w:pStyle w:val="2"/>
         <w:keepNext w:val="0"/>
         <w:keepLines w:val="0"/>
         <w:pageBreakBefore w:val="0"/>
@@ -4470,7 +4365,7 @@
           <w:lang w:val="en-US" w:eastAsia="zh-CN"/>
         </w:rPr>
       </w:pPr>
-      <w:bookmarkStart w:id="5" w:name="_Toc24294"/>
+      <w:bookmarkStart w:id="6" w:name="_Toc24294"/>
       <w:r>
         <w:rPr>
           <w:rFonts w:hint="eastAsia"/>
@@ -4478,11 +4373,11 @@
         </w:rPr>
         <w:t>原则</w:t>
       </w:r>
-      <w:bookmarkEnd w:id="5"/>
-    </w:p>
-    <w:p>
-      <w:pPr>
-        <w:pStyle w:val="29"/>
+      <w:bookmarkEnd w:id="6"/>
+    </w:p>
+    <w:p>
+      <w:pPr>
+        <w:pStyle w:val="a1"/>
         <w:keepNext w:val="0"/>
         <w:keepLines w:val="0"/>
         <w:pageBreakBefore w:val="0"/>
@@ -4499,7 +4394,7 @@
         <w:bidi w:val="0"/>
         <w:adjustRightInd w:val="0"/>
         <w:snapToGrid w:val="0"/>
-        <w:ind w:left="425" w:leftChars="0" w:hanging="425" w:firstLineChars="0"/>
+        <w:ind w:left="425" w:hanging="425" w:leftChars="0" w:firstLineChars="0"/>
         <w:textAlignment w:val="baseline"/>
         <w:rPr>
           <w:rFonts w:hint="eastAsia"/>
@@ -4516,7 +4411,7 @@
     </w:p>
     <w:p>
       <w:pPr>
-        <w:pStyle w:val="29"/>
+        <w:pStyle w:val="a1"/>
         <w:keepNext w:val="0"/>
         <w:keepLines w:val="0"/>
         <w:pageBreakBefore w:val="0"/>
@@ -4533,7 +4428,7 @@
         <w:bidi w:val="0"/>
         <w:adjustRightInd w:val="0"/>
         <w:snapToGrid w:val="0"/>
-        <w:ind w:left="425" w:leftChars="0" w:hanging="425" w:firstLineChars="0"/>
+        <w:ind w:left="425" w:hanging="425" w:leftChars="0" w:firstLineChars="0"/>
         <w:textAlignment w:val="baseline"/>
         <w:rPr>
           <w:rFonts w:hint="eastAsia"/>
@@ -4550,7 +4445,7 @@
     </w:p>
     <w:p>
       <w:pPr>
-        <w:pStyle w:val="29"/>
+        <w:pStyle w:val="a1"/>
         <w:keepNext w:val="0"/>
         <w:keepLines w:val="0"/>
         <w:pageBreakBefore w:val="0"/>
@@ -4567,7 +4462,7 @@
         <w:bidi w:val="0"/>
         <w:adjustRightInd w:val="0"/>
         <w:snapToGrid w:val="0"/>
-        <w:ind w:left="425" w:leftChars="0" w:hanging="425" w:firstLineChars="0"/>
+        <w:ind w:left="425" w:hanging="425" w:leftChars="0" w:firstLineChars="0"/>
         <w:textAlignment w:val="baseline"/>
         <w:rPr>
           <w:rFonts w:hint="eastAsia"/>
@@ -4584,7 +4479,7 @@
     </w:p>
     <w:p>
       <w:pPr>
-        <w:pStyle w:val="29"/>
+        <w:pStyle w:val="a1"/>
         <w:keepNext w:val="0"/>
         <w:keepLines w:val="0"/>
         <w:pageBreakBefore w:val="0"/>
@@ -4601,7 +4496,7 @@
         <w:bidi w:val="0"/>
         <w:adjustRightInd w:val="0"/>
         <w:snapToGrid w:val="0"/>
-        <w:ind w:left="425" w:leftChars="0" w:hanging="425" w:firstLineChars="0"/>
+        <w:ind w:left="425" w:hanging="425" w:leftChars="0" w:firstLineChars="0"/>
         <w:textAlignment w:val="baseline"/>
         <w:rPr>
           <w:rFonts w:hint="eastAsia"/>
@@ -4618,7 +4513,7 @@
     </w:p>
     <w:p>
       <w:pPr>
-        <w:pStyle w:val="30"/>
+        <w:pStyle w:val="2"/>
         <w:keepNext w:val="0"/>
         <w:keepLines w:val="0"/>
         <w:pageBreakBefore w:val="0"/>
@@ -4637,7 +4532,7 @@
           <w:lang w:val="en-US" w:eastAsia="zh-CN"/>
         </w:rPr>
       </w:pPr>
-      <w:bookmarkStart w:id="6" w:name="_Toc11125"/>
+      <w:bookmarkStart w:id="7" w:name="_Toc11125"/>
       <w:r>
         <w:rPr>
           <w:rFonts w:hint="eastAsia"/>
@@ -4645,11 +4540,11 @@
         </w:rPr>
         <w:t>岗位职责</w:t>
       </w:r>
-      <w:bookmarkEnd w:id="6"/>
-    </w:p>
-    <w:p>
-      <w:pPr>
-        <w:pStyle w:val="31"/>
+      <w:bookmarkEnd w:id="7"/>
+    </w:p>
+    <w:p>
+      <w:pPr>
+        <w:pStyle w:val="3"/>
         <w:keepNext w:val="0"/>
         <w:keepLines w:val="0"/>
         <w:pageBreakBefore w:val="0"/>
@@ -4668,19 +4563,19 @@
           <w:lang w:val="en-US" w:eastAsia="zh-CN"/>
         </w:rPr>
       </w:pPr>
-      <w:bookmarkStart w:id="7" w:name="_Toc1458"/>
+      <w:bookmarkStart w:id="8" w:name="_Toc1458"/>
       <w:r>
         <w:rPr>
           <w:rFonts w:hint="eastAsia"/>
           <w:lang w:val="en-US" w:eastAsia="zh-CN"/>
         </w:rPr>
-        <w:t>运维部部长</w:t>
-      </w:r>
-      <w:bookmarkEnd w:id="7"/>
-    </w:p>
-    <w:p>
-      <w:pPr>
-        <w:pStyle w:val="29"/>
+        <w:t>运维部经理</w:t>
+      </w:r>
+      <w:bookmarkEnd w:id="8"/>
+    </w:p>
+    <w:p>
+      <w:pPr>
+        <w:pStyle w:val="a1"/>
         <w:keepNext w:val="0"/>
         <w:keepLines w:val="0"/>
         <w:pageBreakBefore w:val="0"/>
@@ -4697,7 +4592,7 @@
         <w:bidi w:val="0"/>
         <w:adjustRightInd w:val="0"/>
         <w:snapToGrid w:val="0"/>
-        <w:ind w:left="425" w:leftChars="0" w:hanging="425" w:firstLineChars="0"/>
+        <w:ind w:left="425" w:hanging="425" w:leftChars="0" w:firstLineChars="0"/>
         <w:textAlignment w:val="baseline"/>
         <w:rPr>
           <w:rFonts w:hint="default"/>
@@ -4714,7 +4609,7 @@
     </w:p>
     <w:p>
       <w:pPr>
-        <w:pStyle w:val="29"/>
+        <w:pStyle w:val="a1"/>
         <w:keepNext w:val="0"/>
         <w:keepLines w:val="0"/>
         <w:pageBreakBefore w:val="0"/>
@@ -4731,7 +4626,7 @@
         <w:bidi w:val="0"/>
         <w:adjustRightInd w:val="0"/>
         <w:snapToGrid w:val="0"/>
-        <w:ind w:left="425" w:leftChars="0" w:hanging="425" w:firstLineChars="0"/>
+        <w:ind w:left="425" w:hanging="425" w:leftChars="0" w:firstLineChars="0"/>
         <w:textAlignment w:val="baseline"/>
         <w:rPr>
           <w:rFonts w:hint="default"/>
@@ -4748,7 +4643,7 @@
     </w:p>
     <w:p>
       <w:pPr>
-        <w:pStyle w:val="29"/>
+        <w:pStyle w:val="a1"/>
         <w:keepNext w:val="0"/>
         <w:keepLines w:val="0"/>
         <w:pageBreakBefore w:val="0"/>
@@ -4765,7 +4660,7 @@
         <w:bidi w:val="0"/>
         <w:adjustRightInd w:val="0"/>
         <w:snapToGrid w:val="0"/>
-        <w:ind w:left="425" w:leftChars="0" w:hanging="425" w:firstLineChars="0"/>
+        <w:ind w:left="425" w:hanging="425" w:leftChars="0" w:firstLineChars="0"/>
         <w:textAlignment w:val="baseline"/>
         <w:rPr>
           <w:rFonts w:hint="default"/>
@@ -4782,7 +4677,7 @@
     </w:p>
     <w:p>
       <w:pPr>
-        <w:pStyle w:val="31"/>
+        <w:pStyle w:val="3"/>
         <w:keepNext w:val="0"/>
         <w:keepLines w:val="0"/>
         <w:pageBreakBefore w:val="0"/>
@@ -4801,7 +4696,7 @@
           <w:lang w:val="en-US" w:eastAsia="zh-CN"/>
         </w:rPr>
       </w:pPr>
-      <w:bookmarkStart w:id="8" w:name="_Toc7018"/>
+      <w:bookmarkStart w:id="9" w:name="_Toc7018"/>
       <w:r>
         <w:rPr>
           <w:rFonts w:hint="eastAsia"/>
@@ -4809,11 +4704,11 @@
         </w:rPr>
         <w:t>运维工程师</w:t>
       </w:r>
-      <w:bookmarkEnd w:id="8"/>
-    </w:p>
-    <w:p>
-      <w:pPr>
-        <w:pStyle w:val="29"/>
+      <w:bookmarkEnd w:id="9"/>
+    </w:p>
+    <w:p>
+      <w:pPr>
+        <w:pStyle w:val="a1"/>
         <w:keepNext w:val="0"/>
         <w:keepLines w:val="0"/>
         <w:pageBreakBefore w:val="0"/>
@@ -4830,7 +4725,7 @@
         <w:bidi w:val="0"/>
         <w:adjustRightInd w:val="0"/>
         <w:snapToGrid w:val="0"/>
-        <w:ind w:left="425" w:leftChars="0" w:hanging="425" w:firstLineChars="0"/>
+        <w:ind w:left="425" w:hanging="425" w:leftChars="0" w:firstLineChars="0"/>
         <w:textAlignment w:val="baseline"/>
         <w:rPr>
           <w:rFonts w:hint="default"/>
@@ -4847,7 +4742,7 @@
     </w:p>
     <w:p>
       <w:pPr>
-        <w:pStyle w:val="29"/>
+        <w:pStyle w:val="a1"/>
         <w:keepNext w:val="0"/>
         <w:keepLines w:val="0"/>
         <w:pageBreakBefore w:val="0"/>
@@ -4864,7 +4759,7 @@
         <w:bidi w:val="0"/>
         <w:adjustRightInd w:val="0"/>
         <w:snapToGrid w:val="0"/>
-        <w:ind w:left="425" w:leftChars="0" w:hanging="425" w:firstLineChars="0"/>
+        <w:ind w:left="425" w:hanging="425" w:leftChars="0" w:firstLineChars="0"/>
         <w:textAlignment w:val="baseline"/>
         <w:rPr>
           <w:rFonts w:hint="default"/>
@@ -4881,7 +4776,7 @@
     </w:p>
     <w:p>
       <w:pPr>
-        <w:pStyle w:val="29"/>
+        <w:pStyle w:val="a1"/>
         <w:keepNext w:val="0"/>
         <w:keepLines w:val="0"/>
         <w:pageBreakBefore w:val="0"/>
@@ -4898,7 +4793,7 @@
         <w:bidi w:val="0"/>
         <w:adjustRightInd w:val="0"/>
         <w:snapToGrid w:val="0"/>
-        <w:ind w:left="425" w:leftChars="0" w:hanging="425" w:firstLineChars="0"/>
+        <w:ind w:left="425" w:hanging="425" w:leftChars="0" w:firstLineChars="0"/>
         <w:textAlignment w:val="baseline"/>
         <w:rPr>
           <w:rFonts w:hint="default"/>
@@ -4915,7 +4810,7 @@
     </w:p>
     <w:p>
       <w:pPr>
-        <w:pStyle w:val="31"/>
+        <w:pStyle w:val="3"/>
         <w:keepNext w:val="0"/>
         <w:keepLines w:val="0"/>
         <w:pageBreakBefore w:val="0"/>
@@ -4934,7 +4829,7 @@
           <w:lang w:val="en-US" w:eastAsia="zh-CN"/>
         </w:rPr>
       </w:pPr>
-      <w:bookmarkStart w:id="9" w:name="_Toc104"/>
+      <w:bookmarkStart w:id="10" w:name="_Toc104"/>
       <w:r>
         <w:rPr>
           <w:rFonts w:hint="eastAsia"/>
@@ -4949,11 +4844,11 @@
         </w:rPr>
         <w:t>部门</w:t>
       </w:r>
-      <w:bookmarkEnd w:id="9"/>
-    </w:p>
-    <w:p>
-      <w:pPr>
-        <w:pStyle w:val="29"/>
+      <w:bookmarkEnd w:id="10"/>
+    </w:p>
+    <w:p>
+      <w:pPr>
+        <w:pStyle w:val="a1"/>
         <w:keepNext w:val="0"/>
         <w:keepLines w:val="0"/>
         <w:pageBreakBefore w:val="0"/>
@@ -4970,7 +4865,7 @@
         <w:bidi w:val="0"/>
         <w:adjustRightInd w:val="0"/>
         <w:snapToGrid w:val="0"/>
-        <w:ind w:left="425" w:leftChars="0" w:hanging="425" w:firstLineChars="0"/>
+        <w:ind w:left="425" w:hanging="425" w:leftChars="0" w:firstLineChars="0"/>
         <w:textAlignment w:val="baseline"/>
         <w:rPr>
           <w:rFonts w:hint="default"/>
@@ -4987,7 +4882,7 @@
     </w:p>
     <w:p>
       <w:pPr>
-        <w:pStyle w:val="29"/>
+        <w:pStyle w:val="a1"/>
         <w:keepNext w:val="0"/>
         <w:keepLines w:val="0"/>
         <w:pageBreakBefore w:val="0"/>
@@ -5004,7 +4899,7 @@
         <w:bidi w:val="0"/>
         <w:adjustRightInd w:val="0"/>
         <w:snapToGrid w:val="0"/>
-        <w:ind w:left="425" w:leftChars="0" w:hanging="425" w:firstLineChars="0"/>
+        <w:ind w:left="425" w:hanging="425" w:leftChars="0" w:firstLineChars="0"/>
         <w:textAlignment w:val="baseline"/>
         <w:rPr>
           <w:rFonts w:hint="default"/>
@@ -5021,7 +4916,7 @@
     </w:p>
     <w:p>
       <w:pPr>
-        <w:pStyle w:val="29"/>
+        <w:pStyle w:val="a1"/>
         <w:keepNext w:val="0"/>
         <w:keepLines w:val="0"/>
         <w:pageBreakBefore w:val="0"/>
@@ -5038,7 +4933,7 @@
         <w:bidi w:val="0"/>
         <w:adjustRightInd w:val="0"/>
         <w:snapToGrid w:val="0"/>
-        <w:ind w:left="425" w:leftChars="0" w:hanging="425" w:firstLineChars="0"/>
+        <w:ind w:left="425" w:hanging="425" w:leftChars="0" w:firstLineChars="0"/>
         <w:textAlignment w:val="baseline"/>
         <w:rPr>
           <w:rFonts w:hint="default"/>
@@ -5055,7 +4950,7 @@
     </w:p>
     <w:p>
       <w:pPr>
-        <w:pStyle w:val="28"/>
+        <w:pStyle w:val="1"/>
         <w:keepNext w:val="0"/>
         <w:keepLines w:val="0"/>
         <w:pageBreakBefore w:val="0"/>
@@ -5074,7 +4969,7 @@
           <w:lang w:val="en-US" w:eastAsia="zh-CN"/>
         </w:rPr>
       </w:pPr>
-      <w:bookmarkStart w:id="10" w:name="_Toc25774"/>
+      <w:bookmarkStart w:id="11" w:name="_Toc25774"/>
       <w:r>
         <w:rPr>
           <w:rFonts w:hint="eastAsia"/>
@@ -5082,11 +4977,11 @@
         </w:rPr>
         <w:t>引用依据</w:t>
       </w:r>
-      <w:bookmarkEnd w:id="10"/>
-    </w:p>
-    <w:p>
-      <w:pPr>
-        <w:pStyle w:val="29"/>
+      <w:bookmarkEnd w:id="11"/>
+    </w:p>
+    <w:p>
+      <w:pPr>
+        <w:pStyle w:val="a1"/>
         <w:keepNext w:val="0"/>
         <w:keepLines w:val="0"/>
         <w:pageBreakBefore w:val="0"/>
@@ -5115,7 +5010,7 @@
     </w:p>
     <w:p>
       <w:pPr>
-        <w:pStyle w:val="29"/>
+        <w:pStyle w:val="a1"/>
         <w:keepNext w:val="0"/>
         <w:keepLines w:val="0"/>
         <w:pageBreakBefore w:val="0"/>
@@ -5132,7 +5027,7 @@
         <w:bidi w:val="0"/>
         <w:adjustRightInd w:val="0"/>
         <w:snapToGrid w:val="0"/>
-        <w:ind w:left="425" w:leftChars="0" w:hanging="425" w:firstLineChars="0"/>
+        <w:ind w:left="425" w:hanging="425" w:leftChars="0" w:firstLineChars="0"/>
         <w:textAlignment w:val="baseline"/>
         <w:rPr>
           <w:rFonts w:hint="eastAsia"/>
@@ -5149,7 +5044,7 @@
     </w:p>
     <w:p>
       <w:pPr>
-        <w:pStyle w:val="29"/>
+        <w:pStyle w:val="a1"/>
         <w:keepNext w:val="0"/>
         <w:keepLines w:val="0"/>
         <w:pageBreakBefore w:val="0"/>
@@ -5166,7 +5061,7 @@
         <w:bidi w:val="0"/>
         <w:adjustRightInd w:val="0"/>
         <w:snapToGrid w:val="0"/>
-        <w:ind w:left="425" w:leftChars="0" w:hanging="425" w:firstLineChars="0"/>
+        <w:ind w:left="425" w:hanging="425" w:leftChars="0" w:firstLineChars="0"/>
         <w:textAlignment w:val="baseline"/>
         <w:rPr>
           <w:rFonts w:hint="eastAsia"/>
@@ -5183,7 +5078,7 @@
     </w:p>
     <w:p>
       <w:pPr>
-        <w:pStyle w:val="29"/>
+        <w:pStyle w:val="a1"/>
         <w:keepNext w:val="0"/>
         <w:keepLines w:val="0"/>
         <w:pageBreakBefore w:val="0"/>
@@ -5200,7 +5095,7 @@
         <w:bidi w:val="0"/>
         <w:adjustRightInd w:val="0"/>
         <w:snapToGrid w:val="0"/>
-        <w:ind w:left="425" w:leftChars="0" w:hanging="425" w:firstLineChars="0"/>
+        <w:ind w:left="425" w:hanging="425" w:leftChars="0" w:firstLineChars="0"/>
         <w:textAlignment w:val="baseline"/>
         <w:rPr>
           <w:rFonts w:hint="eastAsia"/>
@@ -5217,7 +5112,7 @@
     </w:p>
     <w:p>
       <w:pPr>
-        <w:pStyle w:val="29"/>
+        <w:pStyle w:val="a1"/>
         <w:keepNext w:val="0"/>
         <w:keepLines w:val="0"/>
         <w:pageBreakBefore w:val="0"/>
@@ -5234,7 +5129,7 @@
         <w:bidi w:val="0"/>
         <w:adjustRightInd w:val="0"/>
         <w:snapToGrid w:val="0"/>
-        <w:ind w:left="425" w:leftChars="0" w:hanging="425" w:firstLineChars="0"/>
+        <w:ind w:left="425" w:hanging="425" w:leftChars="0" w:firstLineChars="0"/>
         <w:textAlignment w:val="baseline"/>
         <w:rPr>
           <w:rFonts w:hint="eastAsia"/>
@@ -5251,7 +5146,7 @@
     </w:p>
     <w:p>
       <w:pPr>
-        <w:pStyle w:val="28"/>
+        <w:pStyle w:val="1"/>
         <w:keepNext w:val="0"/>
         <w:keepLines w:val="0"/>
         <w:pageBreakBefore w:val="0"/>
@@ -5266,7 +5161,7 @@
         <w:snapToGrid w:val="0"/>
         <w:textAlignment w:val="baseline"/>
       </w:pPr>
-      <w:bookmarkStart w:id="11" w:name="_Toc11533"/>
+      <w:bookmarkStart w:id="12" w:name="_Toc11533"/>
       <w:r>
         <w:rPr>
           <w:rFonts w:hint="eastAsia"/>
@@ -5274,11 +5169,11 @@
         </w:rPr>
         <w:t>定义与术语</w:t>
       </w:r>
-      <w:bookmarkEnd w:id="11"/>
-    </w:p>
-    <w:p>
-      <w:pPr>
-        <w:pStyle w:val="30"/>
+      <w:bookmarkEnd w:id="12"/>
+    </w:p>
+    <w:p>
+      <w:pPr>
+        <w:pStyle w:val="2"/>
         <w:keepNext w:val="0"/>
         <w:keepLines w:val="0"/>
         <w:pageBreakBefore w:val="0"/>
@@ -5296,18 +5191,18 @@
           <w:rFonts w:hint="eastAsia"/>
         </w:rPr>
       </w:pPr>
-      <w:bookmarkStart w:id="12" w:name="_Toc10119"/>
+      <w:bookmarkStart w:id="13" w:name="_Toc10119"/>
       <w:r>
         <w:rPr>
           <w:rFonts w:hint="eastAsia"/>
         </w:rPr>
         <w:t>容量管理</w:t>
       </w:r>
-      <w:bookmarkEnd w:id="12"/>
-    </w:p>
-    <w:p>
-      <w:pPr>
-        <w:pStyle w:val="29"/>
+      <w:bookmarkEnd w:id="13"/>
+    </w:p>
+    <w:p>
+      <w:pPr>
+        <w:pStyle w:val="a1"/>
         <w:keepNext w:val="0"/>
         <w:keepLines w:val="0"/>
         <w:pageBreakBefore w:val="0"/>
@@ -5334,7 +5229,7 @@
     </w:p>
     <w:p>
       <w:pPr>
-        <w:pStyle w:val="30"/>
+        <w:pStyle w:val="2"/>
         <w:keepNext w:val="0"/>
         <w:keepLines w:val="0"/>
         <w:pageBreakBefore w:val="0"/>
@@ -5352,18 +5247,18 @@
           <w:rFonts w:hint="eastAsia"/>
         </w:rPr>
       </w:pPr>
-      <w:bookmarkStart w:id="13" w:name="_Toc25540"/>
+      <w:bookmarkStart w:id="14" w:name="_Toc25540"/>
       <w:r>
         <w:rPr>
           <w:rFonts w:hint="eastAsia"/>
         </w:rPr>
         <w:t>业务容量管理</w:t>
       </w:r>
-      <w:bookmarkEnd w:id="13"/>
-    </w:p>
-    <w:p>
-      <w:pPr>
-        <w:pStyle w:val="29"/>
+      <w:bookmarkEnd w:id="14"/>
+    </w:p>
+    <w:p>
+      <w:pPr>
+        <w:pStyle w:val="a1"/>
         <w:keepNext w:val="0"/>
         <w:keepLines w:val="0"/>
         <w:pageBreakBefore w:val="0"/>
@@ -5390,7 +5285,7 @@
     </w:p>
     <w:p>
       <w:pPr>
-        <w:pStyle w:val="30"/>
+        <w:pStyle w:val="2"/>
         <w:keepNext w:val="0"/>
         <w:keepLines w:val="0"/>
         <w:pageBreakBefore w:val="0"/>
@@ -5408,18 +5303,18 @@
           <w:rFonts w:hint="eastAsia"/>
         </w:rPr>
       </w:pPr>
-      <w:bookmarkStart w:id="14" w:name="_Toc30908"/>
+      <w:bookmarkStart w:id="15" w:name="_Toc30908"/>
       <w:r>
         <w:rPr>
           <w:rFonts w:hint="eastAsia"/>
         </w:rPr>
         <w:t>服务容量管理</w:t>
       </w:r>
-      <w:bookmarkEnd w:id="14"/>
-    </w:p>
-    <w:p>
-      <w:pPr>
-        <w:pStyle w:val="29"/>
+      <w:bookmarkEnd w:id="15"/>
+    </w:p>
+    <w:p>
+      <w:pPr>
+        <w:pStyle w:val="a1"/>
         <w:keepNext w:val="0"/>
         <w:keepLines w:val="0"/>
         <w:pageBreakBefore w:val="0"/>
@@ -5446,7 +5341,7 @@
     </w:p>
     <w:p>
       <w:pPr>
-        <w:pStyle w:val="30"/>
+        <w:pStyle w:val="2"/>
         <w:keepNext w:val="0"/>
         <w:keepLines w:val="0"/>
         <w:pageBreakBefore w:val="0"/>
@@ -5464,18 +5359,18 @@
           <w:rFonts w:hint="eastAsia"/>
         </w:rPr>
       </w:pPr>
-      <w:bookmarkStart w:id="15" w:name="_Toc14012"/>
+      <w:bookmarkStart w:id="16" w:name="_Toc14012"/>
       <w:r>
         <w:rPr>
           <w:rFonts w:hint="eastAsia"/>
         </w:rPr>
         <w:t>资源容量管理</w:t>
       </w:r>
-      <w:bookmarkEnd w:id="15"/>
-    </w:p>
-    <w:p>
-      <w:pPr>
-        <w:pStyle w:val="29"/>
+      <w:bookmarkEnd w:id="16"/>
+    </w:p>
+    <w:p>
+      <w:pPr>
+        <w:pStyle w:val="a1"/>
         <w:keepNext w:val="0"/>
         <w:keepLines w:val="0"/>
         <w:pageBreakBefore w:val="0"/>
@@ -5502,7 +5397,7 @@
     </w:p>
     <w:p>
       <w:pPr>
-        <w:pStyle w:val="30"/>
+        <w:pStyle w:val="2"/>
         <w:keepNext w:val="0"/>
         <w:keepLines w:val="0"/>
         <w:pageBreakBefore w:val="0"/>
@@ -5520,18 +5415,18 @@
           <w:rFonts w:hint="eastAsia"/>
         </w:rPr>
       </w:pPr>
-      <w:bookmarkStart w:id="16" w:name="_Toc14391"/>
+      <w:bookmarkStart w:id="17" w:name="_Toc14391"/>
       <w:r>
         <w:rPr>
           <w:rFonts w:hint="eastAsia"/>
         </w:rPr>
         <w:t>容量基线</w:t>
       </w:r>
-      <w:bookmarkEnd w:id="16"/>
-    </w:p>
-    <w:p>
-      <w:pPr>
-        <w:pStyle w:val="29"/>
+      <w:bookmarkEnd w:id="17"/>
+    </w:p>
+    <w:p>
+      <w:pPr>
+        <w:pStyle w:val="a1"/>
         <w:keepNext w:val="0"/>
         <w:keepLines w:val="0"/>
         <w:pageBreakBefore w:val="0"/>
@@ -5555,7 +5450,7 @@
     </w:p>
     <w:p>
       <w:pPr>
-        <w:pStyle w:val="28"/>
+        <w:pStyle w:val="1"/>
         <w:keepNext w:val="0"/>
         <w:keepLines w:val="0"/>
         <w:pageBreakBefore w:val="0"/>
@@ -5574,7 +5469,7 @@
           <w:lang w:val="en-US" w:eastAsia="zh-CN"/>
         </w:rPr>
       </w:pPr>
-      <w:bookmarkStart w:id="17" w:name="_Toc10946"/>
+      <w:bookmarkStart w:id="18" w:name="_Toc10946"/>
       <w:r>
         <w:rPr>
           <w:rFonts w:hint="eastAsia"/>
@@ -5582,18 +5477,18 @@
         </w:rPr>
         <w:t>管理内容与要求</w:t>
       </w:r>
-      <w:bookmarkEnd w:id="17"/>
-    </w:p>
-    <w:p>
-      <w:pPr>
-        <w:pStyle w:val="30"/>
+      <w:bookmarkEnd w:id="18"/>
+    </w:p>
+    <w:p>
+      <w:pPr>
+        <w:pStyle w:val="2"/>
         <w:bidi w:val="0"/>
         <w:rPr>
           <w:rFonts w:hint="default"/>
           <w:lang w:val="en-US" w:eastAsia="zh-CN"/>
         </w:rPr>
       </w:pPr>
-      <w:bookmarkStart w:id="18" w:name="_Toc12762"/>
+      <w:bookmarkStart w:id="19" w:name="_Toc12762"/>
       <w:r>
         <w:rPr>
           <w:rFonts w:hint="default"/>
@@ -5601,18 +5496,18 @@
         </w:rPr>
         <w:t>容量规划管理</w:t>
       </w:r>
-      <w:bookmarkEnd w:id="18"/>
-    </w:p>
-    <w:p>
-      <w:pPr>
-        <w:pStyle w:val="31"/>
+      <w:bookmarkEnd w:id="19"/>
+    </w:p>
+    <w:p>
+      <w:pPr>
+        <w:pStyle w:val="3"/>
         <w:bidi w:val="0"/>
         <w:rPr>
           <w:rFonts w:hint="default"/>
           <w:lang w:val="en-US" w:eastAsia="zh-CN"/>
         </w:rPr>
       </w:pPr>
-      <w:bookmarkStart w:id="19" w:name="_Toc30042"/>
+      <w:bookmarkStart w:id="20" w:name="_Toc30042"/>
       <w:r>
         <w:rPr>
           <w:rFonts w:hint="default"/>
@@ -5620,16 +5515,16 @@
         </w:rPr>
         <w:t>业务需求分析</w:t>
       </w:r>
-      <w:bookmarkEnd w:id="19"/>
-    </w:p>
-    <w:p>
-      <w:pPr>
-        <w:pStyle w:val="29"/>
+      <w:bookmarkEnd w:id="20"/>
+    </w:p>
+    <w:p>
+      <w:pPr>
+        <w:pStyle w:val="a1"/>
         <w:numPr>
           <w:ilvl w:val="0"/>
           <w:numId w:val="7"/>
         </w:numPr>
-        <w:ind w:left="425" w:leftChars="0" w:hanging="425" w:firstLineChars="0"/>
+        <w:ind w:left="425" w:hanging="425" w:leftChars="0" w:firstLineChars="0"/>
         <w:rPr>
           <w:rFonts w:hint="default"/>
           <w:lang w:val="en-US" w:eastAsia="zh-CN"/>
@@ -5645,12 +5540,12 @@
     </w:p>
     <w:p>
       <w:pPr>
-        <w:pStyle w:val="29"/>
+        <w:pStyle w:val="a1"/>
         <w:numPr>
           <w:ilvl w:val="0"/>
           <w:numId w:val="7"/>
         </w:numPr>
-        <w:ind w:left="425" w:leftChars="0" w:hanging="425" w:firstLineChars="0"/>
+        <w:ind w:left="425" w:hanging="425" w:leftChars="0" w:firstLineChars="0"/>
         <w:rPr>
           <w:rFonts w:hint="default"/>
           <w:lang w:val="en-US" w:eastAsia="zh-CN"/>
@@ -5666,12 +5561,12 @@
     </w:p>
     <w:p>
       <w:pPr>
-        <w:pStyle w:val="29"/>
+        <w:pStyle w:val="a1"/>
         <w:numPr>
           <w:ilvl w:val="0"/>
           <w:numId w:val="7"/>
         </w:numPr>
-        <w:ind w:left="425" w:leftChars="0" w:hanging="425" w:firstLineChars="0"/>
+        <w:ind w:left="425" w:hanging="425" w:leftChars="0" w:firstLineChars="0"/>
         <w:rPr>
           <w:rFonts w:hint="default"/>
           <w:lang w:val="en-US" w:eastAsia="zh-CN"/>
@@ -5687,14 +5582,14 @@
     </w:p>
     <w:p>
       <w:pPr>
-        <w:pStyle w:val="31"/>
+        <w:pStyle w:val="3"/>
         <w:bidi w:val="0"/>
         <w:rPr>
           <w:rFonts w:hint="default"/>
           <w:lang w:val="en-US" w:eastAsia="zh-CN"/>
         </w:rPr>
       </w:pPr>
-      <w:bookmarkStart w:id="20" w:name="_Toc438"/>
+      <w:bookmarkStart w:id="21" w:name="_Toc438"/>
       <w:r>
         <w:rPr>
           <w:rFonts w:hint="default"/>
@@ -5702,16 +5597,16 @@
         </w:rPr>
         <w:t>容量预测</w:t>
       </w:r>
-      <w:bookmarkEnd w:id="20"/>
-    </w:p>
-    <w:p>
-      <w:pPr>
-        <w:pStyle w:val="29"/>
+      <w:bookmarkEnd w:id="21"/>
+    </w:p>
+    <w:p>
+      <w:pPr>
+        <w:pStyle w:val="a1"/>
         <w:numPr>
           <w:ilvl w:val="0"/>
           <w:numId w:val="8"/>
         </w:numPr>
-        <w:ind w:left="425" w:leftChars="0" w:hanging="425" w:firstLineChars="0"/>
+        <w:ind w:left="425" w:hanging="425" w:leftChars="0" w:firstLineChars="0"/>
         <w:rPr>
           <w:rFonts w:hint="default"/>
           <w:lang w:val="en-US" w:eastAsia="zh-CN"/>
@@ -5727,12 +5622,12 @@
     </w:p>
     <w:p>
       <w:pPr>
-        <w:pStyle w:val="29"/>
+        <w:pStyle w:val="a1"/>
         <w:numPr>
           <w:ilvl w:val="0"/>
           <w:numId w:val="8"/>
         </w:numPr>
-        <w:ind w:left="425" w:leftChars="0" w:hanging="425" w:firstLineChars="0"/>
+        <w:ind w:left="425" w:hanging="425" w:leftChars="0" w:firstLineChars="0"/>
         <w:rPr>
           <w:rFonts w:hint="default"/>
           <w:lang w:val="en-US" w:eastAsia="zh-CN"/>
@@ -5748,12 +5643,12 @@
     </w:p>
     <w:p>
       <w:pPr>
-        <w:pStyle w:val="29"/>
+        <w:pStyle w:val="a1"/>
         <w:numPr>
           <w:ilvl w:val="0"/>
           <w:numId w:val="8"/>
         </w:numPr>
-        <w:ind w:left="425" w:leftChars="0" w:hanging="425" w:firstLineChars="0"/>
+        <w:ind w:left="425" w:hanging="425" w:leftChars="0" w:firstLineChars="0"/>
         <w:rPr>
           <w:rFonts w:hint="default"/>
           <w:lang w:val="en-US" w:eastAsia="zh-CN"/>
@@ -5769,14 +5664,14 @@
     </w:p>
     <w:p>
       <w:pPr>
-        <w:pStyle w:val="31"/>
+        <w:pStyle w:val="3"/>
         <w:bidi w:val="0"/>
         <w:rPr>
           <w:rFonts w:hint="default"/>
           <w:lang w:val="en-US" w:eastAsia="zh-CN"/>
         </w:rPr>
       </w:pPr>
-      <w:bookmarkStart w:id="21" w:name="_Toc29820"/>
+      <w:bookmarkStart w:id="22" w:name="_Toc29820"/>
       <w:r>
         <w:rPr>
           <w:rFonts w:hint="default"/>
@@ -5784,16 +5679,16 @@
         </w:rPr>
         <w:t>容量计划制定</w:t>
       </w:r>
-      <w:bookmarkEnd w:id="21"/>
-    </w:p>
-    <w:p>
-      <w:pPr>
-        <w:pStyle w:val="29"/>
+      <w:bookmarkEnd w:id="22"/>
+    </w:p>
+    <w:p>
+      <w:pPr>
+        <w:pStyle w:val="a1"/>
         <w:numPr>
           <w:ilvl w:val="0"/>
           <w:numId w:val="9"/>
         </w:numPr>
-        <w:ind w:left="425" w:leftChars="0" w:hanging="425" w:firstLineChars="0"/>
+        <w:ind w:left="425" w:hanging="425" w:leftChars="0" w:firstLineChars="0"/>
         <w:rPr>
           <w:rFonts w:hint="default"/>
           <w:lang w:val="en-US" w:eastAsia="zh-CN"/>
@@ -5809,12 +5704,12 @@
     </w:p>
     <w:p>
       <w:pPr>
-        <w:pStyle w:val="29"/>
+        <w:pStyle w:val="a1"/>
         <w:numPr>
           <w:ilvl w:val="0"/>
           <w:numId w:val="9"/>
         </w:numPr>
-        <w:ind w:left="425" w:leftChars="0" w:hanging="425" w:firstLineChars="0"/>
+        <w:ind w:left="425" w:hanging="425" w:leftChars="0" w:firstLineChars="0"/>
         <w:rPr>
           <w:rFonts w:hint="default"/>
           <w:lang w:val="en-US" w:eastAsia="zh-CN"/>
@@ -5830,12 +5725,12 @@
     </w:p>
     <w:p>
       <w:pPr>
-        <w:pStyle w:val="29"/>
+        <w:pStyle w:val="a1"/>
         <w:numPr>
           <w:ilvl w:val="0"/>
           <w:numId w:val="9"/>
         </w:numPr>
-        <w:ind w:left="425" w:leftChars="0" w:hanging="425" w:firstLineChars="0"/>
+        <w:ind w:left="425" w:hanging="425" w:leftChars="0" w:firstLineChars="0"/>
         <w:rPr>
           <w:rFonts w:hint="default"/>
           <w:lang w:val="en-US" w:eastAsia="zh-CN"/>
@@ -5851,14 +5746,14 @@
     </w:p>
     <w:p>
       <w:pPr>
-        <w:pStyle w:val="30"/>
+        <w:pStyle w:val="2"/>
         <w:bidi w:val="0"/>
         <w:rPr>
           <w:rFonts w:hint="default"/>
           <w:lang w:val="en-US" w:eastAsia="zh-CN"/>
         </w:rPr>
       </w:pPr>
-      <w:bookmarkStart w:id="22" w:name="_Toc16203"/>
+      <w:bookmarkStart w:id="23" w:name="_Toc16203"/>
       <w:r>
         <w:rPr>
           <w:rFonts w:hint="default"/>
@@ -5866,18 +5761,18 @@
         </w:rPr>
         <w:t>容量监控管理</w:t>
       </w:r>
-      <w:bookmarkEnd w:id="22"/>
-    </w:p>
-    <w:p>
-      <w:pPr>
-        <w:pStyle w:val="31"/>
+      <w:bookmarkEnd w:id="23"/>
+    </w:p>
+    <w:p>
+      <w:pPr>
+        <w:pStyle w:val="3"/>
         <w:bidi w:val="0"/>
         <w:rPr>
           <w:rFonts w:hint="default"/>
           <w:lang w:val="en-US" w:eastAsia="zh-CN"/>
         </w:rPr>
       </w:pPr>
-      <w:bookmarkStart w:id="23" w:name="_Toc30064"/>
+      <w:bookmarkStart w:id="24" w:name="_Toc30064"/>
       <w:r>
         <w:rPr>
           <w:rFonts w:hint="default"/>
@@ -5885,11 +5780,11 @@
         </w:rPr>
         <w:t>监控指标体系</w:t>
       </w:r>
-      <w:bookmarkEnd w:id="23"/>
-    </w:p>
-    <w:p>
-      <w:pPr>
-        <w:pStyle w:val="29"/>
+      <w:bookmarkEnd w:id="24"/>
+    </w:p>
+    <w:p>
+      <w:pPr>
+        <w:pStyle w:val="a1"/>
         <w:rPr>
           <w:rFonts w:hint="default"/>
           <w:lang w:val="en-US" w:eastAsia="zh-CN"/>
@@ -5905,12 +5800,12 @@
     </w:p>
     <w:p>
       <w:pPr>
-        <w:pStyle w:val="29"/>
+        <w:pStyle w:val="a1"/>
         <w:numPr>
           <w:ilvl w:val="0"/>
           <w:numId w:val="10"/>
         </w:numPr>
-        <w:ind w:left="425" w:leftChars="0" w:hanging="425" w:firstLineChars="0"/>
+        <w:ind w:left="425" w:hanging="425" w:leftChars="0" w:firstLineChars="0"/>
         <w:rPr>
           <w:rFonts w:hint="default"/>
           <w:lang w:val="en-US" w:eastAsia="zh-CN"/>
@@ -5926,12 +5821,12 @@
     </w:p>
     <w:p>
       <w:pPr>
-        <w:pStyle w:val="29"/>
+        <w:pStyle w:val="a1"/>
         <w:numPr>
           <w:ilvl w:val="0"/>
           <w:numId w:val="10"/>
         </w:numPr>
-        <w:ind w:left="425" w:leftChars="0" w:hanging="425" w:firstLineChars="0"/>
+        <w:ind w:left="425" w:hanging="425" w:leftChars="0" w:firstLineChars="0"/>
         <w:rPr>
           <w:rFonts w:hint="default"/>
           <w:lang w:val="en-US" w:eastAsia="zh-CN"/>
@@ -5947,12 +5842,12 @@
     </w:p>
     <w:p>
       <w:pPr>
-        <w:pStyle w:val="29"/>
+        <w:pStyle w:val="a1"/>
         <w:numPr>
           <w:ilvl w:val="0"/>
           <w:numId w:val="10"/>
         </w:numPr>
-        <w:ind w:left="425" w:leftChars="0" w:hanging="425" w:firstLineChars="0"/>
+        <w:ind w:left="425" w:hanging="425" w:leftChars="0" w:firstLineChars="0"/>
         <w:rPr>
           <w:rFonts w:hint="default"/>
           <w:lang w:val="en-US" w:eastAsia="zh-CN"/>
@@ -5968,12 +5863,12 @@
     </w:p>
     <w:p>
       <w:pPr>
-        <w:pStyle w:val="29"/>
+        <w:pStyle w:val="a1"/>
         <w:numPr>
           <w:ilvl w:val="0"/>
           <w:numId w:val="10"/>
         </w:numPr>
-        <w:ind w:left="425" w:leftChars="0" w:hanging="425" w:firstLineChars="0"/>
+        <w:ind w:left="425" w:hanging="425" w:leftChars="0" w:firstLineChars="0"/>
         <w:rPr>
           <w:rFonts w:hint="default"/>
           <w:lang w:val="en-US" w:eastAsia="zh-CN"/>
@@ -5989,14 +5884,14 @@
     </w:p>
     <w:p>
       <w:pPr>
-        <w:pStyle w:val="31"/>
+        <w:pStyle w:val="3"/>
         <w:bidi w:val="0"/>
         <w:rPr>
           <w:rFonts w:hint="default"/>
           <w:lang w:val="en-US" w:eastAsia="zh-CN"/>
         </w:rPr>
       </w:pPr>
-      <w:bookmarkStart w:id="24" w:name="_Toc20345"/>
+      <w:bookmarkStart w:id="25" w:name="_Toc20345"/>
       <w:r>
         <w:rPr>
           <w:rFonts w:hint="default"/>
@@ -6004,16 +5899,16 @@
         </w:rPr>
         <w:t>监控数据收集</w:t>
       </w:r>
-      <w:bookmarkEnd w:id="24"/>
-    </w:p>
-    <w:p>
-      <w:pPr>
-        <w:pStyle w:val="29"/>
+      <w:bookmarkEnd w:id="25"/>
+    </w:p>
+    <w:p>
+      <w:pPr>
+        <w:pStyle w:val="a1"/>
         <w:numPr>
           <w:ilvl w:val="0"/>
           <w:numId w:val="11"/>
         </w:numPr>
-        <w:ind w:left="425" w:leftChars="0" w:hanging="425" w:firstLineChars="0"/>
+        <w:ind w:left="425" w:hanging="425" w:leftChars="0" w:firstLineChars="0"/>
         <w:rPr>
           <w:rFonts w:hint="default"/>
           <w:lang w:val="en-US" w:eastAsia="zh-CN"/>
@@ -6029,12 +5924,12 @@
     </w:p>
     <w:p>
       <w:pPr>
-        <w:pStyle w:val="29"/>
+        <w:pStyle w:val="a1"/>
         <w:numPr>
           <w:ilvl w:val="0"/>
           <w:numId w:val="11"/>
         </w:numPr>
-        <w:ind w:left="425" w:leftChars="0" w:hanging="425" w:firstLineChars="0"/>
+        <w:ind w:left="425" w:hanging="425" w:leftChars="0" w:firstLineChars="0"/>
         <w:rPr>
           <w:rFonts w:hint="default"/>
           <w:lang w:val="en-US" w:eastAsia="zh-CN"/>
@@ -6050,12 +5945,12 @@
     </w:p>
     <w:p>
       <w:pPr>
-        <w:pStyle w:val="29"/>
+        <w:pStyle w:val="a1"/>
         <w:numPr>
           <w:ilvl w:val="0"/>
           <w:numId w:val="11"/>
         </w:numPr>
-        <w:ind w:left="425" w:leftChars="0" w:hanging="425" w:firstLineChars="0"/>
+        <w:ind w:left="425" w:hanging="425" w:leftChars="0" w:firstLineChars="0"/>
         <w:rPr>
           <w:rFonts w:hint="default"/>
           <w:lang w:val="en-US" w:eastAsia="zh-CN"/>
@@ -6071,14 +5966,14 @@
     </w:p>
     <w:p>
       <w:pPr>
-        <w:pStyle w:val="31"/>
+        <w:pStyle w:val="3"/>
         <w:bidi w:val="0"/>
         <w:rPr>
           <w:rFonts w:hint="default"/>
           <w:lang w:val="en-US" w:eastAsia="zh-CN"/>
         </w:rPr>
       </w:pPr>
-      <w:bookmarkStart w:id="25" w:name="_Toc19297"/>
+      <w:bookmarkStart w:id="26" w:name="_Toc19297"/>
       <w:r>
         <w:rPr>
           <w:rFonts w:hint="default"/>
@@ -6086,16 +5981,16 @@
         </w:rPr>
         <w:t>阈值管理</w:t>
       </w:r>
-      <w:bookmarkEnd w:id="25"/>
-    </w:p>
-    <w:p>
-      <w:pPr>
-        <w:pStyle w:val="29"/>
+      <w:bookmarkEnd w:id="26"/>
+    </w:p>
+    <w:p>
+      <w:pPr>
+        <w:pStyle w:val="a1"/>
         <w:numPr>
           <w:ilvl w:val="0"/>
           <w:numId w:val="12"/>
         </w:numPr>
-        <w:ind w:left="425" w:leftChars="0" w:hanging="425" w:firstLineChars="0"/>
+        <w:ind w:left="425" w:hanging="425" w:leftChars="0" w:firstLineChars="0"/>
         <w:rPr>
           <w:rFonts w:hint="default"/>
           <w:lang w:val="en-US" w:eastAsia="zh-CN"/>
@@ -6111,12 +6006,12 @@
     </w:p>
     <w:p>
       <w:pPr>
-        <w:pStyle w:val="29"/>
+        <w:pStyle w:val="a1"/>
         <w:numPr>
           <w:ilvl w:val="0"/>
           <w:numId w:val="12"/>
         </w:numPr>
-        <w:ind w:left="425" w:leftChars="0" w:hanging="425" w:firstLineChars="0"/>
+        <w:ind w:left="425" w:hanging="425" w:leftChars="0" w:firstLineChars="0"/>
         <w:rPr>
           <w:rFonts w:hint="default"/>
           <w:lang w:val="en-US" w:eastAsia="zh-CN"/>
@@ -6132,12 +6027,12 @@
     </w:p>
     <w:p>
       <w:pPr>
-        <w:pStyle w:val="29"/>
+        <w:pStyle w:val="a1"/>
         <w:numPr>
           <w:ilvl w:val="0"/>
           <w:numId w:val="12"/>
         </w:numPr>
-        <w:ind w:left="425" w:leftChars="0" w:hanging="425" w:firstLineChars="0"/>
+        <w:ind w:left="425" w:hanging="425" w:leftChars="0" w:firstLineChars="0"/>
         <w:rPr>
           <w:rFonts w:hint="default"/>
           <w:lang w:val="en-US" w:eastAsia="zh-CN"/>
@@ -6153,14 +6048,14 @@
     </w:p>
     <w:p>
       <w:pPr>
-        <w:pStyle w:val="30"/>
+        <w:pStyle w:val="2"/>
         <w:bidi w:val="0"/>
         <w:rPr>
           <w:rFonts w:hint="default"/>
           <w:lang w:val="en-US" w:eastAsia="zh-CN"/>
         </w:rPr>
       </w:pPr>
-      <w:bookmarkStart w:id="26" w:name="_Toc31563"/>
+      <w:bookmarkStart w:id="27" w:name="_Toc31563"/>
       <w:r>
         <w:rPr>
           <w:rFonts w:hint="default"/>
@@ -6168,18 +6063,18 @@
         </w:rPr>
         <w:t>容量分析管理</w:t>
       </w:r>
-      <w:bookmarkEnd w:id="26"/>
-    </w:p>
-    <w:p>
-      <w:pPr>
-        <w:pStyle w:val="31"/>
+      <w:bookmarkEnd w:id="27"/>
+    </w:p>
+    <w:p>
+      <w:pPr>
+        <w:pStyle w:val="3"/>
         <w:bidi w:val="0"/>
         <w:rPr>
           <w:rFonts w:hint="default"/>
           <w:lang w:val="en-US" w:eastAsia="zh-CN"/>
         </w:rPr>
       </w:pPr>
-      <w:bookmarkStart w:id="27" w:name="_Toc31640"/>
+      <w:bookmarkStart w:id="28" w:name="_Toc31640"/>
       <w:r>
         <w:rPr>
           <w:rFonts w:hint="default"/>
@@ -6187,16 +6082,16 @@
         </w:rPr>
         <w:t>性能数据分析</w:t>
       </w:r>
-      <w:bookmarkEnd w:id="27"/>
-    </w:p>
-    <w:p>
-      <w:pPr>
-        <w:pStyle w:val="29"/>
+      <w:bookmarkEnd w:id="28"/>
+    </w:p>
+    <w:p>
+      <w:pPr>
+        <w:pStyle w:val="a1"/>
         <w:numPr>
           <w:ilvl w:val="0"/>
           <w:numId w:val="13"/>
         </w:numPr>
-        <w:ind w:left="425" w:leftChars="0" w:hanging="425" w:firstLineChars="0"/>
+        <w:ind w:left="425" w:hanging="425" w:leftChars="0" w:firstLineChars="0"/>
         <w:rPr>
           <w:rFonts w:hint="default"/>
           <w:lang w:val="en-US" w:eastAsia="zh-CN"/>
@@ -6212,12 +6107,12 @@
     </w:p>
     <w:p>
       <w:pPr>
-        <w:pStyle w:val="29"/>
+        <w:pStyle w:val="a1"/>
         <w:numPr>
           <w:ilvl w:val="0"/>
           <w:numId w:val="13"/>
         </w:numPr>
-        <w:ind w:left="425" w:leftChars="0" w:hanging="425" w:firstLineChars="0"/>
+        <w:ind w:left="425" w:hanging="425" w:leftChars="0" w:firstLineChars="0"/>
         <w:rPr>
           <w:rFonts w:hint="default"/>
           <w:lang w:val="en-US" w:eastAsia="zh-CN"/>
@@ -6233,12 +6128,12 @@
     </w:p>
     <w:p>
       <w:pPr>
-        <w:pStyle w:val="29"/>
+        <w:pStyle w:val="a1"/>
         <w:numPr>
           <w:ilvl w:val="0"/>
           <w:numId w:val="13"/>
         </w:numPr>
-        <w:ind w:left="425" w:leftChars="0" w:hanging="425" w:firstLineChars="0"/>
+        <w:ind w:left="425" w:hanging="425" w:leftChars="0" w:firstLineChars="0"/>
         <w:rPr>
           <w:rFonts w:hint="default"/>
           <w:lang w:val="en-US" w:eastAsia="zh-CN"/>
@@ -6254,14 +6149,14 @@
     </w:p>
     <w:p>
       <w:pPr>
-        <w:pStyle w:val="31"/>
+        <w:pStyle w:val="3"/>
         <w:bidi w:val="0"/>
         <w:rPr>
           <w:rFonts w:hint="default"/>
           <w:lang w:val="en-US" w:eastAsia="zh-CN"/>
         </w:rPr>
       </w:pPr>
-      <w:bookmarkStart w:id="28" w:name="_Toc6594"/>
+      <w:bookmarkStart w:id="29" w:name="_Toc6594"/>
       <w:r>
         <w:rPr>
           <w:rFonts w:hint="default"/>
@@ -6269,11 +6164,11 @@
         </w:rPr>
         <w:t>容量报告</w:t>
       </w:r>
-      <w:bookmarkEnd w:id="28"/>
-    </w:p>
-    <w:p>
-      <w:pPr>
-        <w:pStyle w:val="29"/>
+      <w:bookmarkEnd w:id="29"/>
+    </w:p>
+    <w:p>
+      <w:pPr>
+        <w:pStyle w:val="a1"/>
         <w:rPr>
           <w:rFonts w:hint="default"/>
           <w:lang w:val="en-US" w:eastAsia="zh-CN"/>
@@ -6289,12 +6184,12 @@
     </w:p>
     <w:p>
       <w:pPr>
-        <w:pStyle w:val="29"/>
+        <w:pStyle w:val="a1"/>
         <w:numPr>
           <w:ilvl w:val="0"/>
           <w:numId w:val="14"/>
         </w:numPr>
-        <w:ind w:left="425" w:leftChars="0" w:hanging="425" w:firstLineChars="0"/>
+        <w:ind w:left="425" w:hanging="425" w:leftChars="0" w:firstLineChars="0"/>
         <w:rPr>
           <w:rFonts w:hint="default"/>
           <w:lang w:val="en-US" w:eastAsia="zh-CN"/>
@@ -6310,12 +6205,12 @@
     </w:p>
     <w:p>
       <w:pPr>
-        <w:pStyle w:val="29"/>
+        <w:pStyle w:val="a1"/>
         <w:numPr>
           <w:ilvl w:val="0"/>
           <w:numId w:val="14"/>
         </w:numPr>
-        <w:ind w:left="425" w:leftChars="0" w:hanging="425" w:firstLineChars="0"/>
+        <w:ind w:left="425" w:hanging="425" w:leftChars="0" w:firstLineChars="0"/>
         <w:rPr>
           <w:rFonts w:hint="default"/>
           <w:lang w:val="en-US" w:eastAsia="zh-CN"/>
@@ -6331,12 +6226,12 @@
     </w:p>
     <w:p>
       <w:pPr>
-        <w:pStyle w:val="29"/>
+        <w:pStyle w:val="a1"/>
         <w:numPr>
           <w:ilvl w:val="0"/>
           <w:numId w:val="14"/>
         </w:numPr>
-        <w:ind w:left="425" w:leftChars="0" w:hanging="425" w:firstLineChars="0"/>
+        <w:ind w:left="425" w:hanging="425" w:leftChars="0" w:firstLineChars="0"/>
         <w:rPr>
           <w:rFonts w:hint="default"/>
           <w:lang w:val="en-US" w:eastAsia="zh-CN"/>
@@ -6352,12 +6247,12 @@
     </w:p>
     <w:p>
       <w:pPr>
-        <w:pStyle w:val="29"/>
+        <w:pStyle w:val="a1"/>
         <w:numPr>
           <w:ilvl w:val="0"/>
           <w:numId w:val="14"/>
         </w:numPr>
-        <w:ind w:left="425" w:leftChars="0" w:hanging="425" w:firstLineChars="0"/>
+        <w:ind w:left="425" w:hanging="425" w:leftChars="0" w:firstLineChars="0"/>
         <w:rPr>
           <w:rFonts w:hint="default"/>
           <w:lang w:val="en-US" w:eastAsia="zh-CN"/>
@@ -6373,14 +6268,14 @@
     </w:p>
     <w:p>
       <w:pPr>
-        <w:pStyle w:val="31"/>
+        <w:pStyle w:val="3"/>
         <w:bidi w:val="0"/>
         <w:rPr>
           <w:rFonts w:hint="default"/>
           <w:lang w:val="en-US" w:eastAsia="zh-CN"/>
         </w:rPr>
       </w:pPr>
-      <w:bookmarkStart w:id="29" w:name="_Toc13440"/>
+      <w:bookmarkStart w:id="30" w:name="_Toc13440"/>
       <w:r>
         <w:rPr>
           <w:rFonts w:hint="default"/>
@@ -6388,16 +6283,16 @@
         </w:rPr>
         <w:t>容量优化</w:t>
       </w:r>
-      <w:bookmarkEnd w:id="29"/>
-    </w:p>
-    <w:p>
-      <w:pPr>
-        <w:pStyle w:val="29"/>
+      <w:bookmarkEnd w:id="30"/>
+    </w:p>
+    <w:p>
+      <w:pPr>
+        <w:pStyle w:val="a1"/>
         <w:numPr>
           <w:ilvl w:val="0"/>
           <w:numId w:val="15"/>
         </w:numPr>
-        <w:ind w:left="425" w:leftChars="0" w:hanging="425" w:firstLineChars="0"/>
+        <w:ind w:left="425" w:hanging="425" w:leftChars="0" w:firstLineChars="0"/>
         <w:rPr>
           <w:rFonts w:hint="default"/>
           <w:lang w:val="en-US" w:eastAsia="zh-CN"/>
@@ -6413,12 +6308,12 @@
     </w:p>
     <w:p>
       <w:pPr>
-        <w:pStyle w:val="29"/>
+        <w:pStyle w:val="a1"/>
         <w:numPr>
           <w:ilvl w:val="0"/>
           <w:numId w:val="15"/>
         </w:numPr>
-        <w:ind w:left="425" w:leftChars="0" w:hanging="425" w:firstLineChars="0"/>
+        <w:ind w:left="425" w:hanging="425" w:leftChars="0" w:firstLineChars="0"/>
         <w:rPr>
           <w:rFonts w:hint="default"/>
           <w:lang w:val="en-US" w:eastAsia="zh-CN"/>
@@ -6434,12 +6329,12 @@
     </w:p>
     <w:p>
       <w:pPr>
-        <w:pStyle w:val="29"/>
+        <w:pStyle w:val="a1"/>
         <w:numPr>
           <w:ilvl w:val="0"/>
           <w:numId w:val="15"/>
         </w:numPr>
-        <w:ind w:left="425" w:leftChars="0" w:hanging="425" w:firstLineChars="0"/>
+        <w:ind w:left="425" w:hanging="425" w:leftChars="0" w:firstLineChars="0"/>
         <w:rPr>
           <w:rFonts w:hint="default"/>
           <w:lang w:val="en-US" w:eastAsia="zh-CN"/>
@@ -6455,14 +6350,14 @@
     </w:p>
     <w:p>
       <w:pPr>
-        <w:pStyle w:val="30"/>
+        <w:pStyle w:val="2"/>
         <w:bidi w:val="0"/>
         <w:rPr>
           <w:rFonts w:hint="default"/>
           <w:lang w:val="en-US" w:eastAsia="zh-CN"/>
         </w:rPr>
       </w:pPr>
-      <w:bookmarkStart w:id="30" w:name="_Toc19782"/>
+      <w:bookmarkStart w:id="31" w:name="_Toc19782"/>
       <w:r>
         <w:rPr>
           <w:rFonts w:hint="default"/>
@@ -6470,18 +6365,18 @@
         </w:rPr>
         <w:t>容量变更管理</w:t>
       </w:r>
-      <w:bookmarkEnd w:id="30"/>
-    </w:p>
-    <w:p>
-      <w:pPr>
-        <w:pStyle w:val="31"/>
+      <w:bookmarkEnd w:id="31"/>
+    </w:p>
+    <w:p>
+      <w:pPr>
+        <w:pStyle w:val="3"/>
         <w:bidi w:val="0"/>
         <w:rPr>
           <w:rFonts w:hint="default"/>
           <w:lang w:val="en-US" w:eastAsia="zh-CN"/>
         </w:rPr>
       </w:pPr>
-      <w:bookmarkStart w:id="31" w:name="_Toc11747"/>
+      <w:bookmarkStart w:id="32" w:name="_Toc11747"/>
       <w:r>
         <w:rPr>
           <w:rFonts w:hint="default"/>
@@ -6489,16 +6384,16 @@
         </w:rPr>
         <w:t>变更影响评估</w:t>
       </w:r>
-      <w:bookmarkEnd w:id="31"/>
-    </w:p>
-    <w:p>
-      <w:pPr>
-        <w:pStyle w:val="29"/>
+      <w:bookmarkEnd w:id="32"/>
+    </w:p>
+    <w:p>
+      <w:pPr>
+        <w:pStyle w:val="a1"/>
         <w:numPr>
           <w:ilvl w:val="0"/>
           <w:numId w:val="16"/>
         </w:numPr>
-        <w:ind w:left="425" w:leftChars="0" w:hanging="425" w:firstLineChars="0"/>
+        <w:ind w:left="425" w:hanging="425" w:leftChars="0" w:firstLineChars="0"/>
         <w:rPr>
           <w:rFonts w:hint="default"/>
           <w:lang w:val="en-US" w:eastAsia="zh-CN"/>
@@ -6514,12 +6409,12 @@
     </w:p>
     <w:p>
       <w:pPr>
-        <w:pStyle w:val="29"/>
+        <w:pStyle w:val="a1"/>
         <w:numPr>
           <w:ilvl w:val="0"/>
           <w:numId w:val="16"/>
         </w:numPr>
-        <w:ind w:left="425" w:leftChars="0" w:hanging="425" w:firstLineChars="0"/>
+        <w:ind w:left="425" w:hanging="425" w:leftChars="0" w:firstLineChars="0"/>
         <w:rPr>
           <w:rFonts w:hint="default"/>
           <w:lang w:val="en-US" w:eastAsia="zh-CN"/>
@@ -6535,12 +6430,12 @@
     </w:p>
     <w:p>
       <w:pPr>
-        <w:pStyle w:val="29"/>
+        <w:pStyle w:val="a1"/>
         <w:numPr>
           <w:ilvl w:val="0"/>
           <w:numId w:val="16"/>
         </w:numPr>
-        <w:ind w:left="425" w:leftChars="0" w:hanging="425" w:firstLineChars="0"/>
+        <w:ind w:left="425" w:hanging="425" w:leftChars="0" w:firstLineChars="0"/>
         <w:rPr>
           <w:rFonts w:hint="default"/>
           <w:lang w:val="en-US" w:eastAsia="zh-CN"/>
@@ -6556,14 +6451,14 @@
     </w:p>
     <w:p>
       <w:pPr>
-        <w:pStyle w:val="31"/>
+        <w:pStyle w:val="3"/>
         <w:bidi w:val="0"/>
         <w:rPr>
           <w:rFonts w:hint="default"/>
           <w:lang w:val="en-US" w:eastAsia="zh-CN"/>
         </w:rPr>
       </w:pPr>
-      <w:bookmarkStart w:id="32" w:name="_Toc6513"/>
+      <w:bookmarkStart w:id="33" w:name="_Toc6513"/>
       <w:r>
         <w:rPr>
           <w:rFonts w:hint="default"/>
@@ -6571,16 +6466,16 @@
         </w:rPr>
         <w:t>扩容管理</w:t>
       </w:r>
-      <w:bookmarkEnd w:id="32"/>
-    </w:p>
-    <w:p>
-      <w:pPr>
-        <w:pStyle w:val="29"/>
+      <w:bookmarkEnd w:id="33"/>
+    </w:p>
+    <w:p>
+      <w:pPr>
+        <w:pStyle w:val="a1"/>
         <w:numPr>
           <w:ilvl w:val="0"/>
           <w:numId w:val="17"/>
         </w:numPr>
-        <w:ind w:left="425" w:leftChars="0" w:hanging="425" w:firstLineChars="0"/>
+        <w:ind w:left="425" w:hanging="425" w:leftChars="0" w:firstLineChars="0"/>
         <w:rPr>
           <w:rFonts w:hint="default"/>
           <w:lang w:val="en-US" w:eastAsia="zh-CN"/>
@@ -6596,12 +6491,12 @@
     </w:p>
     <w:p>
       <w:pPr>
-        <w:pStyle w:val="29"/>
+        <w:pStyle w:val="a1"/>
         <w:numPr>
           <w:ilvl w:val="0"/>
           <w:numId w:val="17"/>
         </w:numPr>
-        <w:ind w:left="425" w:leftChars="0" w:hanging="425" w:firstLineChars="0"/>
+        <w:ind w:left="425" w:hanging="425" w:leftChars="0" w:firstLineChars="0"/>
         <w:rPr>
           <w:rFonts w:hint="default"/>
           <w:lang w:val="en-US" w:eastAsia="zh-CN"/>
@@ -6617,12 +6512,12 @@
     </w:p>
     <w:p>
       <w:pPr>
-        <w:pStyle w:val="29"/>
+        <w:pStyle w:val="a1"/>
         <w:numPr>
           <w:ilvl w:val="0"/>
           <w:numId w:val="17"/>
         </w:numPr>
-        <w:ind w:left="425" w:leftChars="0" w:hanging="425" w:firstLineChars="0"/>
+        <w:ind w:left="425" w:hanging="425" w:leftChars="0" w:firstLineChars="0"/>
         <w:rPr>
           <w:rFonts w:hint="default"/>
           <w:lang w:val="en-US" w:eastAsia="zh-CN"/>
@@ -6638,14 +6533,14 @@
     </w:p>
     <w:p>
       <w:pPr>
-        <w:pStyle w:val="30"/>
+        <w:pStyle w:val="2"/>
         <w:bidi w:val="0"/>
         <w:rPr>
           <w:rFonts w:hint="default"/>
           <w:lang w:val="en-US" w:eastAsia="zh-CN"/>
         </w:rPr>
       </w:pPr>
-      <w:bookmarkStart w:id="33" w:name="_Toc17412"/>
+      <w:bookmarkStart w:id="34" w:name="_Toc17412"/>
       <w:r>
         <w:rPr>
           <w:rFonts w:hint="default"/>
@@ -6653,18 +6548,18 @@
         </w:rPr>
         <w:t>关键控制点与测量指标</w:t>
       </w:r>
-      <w:bookmarkEnd w:id="33"/>
-    </w:p>
-    <w:p>
-      <w:pPr>
-        <w:pStyle w:val="31"/>
+      <w:bookmarkEnd w:id="34"/>
+    </w:p>
+    <w:p>
+      <w:pPr>
+        <w:pStyle w:val="3"/>
         <w:bidi w:val="0"/>
         <w:rPr>
           <w:rFonts w:hint="default"/>
           <w:lang w:val="en-US" w:eastAsia="zh-CN"/>
         </w:rPr>
       </w:pPr>
-      <w:bookmarkStart w:id="34" w:name="_Toc31816"/>
+      <w:bookmarkStart w:id="35" w:name="_Toc31816"/>
       <w:r>
         <w:rPr>
           <w:rFonts w:hint="default"/>
@@ -6672,16 +6567,16 @@
         </w:rPr>
         <w:t>关键控制点</w:t>
       </w:r>
-      <w:bookmarkEnd w:id="34"/>
-    </w:p>
-    <w:p>
-      <w:pPr>
-        <w:pStyle w:val="29"/>
+      <w:bookmarkEnd w:id="35"/>
+    </w:p>
+    <w:p>
+      <w:pPr>
+        <w:pStyle w:val="a1"/>
         <w:numPr>
           <w:ilvl w:val="0"/>
           <w:numId w:val="18"/>
         </w:numPr>
-        <w:ind w:left="425" w:leftChars="0" w:hanging="425" w:firstLineChars="0"/>
+        <w:ind w:left="425" w:hanging="425" w:leftChars="0" w:firstLineChars="0"/>
         <w:rPr>
           <w:rFonts w:hint="default"/>
           <w:lang w:val="en-US" w:eastAsia="zh-CN"/>
@@ -6697,12 +6592,12 @@
     </w:p>
     <w:p>
       <w:pPr>
-        <w:pStyle w:val="29"/>
+        <w:pStyle w:val="a1"/>
         <w:numPr>
           <w:ilvl w:val="0"/>
           <w:numId w:val="18"/>
         </w:numPr>
-        <w:ind w:left="425" w:leftChars="0" w:hanging="425" w:firstLineChars="0"/>
+        <w:ind w:left="425" w:hanging="425" w:leftChars="0" w:firstLineChars="0"/>
         <w:rPr>
           <w:rFonts w:hint="default"/>
           <w:lang w:val="en-US" w:eastAsia="zh-CN"/>
@@ -6718,12 +6613,12 @@
     </w:p>
     <w:p>
       <w:pPr>
-        <w:pStyle w:val="29"/>
+        <w:pStyle w:val="a1"/>
         <w:numPr>
           <w:ilvl w:val="0"/>
           <w:numId w:val="18"/>
         </w:numPr>
-        <w:ind w:left="425" w:leftChars="0" w:hanging="425" w:firstLineChars="0"/>
+        <w:ind w:left="425" w:hanging="425" w:leftChars="0" w:firstLineChars="0"/>
         <w:rPr>
           <w:rFonts w:hint="default"/>
           <w:lang w:val="en-US" w:eastAsia="zh-CN"/>
@@ -6739,12 +6634,12 @@
     </w:p>
     <w:p>
       <w:pPr>
-        <w:pStyle w:val="29"/>
+        <w:pStyle w:val="a1"/>
         <w:numPr>
           <w:ilvl w:val="0"/>
           <w:numId w:val="18"/>
         </w:numPr>
-        <w:ind w:left="425" w:leftChars="0" w:hanging="425" w:firstLineChars="0"/>
+        <w:ind w:left="425" w:hanging="425" w:leftChars="0" w:firstLineChars="0"/>
         <w:rPr>
           <w:rFonts w:hint="default"/>
           <w:lang w:val="en-US" w:eastAsia="zh-CN"/>
@@ -6760,12 +6655,12 @@
     </w:p>
     <w:p>
       <w:pPr>
-        <w:pStyle w:val="29"/>
+        <w:pStyle w:val="a1"/>
         <w:numPr>
           <w:ilvl w:val="0"/>
           <w:numId w:val="18"/>
         </w:numPr>
-        <w:ind w:left="425" w:leftChars="0" w:hanging="425" w:firstLineChars="0"/>
+        <w:ind w:left="425" w:hanging="425" w:leftChars="0" w:firstLineChars="0"/>
         <w:rPr>
           <w:rFonts w:hint="default"/>
           <w:lang w:val="en-US" w:eastAsia="zh-CN"/>
@@ -6781,14 +6676,14 @@
     </w:p>
     <w:p>
       <w:pPr>
-        <w:pStyle w:val="31"/>
+        <w:pStyle w:val="3"/>
         <w:bidi w:val="0"/>
         <w:rPr>
           <w:rFonts w:hint="default"/>
           <w:lang w:val="en-US" w:eastAsia="zh-CN"/>
         </w:rPr>
       </w:pPr>
-      <w:bookmarkStart w:id="35" w:name="_Toc27769"/>
+      <w:bookmarkStart w:id="36" w:name="_Toc27769"/>
       <w:r>
         <w:rPr>
           <w:rFonts w:hint="default"/>
@@ -6796,16 +6691,16 @@
         </w:rPr>
         <w:t>持续改进</w:t>
       </w:r>
-      <w:bookmarkEnd w:id="35"/>
-    </w:p>
-    <w:p>
-      <w:pPr>
-        <w:pStyle w:val="29"/>
+      <w:bookmarkEnd w:id="36"/>
+    </w:p>
+    <w:p>
+      <w:pPr>
+        <w:pStyle w:val="a1"/>
         <w:numPr>
           <w:ilvl w:val="0"/>
           <w:numId w:val="19"/>
         </w:numPr>
-        <w:ind w:left="425" w:leftChars="0" w:hanging="425" w:firstLineChars="0"/>
+        <w:ind w:left="425" w:hanging="425" w:leftChars="0" w:firstLineChars="0"/>
         <w:rPr>
           <w:rFonts w:hint="default"/>
           <w:lang w:val="en-US" w:eastAsia="zh-CN"/>
@@ -6821,12 +6716,12 @@
     </w:p>
     <w:p>
       <w:pPr>
-        <w:pStyle w:val="29"/>
+        <w:pStyle w:val="a1"/>
         <w:numPr>
           <w:ilvl w:val="0"/>
           <w:numId w:val="19"/>
         </w:numPr>
-        <w:ind w:left="425" w:leftChars="0" w:hanging="425" w:firstLineChars="0"/>
+        <w:ind w:left="425" w:hanging="425" w:leftChars="0" w:firstLineChars="0"/>
         <w:rPr>
           <w:rFonts w:hint="default"/>
           <w:lang w:val="en-US" w:eastAsia="zh-CN"/>
@@ -6842,12 +6737,12 @@
     </w:p>
     <w:p>
       <w:pPr>
-        <w:pStyle w:val="29"/>
+        <w:pStyle w:val="a1"/>
         <w:numPr>
           <w:ilvl w:val="0"/>
           <w:numId w:val="19"/>
         </w:numPr>
-        <w:ind w:left="425" w:leftChars="0" w:hanging="425" w:firstLineChars="0"/>
+        <w:ind w:left="425" w:hanging="425" w:leftChars="0" w:firstLineChars="0"/>
         <w:rPr>
           <w:rFonts w:hint="default"/>
           <w:lang w:val="en-US" w:eastAsia="zh-CN"/>
@@ -6863,12 +6758,12 @@
     </w:p>
     <w:p>
       <w:pPr>
-        <w:pStyle w:val="29"/>
+        <w:pStyle w:val="a1"/>
         <w:numPr>
           <w:ilvl w:val="0"/>
           <w:numId w:val="19"/>
         </w:numPr>
-        <w:ind w:left="425" w:leftChars="0" w:hanging="425" w:firstLineChars="0"/>
+        <w:ind w:left="425" w:hanging="425" w:leftChars="0" w:firstLineChars="0"/>
         <w:rPr>
           <w:rFonts w:hint="default"/>
           <w:lang w:val="en-US" w:eastAsia="zh-CN"/>
@@ -6884,14 +6779,14 @@
     </w:p>
     <w:p>
       <w:pPr>
-        <w:pStyle w:val="31"/>
+        <w:pStyle w:val="3"/>
         <w:bidi w:val="0"/>
         <w:rPr>
           <w:rFonts w:hint="default"/>
           <w:lang w:val="en-US" w:eastAsia="zh-CN"/>
         </w:rPr>
       </w:pPr>
-      <w:bookmarkStart w:id="36" w:name="_Toc19997"/>
+      <w:bookmarkStart w:id="37" w:name="_Toc19997"/>
       <w:r>
         <w:rPr>
           <w:rFonts w:hint="eastAsia"/>
@@ -6899,11 +6794,11 @@
         </w:rPr>
         <w:t>过程测量指标</w:t>
       </w:r>
-      <w:bookmarkEnd w:id="36"/>
-    </w:p>
-    <w:p>
-      <w:pPr>
-        <w:pStyle w:val="29"/>
+      <w:bookmarkEnd w:id="37"/>
+    </w:p>
+    <w:p>
+      <w:pPr>
+        <w:pStyle w:val="a1"/>
         <w:rPr>
           <w:rFonts w:hint="eastAsia"/>
           <w:lang w:val="en-US" w:eastAsia="zh-CN"/>
@@ -6919,11 +6814,11 @@
     </w:p>
     <w:p>
       <w:pPr>
-        <w:pStyle w:val="29"/>
-        <w:ind w:left="0" w:leftChars="0" w:right="0" w:rightChars="0" w:firstLine="0" w:firstLineChars="0"/>
+        <w:pStyle w:val="a1"/>
+        <w:ind w:left="0" w:right="0" w:firstLine="0" w:leftChars="0" w:rightChars="0" w:firstLineChars="0"/>
         <w:jc w:val="center"/>
         <w:rPr>
-          <w:rFonts w:hint="eastAsia" w:eastAsia="宋体"/>
+          <w:rFonts w:eastAsia="宋体" w:hint="eastAsia"/>
           <w:lang w:val="en-US" w:eastAsia="zh-CN"/>
         </w:rPr>
       </w:pPr>
@@ -7027,18 +6922,17 @@
     </w:p>
     <w:tbl>
       <w:tblPr>
-        <w:tblStyle w:val="21"/>
+        <w:tblStyle w:val="TableGrid"/>
         <w:tblW w:w="0" w:type="auto"/>
         <w:jc w:val="center"/>
         <w:tblBorders>
-          <w:top w:val="single" w:color="auto" w:sz="4" w:space="0"/>
-          <w:left w:val="single" w:color="auto" w:sz="4" w:space="0"/>
-          <w:bottom w:val="single" w:color="auto" w:sz="4" w:space="0"/>
-          <w:right w:val="single" w:color="auto" w:sz="4" w:space="0"/>
-          <w:insideH w:val="single" w:color="auto" w:sz="4" w:space="0"/>
-          <w:insideV w:val="single" w:color="auto" w:sz="4" w:space="0"/>
+          <w:top w:val="single" w:sz="4" w:space="0" w:color="auto"/>
+          <w:left w:val="single" w:sz="4" w:space="0" w:color="auto"/>
+          <w:bottom w:val="single" w:sz="4" w:space="0" w:color="auto"/>
+          <w:right w:val="single" w:sz="4" w:space="0" w:color="auto"/>
+          <w:insideH w:val="single" w:sz="4" w:space="0" w:color="auto"/>
+          <w:insideV w:val="single" w:sz="4" w:space="0" w:color="auto"/>
         </w:tblBorders>
-        <w:tblLayout w:type="autofit"/>
         <w:tblCellMar>
           <w:top w:w="0" w:type="dxa"/>
           <w:left w:w="108" w:type="dxa"/>
@@ -7055,13 +6949,15 @@
       </w:tblGrid>
       <w:tr>
         <w:tblPrEx>
+          <w:tblW w:w="0" w:type="auto"/>
+          <w:jc w:val="center"/>
           <w:tblBorders>
-            <w:top w:val="single" w:color="auto" w:sz="4" w:space="0"/>
-            <w:left w:val="single" w:color="auto" w:sz="4" w:space="0"/>
-            <w:bottom w:val="single" w:color="auto" w:sz="4" w:space="0"/>
-            <w:right w:val="single" w:color="auto" w:sz="4" w:space="0"/>
-            <w:insideH w:val="single" w:color="auto" w:sz="4" w:space="0"/>
-            <w:insideV w:val="single" w:color="auto" w:sz="4" w:space="0"/>
+            <w:top w:val="single" w:sz="4" w:space="0" w:color="auto"/>
+            <w:left w:val="single" w:sz="4" w:space="0" w:color="auto"/>
+            <w:bottom w:val="single" w:sz="4" w:space="0" w:color="auto"/>
+            <w:right w:val="single" w:sz="4" w:space="0" w:color="auto"/>
+            <w:insideH w:val="single" w:sz="4" w:space="0" w:color="auto"/>
+            <w:insideV w:val="single" w:sz="4" w:space="0" w:color="auto"/>
           </w:tblBorders>
           <w:tblCellMar>
             <w:top w:w="0" w:type="dxa"/>
@@ -7092,7 +6988,7 @@
               <w:bidi w:val="0"/>
               <w:adjustRightInd w:val="0"/>
               <w:snapToGrid w:val="0"/>
-              <w:ind w:left="0" w:leftChars="0" w:right="0" w:rightChars="0" w:firstLine="0" w:firstLineChars="0"/>
+              <w:ind w:left="0" w:right="0" w:firstLine="0" w:leftChars="0" w:rightChars="0" w:firstLineChars="0"/>
               <w:jc w:val="center"/>
               <w:textAlignment w:val="baseline"/>
               <w:rPr>
@@ -7132,7 +7028,7 @@
               <w:bidi w:val="0"/>
               <w:adjustRightInd w:val="0"/>
               <w:snapToGrid w:val="0"/>
-              <w:ind w:left="0" w:leftChars="0" w:right="0" w:rightChars="0" w:firstLine="0" w:firstLineChars="0"/>
+              <w:ind w:left="0" w:right="0" w:firstLine="0" w:leftChars="0" w:rightChars="0" w:firstLineChars="0"/>
               <w:jc w:val="center"/>
               <w:textAlignment w:val="baseline"/>
               <w:rPr>
@@ -7172,7 +7068,7 @@
               <w:bidi w:val="0"/>
               <w:adjustRightInd w:val="0"/>
               <w:snapToGrid w:val="0"/>
-              <w:ind w:left="0" w:leftChars="0" w:right="0" w:rightChars="0" w:firstLine="0" w:firstLineChars="0"/>
+              <w:ind w:left="0" w:right="0" w:firstLine="0" w:leftChars="0" w:rightChars="0" w:firstLineChars="0"/>
               <w:jc w:val="center"/>
               <w:textAlignment w:val="baseline"/>
               <w:rPr>
@@ -7212,7 +7108,7 @@
               <w:bidi w:val="0"/>
               <w:adjustRightInd w:val="0"/>
               <w:snapToGrid w:val="0"/>
-              <w:ind w:left="0" w:leftChars="0" w:right="0" w:rightChars="0" w:firstLine="0" w:firstLineChars="0"/>
+              <w:ind w:left="0" w:right="0" w:firstLine="0" w:leftChars="0" w:rightChars="0" w:firstLineChars="0"/>
               <w:jc w:val="center"/>
               <w:textAlignment w:val="baseline"/>
               <w:rPr>
@@ -7252,7 +7148,7 @@
               <w:bidi w:val="0"/>
               <w:adjustRightInd w:val="0"/>
               <w:snapToGrid w:val="0"/>
-              <w:ind w:left="0" w:leftChars="0" w:right="0" w:rightChars="0" w:firstLine="0" w:firstLineChars="0"/>
+              <w:ind w:left="0" w:right="0" w:firstLine="0" w:leftChars="0" w:rightChars="0" w:firstLineChars="0"/>
               <w:jc w:val="center"/>
               <w:textAlignment w:val="baseline"/>
               <w:rPr>
@@ -7276,14 +7172,8 @@
       </w:tr>
       <w:tr>
         <w:tblPrEx>
-          <w:tblBorders>
-            <w:top w:val="single" w:color="auto" w:sz="4" w:space="0"/>
-            <w:left w:val="single" w:color="auto" w:sz="4" w:space="0"/>
-            <w:bottom w:val="single" w:color="auto" w:sz="4" w:space="0"/>
-            <w:right w:val="single" w:color="auto" w:sz="4" w:space="0"/>
-            <w:insideH w:val="single" w:color="auto" w:sz="4" w:space="0"/>
-            <w:insideV w:val="single" w:color="auto" w:sz="4" w:space="0"/>
-          </w:tblBorders>
+          <w:tblW w:w="0" w:type="auto"/>
+          <w:jc w:val="center"/>
           <w:tblCellMar>
             <w:top w:w="0" w:type="dxa"/>
             <w:left w:w="108" w:type="dxa"/>
@@ -7300,7 +7190,7 @@
           </w:tcPr>
           <w:p>
             <w:pPr>
-              <w:pStyle w:val="29"/>
+              <w:pStyle w:val="a1"/>
               <w:keepNext w:val="0"/>
               <w:keepLines w:val="0"/>
               <w:pageBreakBefore w:val="0"/>
@@ -7314,7 +7204,7 @@
               <w:bidi w:val="0"/>
               <w:adjustRightInd w:val="0"/>
               <w:snapToGrid w:val="0"/>
-              <w:ind w:left="0" w:leftChars="0" w:right="0" w:rightChars="0" w:firstLine="0" w:firstLineChars="0"/>
+              <w:ind w:left="0" w:right="0" w:firstLine="0" w:leftChars="0" w:rightChars="0" w:firstLineChars="0"/>
               <w:jc w:val="center"/>
               <w:textAlignment w:val="baseline"/>
               <w:rPr>
@@ -7343,12 +7233,12 @@
           </w:tcPr>
           <w:p>
             <w:pPr>
-              <w:pStyle w:val="29"/>
+              <w:pStyle w:val="a1"/>
               <w:widowControl w:val="0"/>
-              <w:ind w:left="0" w:leftChars="0" w:firstLine="0" w:firstLineChars="0"/>
+              <w:ind w:left="0" w:firstLine="0" w:leftChars="0" w:firstLineChars="0"/>
               <w:jc w:val="left"/>
               <w:rPr>
-                <w:rFonts w:hint="default" w:eastAsia="宋体"/>
+                <w:rFonts w:eastAsia="宋体" w:hint="default"/>
                 <w:sz w:val="21"/>
                 <w:szCs w:val="21"/>
                 <w:vertAlign w:val="baseline"/>
@@ -7373,9 +7263,9 @@
           </w:tcPr>
           <w:p>
             <w:pPr>
-              <w:pStyle w:val="29"/>
+              <w:pStyle w:val="a1"/>
               <w:widowControl w:val="0"/>
-              <w:ind w:left="0" w:leftChars="0" w:firstLine="0" w:firstLineChars="0"/>
+              <w:ind w:left="0" w:firstLine="0" w:leftChars="0" w:firstLineChars="0"/>
               <w:jc w:val="left"/>
               <w:rPr>
                 <w:rFonts w:hint="default"/>
@@ -7387,7 +7277,7 @@
             </w:pPr>
             <w:r>
               <w:rPr>
-                <w:rFonts w:hint="eastAsia" w:ascii="Segoe UI" w:hAnsi="Segoe UI" w:eastAsia="Segoe UI" w:cs="Segoe UI"/>
+                <w:rFonts w:ascii="Segoe UI" w:eastAsia="Segoe UI" w:hAnsi="Segoe UI" w:cs="Segoe UI" w:hint="eastAsia"/>
                 <w:i w:val="0"/>
                 <w:iCs w:val="0"/>
                 <w:caps w:val="0"/>
@@ -7408,7 +7298,7 @@
           </w:tcPr>
           <w:p>
             <w:pPr>
-              <w:pStyle w:val="29"/>
+              <w:pStyle w:val="a1"/>
               <w:keepNext w:val="0"/>
               <w:keepLines w:val="0"/>
               <w:pageBreakBefore w:val="0"/>
@@ -7422,7 +7312,7 @@
               <w:bidi w:val="0"/>
               <w:adjustRightInd w:val="0"/>
               <w:snapToGrid w:val="0"/>
-              <w:ind w:left="0" w:leftChars="0" w:right="0" w:rightChars="0" w:firstLine="0" w:firstLineChars="0"/>
+              <w:ind w:left="0" w:right="0" w:firstLine="0" w:leftChars="0" w:rightChars="0" w:firstLineChars="0"/>
               <w:jc w:val="center"/>
               <w:textAlignment w:val="baseline"/>
               <w:rPr>
@@ -7451,7 +7341,7 @@
           </w:tcPr>
           <w:p>
             <w:pPr>
-              <w:pStyle w:val="29"/>
+              <w:pStyle w:val="a1"/>
               <w:keepNext w:val="0"/>
               <w:keepLines w:val="0"/>
               <w:pageBreakBefore w:val="0"/>
@@ -7465,7 +7355,7 @@
               <w:bidi w:val="0"/>
               <w:adjustRightInd w:val="0"/>
               <w:snapToGrid w:val="0"/>
-              <w:ind w:left="0" w:leftChars="0" w:right="0" w:rightChars="0" w:firstLine="0" w:firstLineChars="0"/>
+              <w:ind w:left="0" w:right="0" w:firstLine="0" w:leftChars="0" w:rightChars="0" w:firstLineChars="0"/>
               <w:jc w:val="center"/>
               <w:textAlignment w:val="baseline"/>
               <w:rPr>
@@ -7478,7 +7368,7 @@
             </w:pPr>
             <w:r>
               <w:rPr>
-                <w:rFonts w:ascii="Segoe UI" w:hAnsi="Segoe UI" w:eastAsia="Segoe UI" w:cs="Segoe UI"/>
+                <w:rFonts w:ascii="Segoe UI" w:eastAsia="Segoe UI" w:hAnsi="Segoe UI" w:cs="Segoe UI"/>
                 <w:i w:val="0"/>
                 <w:iCs w:val="0"/>
                 <w:caps w:val="0"/>
@@ -7492,7 +7382,7 @@
             </w:r>
             <w:r>
               <w:rPr>
-                <w:rFonts w:hint="eastAsia" w:ascii="Segoe UI" w:hAnsi="Segoe UI" w:eastAsia="宋体" w:cs="Segoe UI"/>
+                <w:rFonts w:ascii="Segoe UI" w:eastAsia="宋体" w:hAnsi="Segoe UI" w:cs="Segoe UI" w:hint="eastAsia"/>
                 <w:i w:val="0"/>
                 <w:iCs w:val="0"/>
                 <w:caps w:val="0"/>
@@ -7507,7 +7397,7 @@
             </w:r>
             <w:r>
               <w:rPr>
-                <w:rFonts w:ascii="Segoe UI" w:hAnsi="Segoe UI" w:eastAsia="Segoe UI" w:cs="Segoe UI"/>
+                <w:rFonts w:ascii="Segoe UI" w:eastAsia="Segoe UI" w:hAnsi="Segoe UI" w:cs="Segoe UI"/>
                 <w:i w:val="0"/>
                 <w:iCs w:val="0"/>
                 <w:caps w:val="0"/>
@@ -7525,7 +7415,7 @@
     </w:tbl>
     <w:p>
       <w:pPr>
-        <w:pStyle w:val="28"/>
+        <w:pStyle w:val="1"/>
         <w:keepNext w:val="0"/>
         <w:keepLines w:val="0"/>
         <w:pageBreakBefore w:val="0"/>
@@ -7540,25 +7430,25 @@
         <w:snapToGrid w:val="0"/>
         <w:textAlignment w:val="baseline"/>
         <w:rPr>
-          <w:rStyle w:val="38"/>
-          <w:rFonts w:hint="default" w:eastAsia="宋体"/>
-          <w:lang w:val="en-US" w:eastAsia="zh-CN"/>
-        </w:rPr>
-      </w:pPr>
-      <w:bookmarkStart w:id="37" w:name="bookmark3"/>
-      <w:bookmarkEnd w:id="37"/>
-      <w:bookmarkStart w:id="38" w:name="_Toc23290"/>
-      <w:bookmarkStart w:id="39" w:name="_Toc17424"/>
-      <w:r>
-        <w:rPr>
-          <w:rStyle w:val="38"/>
-          <w:rFonts w:hint="eastAsia" w:eastAsia="宋体"/>
+          <w:rStyle w:val="1Char"/>
+          <w:rFonts w:eastAsia="宋体" w:hint="default"/>
+          <w:lang w:val="en-US" w:eastAsia="zh-CN"/>
+        </w:rPr>
+      </w:pPr>
+      <w:bookmarkStart w:id="38" w:name="bookmark3"/>
+      <w:bookmarkEnd w:id="38"/>
+      <w:bookmarkStart w:id="39" w:name="_Toc23290"/>
+      <w:bookmarkStart w:id="40" w:name="_Toc17424"/>
+      <w:r>
+        <w:rPr>
+          <w:rStyle w:val="1Char"/>
+          <w:rFonts w:eastAsia="宋体" w:hint="eastAsia"/>
           <w:lang w:val="en-US" w:eastAsia="zh-CN"/>
         </w:rPr>
         <w:t>附则</w:t>
       </w:r>
-      <w:bookmarkEnd w:id="38"/>
       <w:bookmarkEnd w:id="39"/>
+      <w:bookmarkEnd w:id="40"/>
     </w:p>
     <w:p>
       <w:pPr>
@@ -7580,17 +7470,17 @@
         <w:adjustRightInd w:val="0"/>
         <w:snapToGrid w:val="0"/>
         <w:spacing w:line="360" w:lineRule="auto"/>
-        <w:ind w:left="425" w:leftChars="0" w:hanging="425" w:firstLineChars="0"/>
+        <w:ind w:left="425" w:hanging="425" w:leftChars="0" w:firstLineChars="0"/>
         <w:textAlignment w:val="baseline"/>
         <w:rPr>
-          <w:rFonts w:ascii="宋体" w:hAnsi="宋体" w:eastAsia="宋体" w:cs="宋体"/>
+          <w:rFonts w:ascii="宋体" w:eastAsia="宋体" w:hAnsi="宋体" w:cs="宋体"/>
           <w:sz w:val="24"/>
           <w:szCs w:val="24"/>
         </w:rPr>
       </w:pPr>
       <w:r>
         <w:rPr>
-          <w:rFonts w:ascii="宋体" w:hAnsi="宋体" w:eastAsia="宋体" w:cs="宋体"/>
+          <w:rFonts w:ascii="宋体" w:eastAsia="宋体" w:hAnsi="宋体" w:cs="宋体"/>
           <w:spacing w:val="-1"/>
           <w:sz w:val="24"/>
           <w:szCs w:val="24"/>
@@ -7599,7 +7489,7 @@
       </w:r>
       <w:r>
         <w:rPr>
-          <w:rFonts w:hint="eastAsia" w:ascii="宋体" w:hAnsi="宋体" w:cs="宋体"/>
+          <w:rFonts w:ascii="宋体" w:hAnsi="宋体" w:cs="宋体" w:hint="eastAsia"/>
           <w:spacing w:val="-1"/>
           <w:sz w:val="24"/>
           <w:szCs w:val="24"/>
@@ -7609,7 +7499,7 @@
       </w:r>
       <w:r>
         <w:rPr>
-          <w:rFonts w:ascii="宋体" w:hAnsi="宋体" w:eastAsia="宋体" w:cs="宋体"/>
+          <w:rFonts w:ascii="宋体" w:eastAsia="宋体" w:hAnsi="宋体" w:cs="宋体"/>
           <w:spacing w:val="-1"/>
           <w:sz w:val="24"/>
           <w:szCs w:val="24"/>
@@ -7637,7 +7527,7 @@
         <w:adjustRightInd w:val="0"/>
         <w:snapToGrid w:val="0"/>
         <w:spacing w:line="360" w:lineRule="auto"/>
-        <w:ind w:left="425" w:leftChars="0" w:hanging="425" w:firstLineChars="0"/>
+        <w:ind w:left="425" w:hanging="425" w:leftChars="0" w:firstLineChars="0"/>
         <w:textAlignment w:val="baseline"/>
         <w:rPr>
           <w:rFonts w:hint="default"/>
@@ -7646,7 +7536,7 @@
       </w:pPr>
       <w:r>
         <w:rPr>
-          <w:rFonts w:ascii="宋体" w:hAnsi="宋体" w:eastAsia="宋体" w:cs="宋体"/>
+          <w:rFonts w:ascii="宋体" w:eastAsia="宋体" w:hAnsi="宋体" w:cs="宋体"/>
           <w:spacing w:val="-2"/>
           <w:sz w:val="24"/>
           <w:szCs w:val="24"/>
@@ -7656,7 +7546,7 @@
     </w:p>
     <w:p>
       <w:pPr>
-        <w:pStyle w:val="28"/>
+        <w:pStyle w:val="1"/>
         <w:keepNext w:val="0"/>
         <w:keepLines w:val="0"/>
         <w:pageBreakBefore w:val="0"/>
@@ -7675,9 +7565,9 @@
           <w:lang w:val="en-US" w:eastAsia="zh-CN"/>
         </w:rPr>
       </w:pPr>
-      <w:bookmarkStart w:id="40" w:name="bookmark14"/>
-      <w:bookmarkEnd w:id="40"/>
-      <w:bookmarkStart w:id="41" w:name="_Toc1461"/>
+      <w:bookmarkStart w:id="41" w:name="bookmark14"/>
+      <w:bookmarkEnd w:id="41"/>
+      <w:bookmarkStart w:id="42" w:name="_Toc1461"/>
       <w:r>
         <w:rPr>
           <w:rFonts w:hint="eastAsia"/>
@@ -7685,16 +7575,16 @@
         </w:rPr>
         <w:t>附件</w:t>
       </w:r>
-      <w:bookmarkEnd w:id="41"/>
-    </w:p>
-    <w:p>
-      <w:pPr>
-        <w:pStyle w:val="29"/>
+      <w:bookmarkEnd w:id="42"/>
+    </w:p>
+    <w:p>
+      <w:pPr>
+        <w:pStyle w:val="a1"/>
         <w:numPr>
           <w:ilvl w:val="0"/>
           <w:numId w:val="21"/>
         </w:numPr>
-        <w:ind w:left="425" w:leftChars="0" w:hanging="425" w:firstLineChars="0"/>
+        <w:ind w:left="425" w:hanging="425" w:leftChars="0" w:firstLineChars="0"/>
         <w:rPr>
           <w:rFonts w:hint="default"/>
           <w:lang w:val="en-US" w:eastAsia="zh-CN"/>
@@ -7710,12 +7600,12 @@
     </w:p>
     <w:p>
       <w:pPr>
-        <w:pStyle w:val="29"/>
+        <w:pStyle w:val="a1"/>
         <w:numPr>
           <w:ilvl w:val="0"/>
           <w:numId w:val="21"/>
         </w:numPr>
-        <w:ind w:left="425" w:leftChars="0" w:hanging="425" w:firstLineChars="0"/>
+        <w:ind w:left="425" w:hanging="425" w:leftChars="0" w:firstLineChars="0"/>
         <w:rPr>
           <w:rFonts w:hint="default"/>
           <w:lang w:val="en-US" w:eastAsia="zh-CN"/>
@@ -7731,12 +7621,12 @@
     </w:p>
     <w:p>
       <w:pPr>
-        <w:pStyle w:val="29"/>
+        <w:pStyle w:val="a1"/>
         <w:numPr>
           <w:ilvl w:val="0"/>
           <w:numId w:val="21"/>
         </w:numPr>
-        <w:ind w:left="425" w:leftChars="0" w:hanging="425" w:firstLineChars="0"/>
+        <w:ind w:left="425" w:hanging="425" w:leftChars="0" w:firstLineChars="0"/>
         <w:rPr>
           <w:rFonts w:hint="default"/>
           <w:lang w:val="en-US" w:eastAsia="zh-CN"/>
@@ -7752,7 +7642,7 @@
     </w:p>
     <w:p>
       <w:pPr>
-        <w:pStyle w:val="28"/>
+        <w:pStyle w:val="1"/>
         <w:keepNext w:val="0"/>
         <w:keepLines w:val="0"/>
         <w:pageBreakBefore w:val="0"/>
@@ -7771,7 +7661,7 @@
           <w:lang w:val="en-US" w:eastAsia="zh-CN"/>
         </w:rPr>
       </w:pPr>
-      <w:bookmarkStart w:id="42" w:name="_Toc7551"/>
+      <w:bookmarkStart w:id="43" w:name="_Toc7551"/>
       <w:r>
         <w:rPr>
           <w:rFonts w:hint="eastAsia"/>
@@ -7779,11 +7669,11 @@
         </w:rPr>
         <w:t>记录</w:t>
       </w:r>
-      <w:bookmarkEnd w:id="42"/>
-    </w:p>
-    <w:p>
-      <w:pPr>
-        <w:pStyle w:val="29"/>
+      <w:bookmarkEnd w:id="43"/>
+    </w:p>
+    <w:p>
+      <w:pPr>
+        <w:pStyle w:val="a1"/>
         <w:keepNext w:val="0"/>
         <w:keepLines w:val="0"/>
         <w:pageBreakBefore w:val="0"/>
@@ -7811,108 +7701,52 @@
       </w:r>
     </w:p>
     <w:sectPr>
-      <w:headerReference r:id="rId5" w:type="default"/>
-      <w:footerReference w:type="default" r:id="rId11"/>
-      <w:headerReference w:type="first" r:id="rId12"/>
-      <w:footerReference w:type="first" r:id="rId13"/>
-      <w:headerReference w:type="even" r:id="rId14"/>
-      <w:footerReference w:type="even" r:id="rId15"/>
+      <w:headerReference w:type="even" r:id="rId6"/>
+      <w:headerReference w:type="default" r:id="rId7"/>
+      <w:footerReference w:type="even" r:id="rId8"/>
+      <w:footerReference w:type="default" r:id="rId9"/>
+      <w:headerReference w:type="first" r:id="rId10"/>
+      <w:footerReference w:type="first" r:id="rId11"/>
       <w:pgSz w:w="11906" w:h="16838"/>
       <w:pgMar w:top="1417" w:right="1800" w:bottom="1440" w:left="1800" w:header="1140" w:footer="992" w:gutter="0"/>
-      <w:cols w:space="425" w:num="1"/>
+      <w:cols w:num="1" w:space="425"/>
       <w:docGrid w:type="lines" w:linePitch="312" w:charSpace="0"/>
     </w:sectPr>
   </w:body>
 </w:document>
 </file>
 
-<file path=word/endnotes.xml><?xml version="1.0" encoding="utf-8"?>
-<w:endnotes xmlns:wpc="http://schemas.microsoft.com/office/word/2010/wordprocessingCanvas" xmlns:mc="http://schemas.openxmlformats.org/markup-compatibility/2006" xmlns:o="urn:schemas-microsoft-com:office:office" xmlns:r="http://schemas.openxmlformats.org/officeDocument/2006/relationships" xmlns:m="http://schemas.openxmlformats.org/officeDocument/2006/math" xmlns:v="urn:schemas-microsoft-com:vml" xmlns:wp14="http://schemas.microsoft.com/office/word/2010/wordprocessingDrawing" xmlns:wp="http://schemas.openxmlformats.org/drawingml/2006/wordprocessingDrawing" xmlns:w="http://schemas.openxmlformats.org/wordprocessingml/2006/main" xmlns:w14="http://schemas.microsoft.com/office/word/2010/wordml" xmlns:w15="http://schemas.microsoft.com/office/word/2012/wordml" xmlns:w10="urn:schemas-microsoft-com:office:word" xmlns:wpg="http://schemas.microsoft.com/office/word/2010/wordprocessingGroup" xmlns:wpi="http://schemas.microsoft.com/office/word/2010/wordprocessingInk" xmlns:wne="http://schemas.microsoft.com/office/word/2006/wordml" xmlns:wps="http://schemas.microsoft.com/office/word/2010/wordprocessingShape" xmlns:wpsCustomData="http://www.wps.cn/officeDocument/2013/wpsCustomData" mc:Ignorable="w14 w15 wp14">
-  <w:endnote w:type="separator" w:id="0">
-    <w:p>
-      <w:pPr>
-        <w:spacing w:line="240" w:lineRule="auto"/>
-      </w:pPr>
-      <w:r>
-        <w:separator/>
-      </w:r>
-    </w:p>
-  </w:endnote>
-  <w:endnote w:type="continuationSeparator" w:id="1">
-    <w:p>
-      <w:pPr>
-        <w:spacing w:line="240" w:lineRule="auto"/>
-      </w:pPr>
-      <w:r>
-        <w:continuationSeparator/>
-      </w:r>
-    </w:p>
-  </w:endnote>
-</w:endnotes>
-</file>
-
 <file path=word/footer1.xml><?xml version="1.0" encoding="utf-8"?>
-<w:ftr xmlns:m="http://schemas.openxmlformats.org/officeDocument/2006/math" xmlns:mc="http://schemas.openxmlformats.org/markup-compatibility/2006" xmlns:mo="http://schemas.microsoft.com/office/mac/office/2008/main" xmlns:mv="urn:schemas-microsoft-com:mac:vml" xmlns:o="urn:schemas-microsoft-com:office:office" xmlns:r="http://schemas.openxmlformats.org/officeDocument/2006/relationships" xmlns:v="urn:schemas-microsoft-com:vml" xmlns:w10="urn:schemas-microsoft-com:office:word" xmlns:w14="http://schemas.microsoft.com/office/word/2010/wordml" xmlns:w="http://schemas.openxmlformats.org/wordprocessingml/2006/main" xmlns:wne="http://schemas.microsoft.com/office/word/2006/wordml" xmlns:wp14="http://schemas.microsoft.com/office/word/2010/wordprocessingDrawing" xmlns:wp="http://schemas.openxmlformats.org/drawingml/2006/wordprocessingDrawing" xmlns:wpc="http://schemas.microsoft.com/office/word/2010/wordprocessingCanvas" xmlns:wpg="http://schemas.microsoft.com/office/word/2010/wordprocessingGroup" xmlns:wpi="http://schemas.microsoft.com/office/word/2010/wordprocessingInk" xmlns:wps="http://schemas.microsoft.com/office/word/2010/wordprocessingShape" mc:Ignorable="w14 wp14">
-  <w:p>
-    <w:pPr>
-      <w:pStyle w:val="Footer"/>
-    </w:pPr>
-  </w:p>
+<w:ftr xmlns:wpc="http://schemas.microsoft.com/office/word/2010/wordprocessingCanvas" xmlns:mc="http://schemas.openxmlformats.org/markup-compatibility/2006" xmlns:o="urn:schemas-microsoft-com:office:office" xmlns:r="http://schemas.openxmlformats.org/officeDocument/2006/relationships" xmlns:m="http://schemas.openxmlformats.org/officeDocument/2006/math" xmlns:v="urn:schemas-microsoft-com:vml" xmlns:wp14="http://schemas.microsoft.com/office/word/2010/wordprocessingDrawing" xmlns:wp="http://schemas.openxmlformats.org/drawingml/2006/wordprocessingDrawing" xmlns:w10="urn:schemas-microsoft-com:office:word" xmlns:w="http://schemas.openxmlformats.org/wordprocessingml/2006/main" xmlns:w14="http://schemas.microsoft.com/office/word/2010/wordml" xmlns:w15="http://schemas.microsoft.com/office/word/2012/wordml" xmlns:wne="http://schemas.microsoft.com/office/word/2006/wordml" xmlns:wpg="http://schemas.microsoft.com/office/word/2010/wordprocessingGroup" xmlns:wpi="http://schemas.microsoft.com/office/word/2010/wordprocessingInk" xmlns:wps="http://schemas.microsoft.com/office/word/2010/wordprocessingShape" mc:Ignorable="w14 w15 wp14">
+  <w:p/>
 </w:ftr>
 </file>
 
 <file path=word/footer2.xml><?xml version="1.0" encoding="utf-8"?>
-<w:ftr xmlns:m="http://schemas.openxmlformats.org/officeDocument/2006/math" xmlns:mc="http://schemas.openxmlformats.org/markup-compatibility/2006" xmlns:mo="http://schemas.microsoft.com/office/mac/office/2008/main" xmlns:mv="urn:schemas-microsoft-com:mac:vml" xmlns:o="urn:schemas-microsoft-com:office:office" xmlns:r="http://schemas.openxmlformats.org/officeDocument/2006/relationships" xmlns:v="urn:schemas-microsoft-com:vml" xmlns:w10="urn:schemas-microsoft-com:office:word" xmlns:w14="http://schemas.microsoft.com/office/word/2010/wordml" xmlns:w="http://schemas.openxmlformats.org/wordprocessingml/2006/main" xmlns:wne="http://schemas.microsoft.com/office/word/2006/wordml" xmlns:wp14="http://schemas.microsoft.com/office/word/2010/wordprocessingDrawing" xmlns:wp="http://schemas.openxmlformats.org/drawingml/2006/wordprocessingDrawing" xmlns:wpc="http://schemas.microsoft.com/office/word/2010/wordprocessingCanvas" xmlns:wpg="http://schemas.microsoft.com/office/word/2010/wordprocessingGroup" xmlns:wpi="http://schemas.microsoft.com/office/word/2010/wordprocessingInk" xmlns:wps="http://schemas.microsoft.com/office/word/2010/wordprocessingShape" mc:Ignorable="w14 wp14">
-  <w:p>
-    <w:pPr>
-      <w:pStyle w:val="Footer"/>
-    </w:pPr>
-  </w:p>
+<w:ftr xmlns:wpc="http://schemas.microsoft.com/office/word/2010/wordprocessingCanvas" xmlns:mc="http://schemas.openxmlformats.org/markup-compatibility/2006" xmlns:o="urn:schemas-microsoft-com:office:office" xmlns:r="http://schemas.openxmlformats.org/officeDocument/2006/relationships" xmlns:m="http://schemas.openxmlformats.org/officeDocument/2006/math" xmlns:v="urn:schemas-microsoft-com:vml" xmlns:wp14="http://schemas.microsoft.com/office/word/2010/wordprocessingDrawing" xmlns:wp="http://schemas.openxmlformats.org/drawingml/2006/wordprocessingDrawing" xmlns:w10="urn:schemas-microsoft-com:office:word" xmlns:w="http://schemas.openxmlformats.org/wordprocessingml/2006/main" xmlns:w14="http://schemas.microsoft.com/office/word/2010/wordml" xmlns:w15="http://schemas.microsoft.com/office/word/2012/wordml" xmlns:wne="http://schemas.microsoft.com/office/word/2006/wordml" xmlns:wpg="http://schemas.microsoft.com/office/word/2010/wordprocessingGroup" xmlns:wpi="http://schemas.microsoft.com/office/word/2010/wordprocessingInk" xmlns:wps="http://schemas.microsoft.com/office/word/2010/wordprocessingShape" mc:Ignorable="w14 w15 wp14">
+  <w:p/>
 </w:ftr>
 </file>
 
 <file path=word/footer3.xml><?xml version="1.0" encoding="utf-8"?>
-<w:ftr xmlns:m="http://schemas.openxmlformats.org/officeDocument/2006/math" xmlns:mc="http://schemas.openxmlformats.org/markup-compatibility/2006" xmlns:mo="http://schemas.microsoft.com/office/mac/office/2008/main" xmlns:mv="urn:schemas-microsoft-com:mac:vml" xmlns:o="urn:schemas-microsoft-com:office:office" xmlns:r="http://schemas.openxmlformats.org/officeDocument/2006/relationships" xmlns:v="urn:schemas-microsoft-com:vml" xmlns:w10="urn:schemas-microsoft-com:office:word" xmlns:w14="http://schemas.microsoft.com/office/word/2010/wordml" xmlns:w="http://schemas.openxmlformats.org/wordprocessingml/2006/main" xmlns:wne="http://schemas.microsoft.com/office/word/2006/wordml" xmlns:wp14="http://schemas.microsoft.com/office/word/2010/wordprocessingDrawing" xmlns:wp="http://schemas.openxmlformats.org/drawingml/2006/wordprocessingDrawing" xmlns:wpc="http://schemas.microsoft.com/office/word/2010/wordprocessingCanvas" xmlns:wpg="http://schemas.microsoft.com/office/word/2010/wordprocessingGroup" xmlns:wpi="http://schemas.microsoft.com/office/word/2010/wordprocessingInk" xmlns:wps="http://schemas.microsoft.com/office/word/2010/wordprocessingShape" mc:Ignorable="w14 wp14">
-  <w:p>
-    <w:pPr>
-      <w:pStyle w:val="Footer"/>
-    </w:pPr>
-  </w:p>
+<w:ftr xmlns:wpc="http://schemas.microsoft.com/office/word/2010/wordprocessingCanvas" xmlns:mc="http://schemas.openxmlformats.org/markup-compatibility/2006" xmlns:o="urn:schemas-microsoft-com:office:office" xmlns:r="http://schemas.openxmlformats.org/officeDocument/2006/relationships" xmlns:m="http://schemas.openxmlformats.org/officeDocument/2006/math" xmlns:v="urn:schemas-microsoft-com:vml" xmlns:wp14="http://schemas.microsoft.com/office/word/2010/wordprocessingDrawing" xmlns:wp="http://schemas.openxmlformats.org/drawingml/2006/wordprocessingDrawing" xmlns:w10="urn:schemas-microsoft-com:office:word" xmlns:w="http://schemas.openxmlformats.org/wordprocessingml/2006/main" xmlns:w14="http://schemas.microsoft.com/office/word/2010/wordml" xmlns:w15="http://schemas.microsoft.com/office/word/2012/wordml" xmlns:wne="http://schemas.microsoft.com/office/word/2006/wordml" xmlns:wpg="http://schemas.microsoft.com/office/word/2010/wordprocessingGroup" xmlns:wpi="http://schemas.microsoft.com/office/word/2010/wordprocessingInk" xmlns:wps="http://schemas.microsoft.com/office/word/2010/wordprocessingShape" mc:Ignorable="w14 w15 wp14">
+  <w:p/>
 </w:ftr>
 </file>
 
-<file path=word/footnotes.xml><?xml version="1.0" encoding="utf-8"?>
-<w:footnotes xmlns:wpc="http://schemas.microsoft.com/office/word/2010/wordprocessingCanvas" xmlns:mc="http://schemas.openxmlformats.org/markup-compatibility/2006" xmlns:o="urn:schemas-microsoft-com:office:office" xmlns:r="http://schemas.openxmlformats.org/officeDocument/2006/relationships" xmlns:m="http://schemas.openxmlformats.org/officeDocument/2006/math" xmlns:v="urn:schemas-microsoft-com:vml" xmlns:wp14="http://schemas.microsoft.com/office/word/2010/wordprocessingDrawing" xmlns:wp="http://schemas.openxmlformats.org/drawingml/2006/wordprocessingDrawing" xmlns:w="http://schemas.openxmlformats.org/wordprocessingml/2006/main" xmlns:w14="http://schemas.microsoft.com/office/word/2010/wordml" xmlns:w15="http://schemas.microsoft.com/office/word/2012/wordml" xmlns:w10="urn:schemas-microsoft-com:office:word" xmlns:wpg="http://schemas.microsoft.com/office/word/2010/wordprocessingGroup" xmlns:wpi="http://schemas.microsoft.com/office/word/2010/wordprocessingInk" xmlns:wne="http://schemas.microsoft.com/office/word/2006/wordml" xmlns:wps="http://schemas.microsoft.com/office/word/2010/wordprocessingShape" xmlns:wpsCustomData="http://www.wps.cn/officeDocument/2013/wpsCustomData" mc:Ignorable="w14 w15 wp14">
-  <w:footnote w:type="separator" w:id="0">
-    <w:p>
-      <w:pPr>
-        <w:spacing w:line="360" w:lineRule="auto"/>
-      </w:pPr>
-      <w:r>
-        <w:separator/>
-      </w:r>
-    </w:p>
-  </w:footnote>
-  <w:footnote w:type="continuationSeparator" w:id="1">
-    <w:p>
-      <w:pPr>
-        <w:spacing w:line="360" w:lineRule="auto"/>
-      </w:pPr>
-      <w:r>
-        <w:continuationSeparator/>
-      </w:r>
-    </w:p>
-  </w:footnote>
-</w:footnotes>
+<file path=word/header1.xml><?xml version="1.0" encoding="utf-8"?>
+<w:hdr xmlns:wpc="http://schemas.microsoft.com/office/word/2010/wordprocessingCanvas" xmlns:mc="http://schemas.openxmlformats.org/markup-compatibility/2006" xmlns:o="urn:schemas-microsoft-com:office:office" xmlns:r="http://schemas.openxmlformats.org/officeDocument/2006/relationships" xmlns:m="http://schemas.openxmlformats.org/officeDocument/2006/math" xmlns:v="urn:schemas-microsoft-com:vml" xmlns:wp14="http://schemas.microsoft.com/office/word/2010/wordprocessingDrawing" xmlns:wp="http://schemas.openxmlformats.org/drawingml/2006/wordprocessingDrawing" xmlns:w10="urn:schemas-microsoft-com:office:word" xmlns:w="http://schemas.openxmlformats.org/wordprocessingml/2006/main" xmlns:w14="http://schemas.microsoft.com/office/word/2010/wordml" xmlns:w15="http://schemas.microsoft.com/office/word/2012/wordml" xmlns:wne="http://schemas.microsoft.com/office/word/2006/wordml" xmlns:wpg="http://schemas.microsoft.com/office/word/2010/wordprocessingGroup" xmlns:wpi="http://schemas.microsoft.com/office/word/2010/wordprocessingInk" xmlns:wps="http://schemas.microsoft.com/office/word/2010/wordprocessingShape" mc:Ignorable="w14 w15 wp14">
+  <w:p/>
+</w:hdr>
 </file>
 
-<file path=word/header1.xml><?xml version="1.0" encoding="utf-8"?>
-<w:hdr xmlns:wpc="http://schemas.microsoft.com/office/word/2010/wordprocessingCanvas" xmlns:mc="http://schemas.openxmlformats.org/markup-compatibility/2006" xmlns:o="urn:schemas-microsoft-com:office:office" xmlns:r="http://schemas.openxmlformats.org/officeDocument/2006/relationships" xmlns:m="http://schemas.openxmlformats.org/officeDocument/2006/math" xmlns:v="urn:schemas-microsoft-com:vml" xmlns:wp14="http://schemas.microsoft.com/office/word/2010/wordprocessingDrawing" xmlns:wp="http://schemas.openxmlformats.org/drawingml/2006/wordprocessingDrawing" xmlns:w10="urn:schemas-microsoft-com:office:word" xmlns:w="http://schemas.openxmlformats.org/wordprocessingml/2006/main" xmlns:w14="http://schemas.microsoft.com/office/word/2010/wordml" xmlns:w15="http://schemas.microsoft.com/office/word/2012/wordml" xmlns:wpg="http://schemas.microsoft.com/office/word/2010/wordprocessingGroup" xmlns:wpi="http://schemas.microsoft.com/office/word/2010/wordprocessingInk" xmlns:wne="http://schemas.microsoft.com/office/word/2006/wordml" xmlns:wps="http://schemas.microsoft.com/office/word/2010/wordprocessingShape" xmlns:wpsCustomData="http://www.wps.cn/officeDocument/2013/wpsCustomData" mc:Ignorable="w14 w15 wp14">
+<file path=word/header2.xml><?xml version="1.0" encoding="utf-8"?>
+<w:hdr xmlns:wpc="http://schemas.microsoft.com/office/word/2010/wordprocessingCanvas" xmlns:mc="http://schemas.openxmlformats.org/markup-compatibility/2006" xmlns:o="urn:schemas-microsoft-com:office:office" xmlns:r="http://schemas.openxmlformats.org/officeDocument/2006/relationships" xmlns:m="http://schemas.openxmlformats.org/officeDocument/2006/math" xmlns:v="urn:schemas-microsoft-com:vml" xmlns:wp14="http://schemas.microsoft.com/office/word/2010/wordprocessingDrawing" xmlns:wp="http://schemas.openxmlformats.org/drawingml/2006/wordprocessingDrawing" xmlns:w10="urn:schemas-microsoft-com:office:word" xmlns:w="http://schemas.openxmlformats.org/wordprocessingml/2006/main" xmlns:w14="http://schemas.microsoft.com/office/word/2010/wordml" xmlns:w15="http://schemas.microsoft.com/office/word/2012/wordml" xmlns:wne="http://schemas.microsoft.com/office/word/2006/wordml" xmlns:wpg="http://schemas.microsoft.com/office/word/2010/wordprocessingGroup" xmlns:wpi="http://schemas.microsoft.com/office/word/2010/wordprocessingInk" xmlns:wps="http://schemas.microsoft.com/office/word/2010/wordprocessingShape" mc:Ignorable="w14 w15 wp14">
   <w:p>
     <w:pPr>
-      <w:pStyle w:val="15"/>
+      <w:pStyle w:val="Header"/>
       <w:pBdr>
-        <w:bottom w:val="single" w:color="auto" w:sz="4" w:space="1"/>
+        <w:bottom w:val="single" w:sz="4" w:space="1" w:color="auto"/>
       </w:pBdr>
       <w:tabs>
         <w:tab w:val="left" w:pos="335"/>
@@ -7920,65 +7754,39 @@
       </w:tabs>
       <w:jc w:val="right"/>
       <w:rPr>
-        <w:rFonts w:hint="eastAsia" w:eastAsiaTheme="minorEastAsia"/>
+        <w:rFonts w:eastAsiaTheme="minorEastAsia" w:hint="eastAsia"/>
         <w:lang w:eastAsia="zh-CN"/>
       </w:rPr>
     </w:pPr>
     <w:r>
       <w:rPr>
-        <w:rFonts w:hint="eastAsia" w:eastAsiaTheme="minorEastAsia"/>
+        <w:rFonts w:eastAsiaTheme="minorEastAsia" w:hint="eastAsia"/>
         <w:lang w:val="en-US" w:eastAsia="zh-CN"/>
       </w:rPr>
       <w:tab/>
       <w:tab/>
       <w:t>重庆市鹧鸪哨信息技术有限责任公司</w:t>
     </w:r>
-    <w:r>
-      <w:rPr>
-        <w:rFonts w:hint="eastAsia" w:eastAsiaTheme="minorEastAsia"/>
-        <w:lang w:val="en-US" w:eastAsia="zh-CN"/>
-      </w:rPr>
-    </w:r>
-    <w:r>
-      <w:rPr>
-        <w:rFonts w:hint="eastAsia" w:eastAsiaTheme="minorEastAsia"/>
-        <w:lang w:val="en-US" w:eastAsia="zh-CN"/>
-      </w:rPr>
-    </w:r>
-  </w:p>
-</w:hdr>
-</file>
-
-<file path=word/header2.xml><?xml version="1.0" encoding="utf-8"?>
-<w:hdr xmlns:m="http://schemas.openxmlformats.org/officeDocument/2006/math" xmlns:mc="http://schemas.openxmlformats.org/markup-compatibility/2006" xmlns:mo="http://schemas.microsoft.com/office/mac/office/2008/main" xmlns:mv="urn:schemas-microsoft-com:mac:vml" xmlns:o="urn:schemas-microsoft-com:office:office" xmlns:r="http://schemas.openxmlformats.org/officeDocument/2006/relationships" xmlns:v="urn:schemas-microsoft-com:vml" xmlns:w10="urn:schemas-microsoft-com:office:word" xmlns:w14="http://schemas.microsoft.com/office/word/2010/wordml" xmlns:w="http://schemas.openxmlformats.org/wordprocessingml/2006/main" xmlns:wne="http://schemas.microsoft.com/office/word/2006/wordml" xmlns:wp14="http://schemas.microsoft.com/office/word/2010/wordprocessingDrawing" xmlns:wp="http://schemas.openxmlformats.org/drawingml/2006/wordprocessingDrawing" xmlns:wpc="http://schemas.microsoft.com/office/word/2010/wordprocessingCanvas" xmlns:wpg="http://schemas.microsoft.com/office/word/2010/wordprocessingGroup" xmlns:wpi="http://schemas.microsoft.com/office/word/2010/wordprocessingInk" xmlns:wps="http://schemas.microsoft.com/office/word/2010/wordprocessingShape" mc:Ignorable="w14 wp14">
-  <w:p>
-    <w:pPr>
-      <w:pStyle w:val="Header"/>
-    </w:pPr>
   </w:p>
 </w:hdr>
 </file>
 
 <file path=word/header3.xml><?xml version="1.0" encoding="utf-8"?>
-<w:hdr xmlns:m="http://schemas.openxmlformats.org/officeDocument/2006/math" xmlns:mc="http://schemas.openxmlformats.org/markup-compatibility/2006" xmlns:mo="http://schemas.microsoft.com/office/mac/office/2008/main" xmlns:mv="urn:schemas-microsoft-com:mac:vml" xmlns:o="urn:schemas-microsoft-com:office:office" xmlns:r="http://schemas.openxmlformats.org/officeDocument/2006/relationships" xmlns:v="urn:schemas-microsoft-com:vml" xmlns:w10="urn:schemas-microsoft-com:office:word" xmlns:w14="http://schemas.microsoft.com/office/word/2010/wordml" xmlns:w="http://schemas.openxmlformats.org/wordprocessingml/2006/main" xmlns:wne="http://schemas.microsoft.com/office/word/2006/wordml" xmlns:wp14="http://schemas.microsoft.com/office/word/2010/wordprocessingDrawing" xmlns:wp="http://schemas.openxmlformats.org/drawingml/2006/wordprocessingDrawing" xmlns:wpc="http://schemas.microsoft.com/office/word/2010/wordprocessingCanvas" xmlns:wpg="http://schemas.microsoft.com/office/word/2010/wordprocessingGroup" xmlns:wpi="http://schemas.microsoft.com/office/word/2010/wordprocessingInk" xmlns:wps="http://schemas.microsoft.com/office/word/2010/wordprocessingShape" mc:Ignorable="w14 wp14">
-  <w:p>
-    <w:pPr>
-      <w:pStyle w:val="Header"/>
-    </w:pPr>
-  </w:p>
+<w:hdr xmlns:wpc="http://schemas.microsoft.com/office/word/2010/wordprocessingCanvas" xmlns:mc="http://schemas.openxmlformats.org/markup-compatibility/2006" xmlns:o="urn:schemas-microsoft-com:office:office" xmlns:r="http://schemas.openxmlformats.org/officeDocument/2006/relationships" xmlns:m="http://schemas.openxmlformats.org/officeDocument/2006/math" xmlns:v="urn:schemas-microsoft-com:vml" xmlns:wp14="http://schemas.microsoft.com/office/word/2010/wordprocessingDrawing" xmlns:wp="http://schemas.openxmlformats.org/drawingml/2006/wordprocessingDrawing" xmlns:w10="urn:schemas-microsoft-com:office:word" xmlns:w="http://schemas.openxmlformats.org/wordprocessingml/2006/main" xmlns:w14="http://schemas.microsoft.com/office/word/2010/wordml" xmlns:w15="http://schemas.microsoft.com/office/word/2012/wordml" xmlns:wne="http://schemas.microsoft.com/office/word/2006/wordml" xmlns:wpg="http://schemas.microsoft.com/office/word/2010/wordprocessingGroup" xmlns:wpi="http://schemas.microsoft.com/office/word/2010/wordprocessingInk" xmlns:wps="http://schemas.microsoft.com/office/word/2010/wordprocessingShape" mc:Ignorable="w14 w15 wp14">
+  <w:p/>
 </w:hdr>
 </file>
 
 <file path=word/numbering.xml><?xml version="1.0" encoding="utf-8"?>
-<w:numbering xmlns:wpc="http://schemas.microsoft.com/office/word/2010/wordprocessingCanvas" xmlns:mc="http://schemas.openxmlformats.org/markup-compatibility/2006" xmlns:o="urn:schemas-microsoft-com:office:office" xmlns:r="http://schemas.openxmlformats.org/officeDocument/2006/relationships" xmlns:m="http://schemas.openxmlformats.org/officeDocument/2006/math" xmlns:v="urn:schemas-microsoft-com:vml" xmlns:wp14="http://schemas.microsoft.com/office/word/2010/wordprocessingDrawing" xmlns:wp="http://schemas.openxmlformats.org/drawingml/2006/wordprocessingDrawing" xmlns:w10="urn:schemas-microsoft-com:office:word" xmlns:w="http://schemas.openxmlformats.org/wordprocessingml/2006/main" xmlns:w14="http://schemas.microsoft.com/office/word/2010/wordml" xmlns:wpg="http://schemas.microsoft.com/office/word/2010/wordprocessingGroup" xmlns:wpi="http://schemas.microsoft.com/office/word/2010/wordprocessingInk" xmlns:wne="http://schemas.microsoft.com/office/word/2006/wordml" xmlns:wps="http://schemas.microsoft.com/office/word/2010/wordprocessingShape" xmlns:wpsCustomData="http://www.wps.cn/officeDocument/2013/wpsCustomData" mc:Ignorable="w14 wp14">
+<w:numbering xmlns:wpc="http://schemas.microsoft.com/office/word/2010/wordprocessingCanvas" xmlns:mc="http://schemas.openxmlformats.org/markup-compatibility/2006" xmlns:o="urn:schemas-microsoft-com:office:office" xmlns:r="http://schemas.openxmlformats.org/officeDocument/2006/relationships" xmlns:m="http://schemas.openxmlformats.org/officeDocument/2006/math" xmlns:v="urn:schemas-microsoft-com:vml" xmlns:wp14="http://schemas.microsoft.com/office/word/2010/wordprocessingDrawing" xmlns:wp="http://schemas.openxmlformats.org/drawingml/2006/wordprocessingDrawing" xmlns:w10="urn:schemas-microsoft-com:office:word" xmlns:w="http://schemas.openxmlformats.org/wordprocessingml/2006/main" xmlns:w14="http://schemas.microsoft.com/office/word/2010/wordml" xmlns:w15="http://schemas.microsoft.com/office/word/2012/wordml" xmlns:wne="http://schemas.microsoft.com/office/word/2006/wordml" xmlns:wpg="http://schemas.microsoft.com/office/word/2010/wordprocessingGroup" xmlns:wpi="http://schemas.microsoft.com/office/word/2010/wordprocessingInk" xmlns:wps="http://schemas.microsoft.com/office/word/2010/wordprocessingShape" mc:Ignorable="w14 w15 wp14">
   <w:abstractNum w:abstractNumId="0">
     <w:nsid w:val="8E964DCE"/>
     <w:multiLevelType w:val="multilevel"/>
     <w:tmpl w:val="8E964DCE"/>
-    <w:lvl w:ilvl="0" w:tentative="0">
+    <w:lvl w:ilvl="0">
       <w:start w:val="1"/>
       <w:numFmt w:val="decimal"/>
-      <w:pStyle w:val="2"/>
+      <w:pStyle w:val="Heading1"/>
       <w:lvlText w:val="%1."/>
       <w:lvlJc w:val="left"/>
       <w:pPr>
@@ -7988,10 +7796,10 @@
         <w:rFonts w:hint="default"/>
       </w:rPr>
     </w:lvl>
-    <w:lvl w:ilvl="1" w:tentative="0">
+    <w:lvl w:ilvl="1">
       <w:start w:val="1"/>
       <w:numFmt w:val="decimal"/>
-      <w:pStyle w:val="3"/>
+      <w:pStyle w:val="Heading2"/>
       <w:lvlText w:val="%1.%2."/>
       <w:lvlJc w:val="left"/>
       <w:pPr>
@@ -8001,10 +7809,10 @@
         <w:rFonts w:hint="default"/>
       </w:rPr>
     </w:lvl>
-    <w:lvl w:ilvl="2" w:tentative="0">
+    <w:lvl w:ilvl="2">
       <w:start w:val="1"/>
       <w:numFmt w:val="decimal"/>
-      <w:pStyle w:val="4"/>
+      <w:pStyle w:val="Heading3"/>
       <w:lvlText w:val="%1.%2.%3."/>
       <w:lvlJc w:val="left"/>
       <w:pPr>
@@ -8014,10 +7822,10 @@
         <w:rFonts w:hint="default"/>
       </w:rPr>
     </w:lvl>
-    <w:lvl w:ilvl="3" w:tentative="0">
+    <w:lvl w:ilvl="3">
       <w:start w:val="1"/>
       <w:numFmt w:val="decimal"/>
-      <w:pStyle w:val="5"/>
+      <w:pStyle w:val="Heading4"/>
       <w:lvlText w:val="%1.%2.%3.%4."/>
       <w:lvlJc w:val="left"/>
       <w:pPr>
@@ -8027,10 +7835,10 @@
         <w:rFonts w:hint="default"/>
       </w:rPr>
     </w:lvl>
-    <w:lvl w:ilvl="4" w:tentative="0">
+    <w:lvl w:ilvl="4">
       <w:start w:val="1"/>
       <w:numFmt w:val="decimal"/>
-      <w:pStyle w:val="6"/>
+      <w:pStyle w:val="Heading5"/>
       <w:lvlText w:val="%1.%2.%3.%4.%5."/>
       <w:lvlJc w:val="left"/>
       <w:pPr>
@@ -8040,10 +7848,10 @@
         <w:rFonts w:hint="default"/>
       </w:rPr>
     </w:lvl>
-    <w:lvl w:ilvl="5" w:tentative="0">
+    <w:lvl w:ilvl="5">
       <w:start w:val="1"/>
       <w:numFmt w:val="decimal"/>
-      <w:pStyle w:val="7"/>
+      <w:pStyle w:val="Heading6"/>
       <w:lvlText w:val="%1.%2.%3.%4.%5.%6."/>
       <w:lvlJc w:val="left"/>
       <w:pPr>
@@ -8053,10 +7861,10 @@
         <w:rFonts w:hint="default"/>
       </w:rPr>
     </w:lvl>
-    <w:lvl w:ilvl="6" w:tentative="0">
+    <w:lvl w:ilvl="6">
       <w:start w:val="1"/>
       <w:numFmt w:val="decimal"/>
-      <w:pStyle w:val="8"/>
+      <w:pStyle w:val="Heading7"/>
       <w:lvlText w:val="%1.%2.%3.%4.%5.%6.%7."/>
       <w:lvlJc w:val="left"/>
       <w:pPr>
@@ -8066,10 +7874,10 @@
         <w:rFonts w:hint="default"/>
       </w:rPr>
     </w:lvl>
-    <w:lvl w:ilvl="7" w:tentative="0">
+    <w:lvl w:ilvl="7">
       <w:start w:val="1"/>
       <w:numFmt w:val="decimal"/>
-      <w:pStyle w:val="9"/>
+      <w:pStyle w:val="Heading8"/>
       <w:lvlText w:val="%1.%2.%3.%4.%5.%6.%7.%8."/>
       <w:lvlJc w:val="left"/>
       <w:pPr>
@@ -8079,10 +7887,10 @@
         <w:rFonts w:hint="default"/>
       </w:rPr>
     </w:lvl>
-    <w:lvl w:ilvl="8" w:tentative="0">
+    <w:lvl w:ilvl="8">
       <w:start w:val="1"/>
       <w:numFmt w:val="decimal"/>
-      <w:pStyle w:val="10"/>
+      <w:pStyle w:val="Heading9"/>
       <w:lvlText w:val="%1.%2.%3.%4.%5.%6.%7.%8.%9."/>
       <w:lvlJc w:val="left"/>
       <w:pPr>
@@ -8097,7 +7905,7 @@
     <w:nsid w:val="98412BE2"/>
     <w:multiLevelType w:val="singleLevel"/>
     <w:tmpl w:val="98412BE2"/>
-    <w:lvl w:ilvl="0" w:tentative="0">
+    <w:lvl w:ilvl="0">
       <w:start w:val="1"/>
       <w:numFmt w:val="decimal"/>
       <w:lvlText w:val="%1."/>
@@ -8114,7 +7922,7 @@
     <w:nsid w:val="99AA2555"/>
     <w:multiLevelType w:val="singleLevel"/>
     <w:tmpl w:val="99AA2555"/>
-    <w:lvl w:ilvl="0" w:tentative="0">
+    <w:lvl w:ilvl="0">
       <w:start w:val="1"/>
       <w:numFmt w:val="decimal"/>
       <w:lvlText w:val="%1."/>
@@ -8131,7 +7939,7 @@
     <w:nsid w:val="9BEA6D05"/>
     <w:multiLevelType w:val="singleLevel"/>
     <w:tmpl w:val="9BEA6D05"/>
-    <w:lvl w:ilvl="0" w:tentative="0">
+    <w:lvl w:ilvl="0">
       <w:start w:val="1"/>
       <w:numFmt w:val="decimal"/>
       <w:lvlText w:val="%1."/>
@@ -8148,7 +7956,7 @@
     <w:nsid w:val="A70DE481"/>
     <w:multiLevelType w:val="singleLevel"/>
     <w:tmpl w:val="A70DE481"/>
-    <w:lvl w:ilvl="0" w:tentative="0">
+    <w:lvl w:ilvl="0">
       <w:start w:val="1"/>
       <w:numFmt w:val="decimal"/>
       <w:lvlText w:val="%1."/>
@@ -8165,7 +7973,7 @@
     <w:nsid w:val="AF159D14"/>
     <w:multiLevelType w:val="singleLevel"/>
     <w:tmpl w:val="AF159D14"/>
-    <w:lvl w:ilvl="0" w:tentative="0">
+    <w:lvl w:ilvl="0">
       <w:start w:val="1"/>
       <w:numFmt w:val="decimal"/>
       <w:lvlText w:val="%1."/>
@@ -8182,7 +7990,7 @@
     <w:nsid w:val="B2250646"/>
     <w:multiLevelType w:val="singleLevel"/>
     <w:tmpl w:val="B2250646"/>
-    <w:lvl w:ilvl="0" w:tentative="0">
+    <w:lvl w:ilvl="0">
       <w:start w:val="1"/>
       <w:numFmt w:val="decimal"/>
       <w:lvlText w:val="%1."/>
@@ -8199,7 +8007,7 @@
     <w:nsid w:val="C9A65FE5"/>
     <w:multiLevelType w:val="singleLevel"/>
     <w:tmpl w:val="C9A65FE5"/>
-    <w:lvl w:ilvl="0" w:tentative="0">
+    <w:lvl w:ilvl="0">
       <w:start w:val="1"/>
       <w:numFmt w:val="decimal"/>
       <w:lvlText w:val="%1."/>
@@ -8216,7 +8024,7 @@
     <w:nsid w:val="D9B4AE97"/>
     <w:multiLevelType w:val="singleLevel"/>
     <w:tmpl w:val="D9B4AE97"/>
-    <w:lvl w:ilvl="0" w:tentative="0">
+    <w:lvl w:ilvl="0">
       <w:start w:val="1"/>
       <w:numFmt w:val="decimal"/>
       <w:lvlText w:val="%1."/>
@@ -8233,7 +8041,7 @@
     <w:nsid w:val="DA8B3FEB"/>
     <w:multiLevelType w:val="singleLevel"/>
     <w:tmpl w:val="DA8B3FEB"/>
-    <w:lvl w:ilvl="0" w:tentative="0">
+    <w:lvl w:ilvl="0">
       <w:start w:val="1"/>
       <w:numFmt w:val="decimal"/>
       <w:lvlText w:val="%1."/>
@@ -8250,7 +8058,7 @@
     <w:nsid w:val="ECA21F5B"/>
     <w:multiLevelType w:val="singleLevel"/>
     <w:tmpl w:val="ECA21F5B"/>
-    <w:lvl w:ilvl="0" w:tentative="0">
+    <w:lvl w:ilvl="0">
       <w:start w:val="1"/>
       <w:numFmt w:val="decimal"/>
       <w:lvlText w:val="%1."/>
@@ -8267,7 +8075,7 @@
     <w:nsid w:val="F9539CF3"/>
     <w:multiLevelType w:val="singleLevel"/>
     <w:tmpl w:val="F9539CF3"/>
-    <w:lvl w:ilvl="0" w:tentative="0">
+    <w:lvl w:ilvl="0">
       <w:start w:val="1"/>
       <w:numFmt w:val="decimal"/>
       <w:lvlText w:val="%1."/>
@@ -8284,7 +8092,7 @@
     <w:nsid w:val="1F60BCC1"/>
     <w:multiLevelType w:val="singleLevel"/>
     <w:tmpl w:val="1F60BCC1"/>
-    <w:lvl w:ilvl="0" w:tentative="0">
+    <w:lvl w:ilvl="0">
       <w:start w:val="1"/>
       <w:numFmt w:val="decimal"/>
       <w:lvlText w:val="%1."/>
@@ -8301,7 +8109,7 @@
     <w:nsid w:val="36CBF864"/>
     <w:multiLevelType w:val="singleLevel"/>
     <w:tmpl w:val="36CBF864"/>
-    <w:lvl w:ilvl="0" w:tentative="0">
+    <w:lvl w:ilvl="0">
       <w:start w:val="1"/>
       <w:numFmt w:val="decimal"/>
       <w:lvlText w:val="%1."/>
@@ -8318,7 +8126,7 @@
     <w:nsid w:val="4371459D"/>
     <w:multiLevelType w:val="singleLevel"/>
     <w:tmpl w:val="4371459D"/>
-    <w:lvl w:ilvl="0" w:tentative="0">
+    <w:lvl w:ilvl="0">
       <w:start w:val="1"/>
       <w:numFmt w:val="decimal"/>
       <w:lvlText w:val="%1."/>
@@ -8335,7 +8143,7 @@
     <w:nsid w:val="58463229"/>
     <w:multiLevelType w:val="singleLevel"/>
     <w:tmpl w:val="58463229"/>
-    <w:lvl w:ilvl="0" w:tentative="0">
+    <w:lvl w:ilvl="0">
       <w:start w:val="1"/>
       <w:numFmt w:val="decimal"/>
       <w:lvlText w:val="%1."/>
@@ -8352,7 +8160,7 @@
     <w:nsid w:val="61251AAA"/>
     <w:multiLevelType w:val="singleLevel"/>
     <w:tmpl w:val="61251AAA"/>
-    <w:lvl w:ilvl="0" w:tentative="0">
+    <w:lvl w:ilvl="0">
       <w:start w:val="1"/>
       <w:numFmt w:val="decimal"/>
       <w:lvlText w:val="%1."/>
@@ -8369,7 +8177,7 @@
     <w:nsid w:val="6CCEF58F"/>
     <w:multiLevelType w:val="singleLevel"/>
     <w:tmpl w:val="6CCEF58F"/>
-    <w:lvl w:ilvl="0" w:tentative="0">
+    <w:lvl w:ilvl="0">
       <w:start w:val="1"/>
       <w:numFmt w:val="decimal"/>
       <w:lvlText w:val="%1."/>
@@ -8386,7 +8194,7 @@
     <w:nsid w:val="6D94B4B5"/>
     <w:multiLevelType w:val="singleLevel"/>
     <w:tmpl w:val="6D94B4B5"/>
-    <w:lvl w:ilvl="0" w:tentative="0">
+    <w:lvl w:ilvl="0">
       <w:start w:val="1"/>
       <w:numFmt w:val="decimal"/>
       <w:lvlText w:val="%1."/>
@@ -8403,7 +8211,7 @@
     <w:nsid w:val="6F86BBDA"/>
     <w:multiLevelType w:val="singleLevel"/>
     <w:tmpl w:val="6F86BBDA"/>
-    <w:lvl w:ilvl="0" w:tentative="0">
+    <w:lvl w:ilvl="0">
       <w:start w:val="1"/>
       <w:numFmt w:val="decimal"/>
       <w:lvlText w:val="%1."/>
@@ -8420,7 +8228,7 @@
     <w:nsid w:val="725501F4"/>
     <w:multiLevelType w:val="singleLevel"/>
     <w:tmpl w:val="725501F4"/>
-    <w:lvl w:ilvl="0" w:tentative="0">
+    <w:lvl w:ilvl="0">
       <w:start w:val="1"/>
       <w:numFmt w:val="decimal"/>
       <w:lvlText w:val="%1."/>
@@ -8500,269 +8308,267 @@
 </file>
 
 <file path=word/styles.xml><?xml version="1.0" encoding="utf-8"?>
-<w:styles xmlns:mc="http://schemas.openxmlformats.org/markup-compatibility/2006" xmlns:o="urn:schemas-microsoft-com:office:office" xmlns:r="http://schemas.openxmlformats.org/officeDocument/2006/relationships" xmlns:m="http://schemas.openxmlformats.org/officeDocument/2006/math" xmlns:v="urn:schemas-microsoft-com:vml" xmlns:w="http://schemas.openxmlformats.org/wordprocessingml/2006/main" xmlns:w14="http://schemas.microsoft.com/office/word/2010/wordml" xmlns:w10="urn:schemas-microsoft-com:office:word" xmlns:sl="http://schemas.openxmlformats.org/schemaLibrary/2006/main" xmlns:wpsCustomData="http://www.wps.cn/officeDocument/2013/wpsCustomData" mc:Ignorable="w14">
+<w:styles xmlns:mc="http://schemas.openxmlformats.org/markup-compatibility/2006" xmlns:r="http://schemas.openxmlformats.org/officeDocument/2006/relationships" xmlns:w="http://schemas.openxmlformats.org/wordprocessingml/2006/main" xmlns:w14="http://schemas.microsoft.com/office/word/2010/wordml" xmlns:w15="http://schemas.microsoft.com/office/word/2012/wordml" mc:Ignorable="w14 w15">
   <w:docDefaults>
     <w:rPrDefault>
       <w:rPr>
-        <w:rFonts w:ascii="Times New Roman" w:hAnsi="Times New Roman" w:eastAsia="宋体" w:cs="Times New Roman"/>
+        <w:rFonts w:ascii="Times New Roman" w:eastAsia="宋体" w:hAnsi="Times New Roman" w:cs="Times New Roman"/>
       </w:rPr>
     </w:rPrDefault>
     <w:pPrDefault/>
   </w:docDefaults>
-  <w:latentStyles w:count="260" w:defQFormat="0" w:defUnhideWhenUsed="1" w:defSemiHidden="1" w:defUIPriority="99" w:defLockedState="0">
-    <w:lsdException w:qFormat="1" w:unhideWhenUsed="0" w:uiPriority="0" w:semiHidden="0" w:name="Normal"/>
-    <w:lsdException w:qFormat="1" w:unhideWhenUsed="0" w:uiPriority="0" w:semiHidden="0" w:name="heading 1"/>
-    <w:lsdException w:qFormat="1" w:uiPriority="0" w:semiHidden="0" w:name="heading 2"/>
-    <w:lsdException w:qFormat="1" w:uiPriority="0" w:name="heading 3"/>
-    <w:lsdException w:qFormat="1" w:uiPriority="0" w:semiHidden="0" w:name="heading 4"/>
-    <w:lsdException w:qFormat="1" w:uiPriority="0" w:name="heading 5"/>
-    <w:lsdException w:qFormat="1" w:uiPriority="0" w:name="heading 6"/>
-    <w:lsdException w:qFormat="1" w:uiPriority="0" w:name="heading 7"/>
-    <w:lsdException w:qFormat="1" w:uiPriority="0" w:name="heading 8"/>
-    <w:lsdException w:qFormat="1" w:uiPriority="0" w:name="heading 9"/>
-    <w:lsdException w:unhideWhenUsed="0" w:uiPriority="0" w:semiHidden="0" w:name="index 1"/>
-    <w:lsdException w:unhideWhenUsed="0" w:uiPriority="0" w:semiHidden="0" w:name="index 2"/>
-    <w:lsdException w:unhideWhenUsed="0" w:uiPriority="0" w:semiHidden="0" w:name="index 3"/>
-    <w:lsdException w:unhideWhenUsed="0" w:uiPriority="0" w:semiHidden="0" w:name="index 4"/>
-    <w:lsdException w:unhideWhenUsed="0" w:uiPriority="0" w:semiHidden="0" w:name="index 5"/>
-    <w:lsdException w:unhideWhenUsed="0" w:uiPriority="0" w:semiHidden="0" w:name="index 6"/>
-    <w:lsdException w:unhideWhenUsed="0" w:uiPriority="0" w:semiHidden="0" w:name="index 7"/>
-    <w:lsdException w:unhideWhenUsed="0" w:uiPriority="0" w:semiHidden="0" w:name="index 8"/>
-    <w:lsdException w:unhideWhenUsed="0" w:uiPriority="0" w:semiHidden="0" w:name="index 9"/>
-    <w:lsdException w:qFormat="1" w:unhideWhenUsed="0" w:uiPriority="0" w:semiHidden="0" w:name="toc 1"/>
-    <w:lsdException w:qFormat="1" w:unhideWhenUsed="0" w:uiPriority="0" w:semiHidden="0" w:name="toc 2"/>
-    <w:lsdException w:qFormat="1" w:unhideWhenUsed="0" w:uiPriority="0" w:semiHidden="0" w:name="toc 3"/>
-    <w:lsdException w:unhideWhenUsed="0" w:uiPriority="0" w:semiHidden="0" w:name="toc 4"/>
-    <w:lsdException w:unhideWhenUsed="0" w:uiPriority="0" w:semiHidden="0" w:name="toc 5"/>
-    <w:lsdException w:unhideWhenUsed="0" w:uiPriority="0" w:semiHidden="0" w:name="toc 6"/>
-    <w:lsdException w:unhideWhenUsed="0" w:uiPriority="0" w:semiHidden="0" w:name="toc 7"/>
-    <w:lsdException w:unhideWhenUsed="0" w:uiPriority="0" w:semiHidden="0" w:name="toc 8"/>
-    <w:lsdException w:unhideWhenUsed="0" w:uiPriority="0" w:semiHidden="0" w:name="toc 9"/>
-    <w:lsdException w:unhideWhenUsed="0" w:uiPriority="0" w:semiHidden="0" w:name="Normal Indent"/>
-    <w:lsdException w:unhideWhenUsed="0" w:uiPriority="0" w:semiHidden="0" w:name="footnote text"/>
-    <w:lsdException w:qFormat="1" w:unhideWhenUsed="0" w:uiPriority="0" w:semiHidden="0" w:name="annotation text"/>
-    <w:lsdException w:qFormat="1" w:unhideWhenUsed="0" w:uiPriority="0" w:semiHidden="0" w:name="header"/>
-    <w:lsdException w:qFormat="1" w:unhideWhenUsed="0" w:uiPriority="0" w:semiHidden="0" w:name="footer"/>
-    <w:lsdException w:unhideWhenUsed="0" w:uiPriority="0" w:semiHidden="0" w:name="index heading"/>
-    <w:lsdException w:qFormat="1" w:uiPriority="0" w:name="caption"/>
-    <w:lsdException w:unhideWhenUsed="0" w:uiPriority="0" w:semiHidden="0" w:name="table of figures"/>
-    <w:lsdException w:unhideWhenUsed="0" w:uiPriority="0" w:semiHidden="0" w:name="envelope address"/>
-    <w:lsdException w:unhideWhenUsed="0" w:uiPriority="0" w:semiHidden="0" w:name="envelope return"/>
-    <w:lsdException w:unhideWhenUsed="0" w:uiPriority="0" w:semiHidden="0" w:name="footnote reference"/>
-    <w:lsdException w:unhideWhenUsed="0" w:uiPriority="0" w:semiHidden="0" w:name="annotation reference"/>
-    <w:lsdException w:unhideWhenUsed="0" w:uiPriority="0" w:semiHidden="0" w:name="line number"/>
-    <w:lsdException w:unhideWhenUsed="0" w:uiPriority="0" w:semiHidden="0" w:name="page number"/>
-    <w:lsdException w:unhideWhenUsed="0" w:uiPriority="0" w:semiHidden="0" w:name="endnote reference"/>
-    <w:lsdException w:unhideWhenUsed="0" w:uiPriority="0" w:semiHidden="0" w:name="endnote text"/>
-    <w:lsdException w:unhideWhenUsed="0" w:uiPriority="0" w:semiHidden="0" w:name="table of authorities"/>
-    <w:lsdException w:unhideWhenUsed="0" w:uiPriority="0" w:semiHidden="0" w:name="macro"/>
-    <w:lsdException w:unhideWhenUsed="0" w:uiPriority="0" w:semiHidden="0" w:name="toa heading"/>
-    <w:lsdException w:unhideWhenUsed="0" w:uiPriority="0" w:semiHidden="0" w:name="List"/>
-    <w:lsdException w:unhideWhenUsed="0" w:uiPriority="0" w:semiHidden="0" w:name="List Bullet"/>
-    <w:lsdException w:unhideWhenUsed="0" w:uiPriority="0" w:semiHidden="0" w:name="List Number"/>
-    <w:lsdException w:unhideWhenUsed="0" w:uiPriority="0" w:semiHidden="0" w:name="List 2"/>
-    <w:lsdException w:unhideWhenUsed="0" w:uiPriority="0" w:semiHidden="0" w:name="List 3"/>
-    <w:lsdException w:unhideWhenUsed="0" w:uiPriority="0" w:semiHidden="0" w:name="List 4"/>
-    <w:lsdException w:unhideWhenUsed="0" w:uiPriority="0" w:semiHidden="0" w:name="List 5"/>
-    <w:lsdException w:unhideWhenUsed="0" w:uiPriority="0" w:semiHidden="0" w:name="List Bullet 2"/>
-    <w:lsdException w:unhideWhenUsed="0" w:uiPriority="0" w:semiHidden="0" w:name="List Bullet 3"/>
-    <w:lsdException w:unhideWhenUsed="0" w:uiPriority="0" w:semiHidden="0" w:name="List Bullet 4"/>
-    <w:lsdException w:unhideWhenUsed="0" w:uiPriority="0" w:semiHidden="0" w:name="List Bullet 5"/>
-    <w:lsdException w:unhideWhenUsed="0" w:uiPriority="0" w:semiHidden="0" w:name="List Number 2"/>
-    <w:lsdException w:unhideWhenUsed="0" w:uiPriority="0" w:semiHidden="0" w:name="List Number 3"/>
-    <w:lsdException w:unhideWhenUsed="0" w:uiPriority="0" w:semiHidden="0" w:name="List Number 4"/>
-    <w:lsdException w:unhideWhenUsed="0" w:uiPriority="0" w:semiHidden="0" w:name="List Number 5"/>
-    <w:lsdException w:qFormat="1" w:unhideWhenUsed="0" w:uiPriority="0" w:semiHidden="0" w:name="Title"/>
-    <w:lsdException w:unhideWhenUsed="0" w:uiPriority="0" w:semiHidden="0" w:name="Closing"/>
-    <w:lsdException w:unhideWhenUsed="0" w:uiPriority="0" w:semiHidden="0" w:name="Signature"/>
-    <w:lsdException w:qFormat="1" w:unhideWhenUsed="0" w:uiPriority="0" w:name="Default Paragraph Font"/>
-    <w:lsdException w:qFormat="1" w:unhideWhenUsed="0" w:uiPriority="0" w:name="Body Text"/>
-    <w:lsdException w:unhideWhenUsed="0" w:uiPriority="0" w:semiHidden="0" w:name="Body Text Indent"/>
-    <w:lsdException w:unhideWhenUsed="0" w:uiPriority="0" w:semiHidden="0" w:name="List Continue"/>
-    <w:lsdException w:unhideWhenUsed="0" w:uiPriority="0" w:semiHidden="0" w:name="List Continue 2"/>
-    <w:lsdException w:unhideWhenUsed="0" w:uiPriority="0" w:semiHidden="0" w:name="List Continue 3"/>
-    <w:lsdException w:unhideWhenUsed="0" w:uiPriority="0" w:semiHidden="0" w:name="List Continue 4"/>
-    <w:lsdException w:unhideWhenUsed="0" w:uiPriority="0" w:semiHidden="0" w:name="List Continue 5"/>
-    <w:lsdException w:unhideWhenUsed="0" w:uiPriority="0" w:semiHidden="0" w:name="Message Header"/>
-    <w:lsdException w:qFormat="1" w:unhideWhenUsed="0" w:uiPriority="0" w:semiHidden="0" w:name="Subtitle"/>
-    <w:lsdException w:unhideWhenUsed="0" w:uiPriority="0" w:semiHidden="0" w:name="Salutation"/>
-    <w:lsdException w:unhideWhenUsed="0" w:uiPriority="0" w:semiHidden="0" w:name="Date"/>
-    <w:lsdException w:unhideWhenUsed="0" w:uiPriority="0" w:semiHidden="0" w:name="Body Text First Indent"/>
-    <w:lsdException w:unhideWhenUsed="0" w:uiPriority="0" w:semiHidden="0" w:name="Body Text First Indent 2"/>
-    <w:lsdException w:uiPriority="99" w:name="Note Heading"/>
-    <w:lsdException w:unhideWhenUsed="0" w:uiPriority="0" w:semiHidden="0" w:name="Body Text 2"/>
-    <w:lsdException w:unhideWhenUsed="0" w:uiPriority="0" w:semiHidden="0" w:name="Body Text 3"/>
-    <w:lsdException w:unhideWhenUsed="0" w:uiPriority="0" w:semiHidden="0" w:name="Body Text Indent 2"/>
-    <w:lsdException w:unhideWhenUsed="0" w:uiPriority="0" w:semiHidden="0" w:name="Body Text Indent 3"/>
-    <w:lsdException w:unhideWhenUsed="0" w:uiPriority="0" w:semiHidden="0" w:name="Block Text"/>
-    <w:lsdException w:unhideWhenUsed="0" w:uiPriority="0" w:semiHidden="0" w:name="Hyperlink"/>
-    <w:lsdException w:unhideWhenUsed="0" w:uiPriority="0" w:semiHidden="0" w:name="FollowedHyperlink"/>
-    <w:lsdException w:qFormat="1" w:unhideWhenUsed="0" w:uiPriority="0" w:semiHidden="0" w:name="Strong"/>
-    <w:lsdException w:qFormat="1" w:unhideWhenUsed="0" w:uiPriority="0" w:semiHidden="0" w:name="Emphasis"/>
-    <w:lsdException w:unhideWhenUsed="0" w:uiPriority="0" w:semiHidden="0" w:name="Document Map"/>
-    <w:lsdException w:unhideWhenUsed="0" w:uiPriority="0" w:semiHidden="0" w:name="Plain Text"/>
-    <w:lsdException w:unhideWhenUsed="0" w:uiPriority="0" w:semiHidden="0" w:name="E-mail Signature"/>
-    <w:lsdException w:qFormat="1" w:unhideWhenUsed="0" w:uiPriority="0" w:semiHidden="0" w:name="Normal (Web)"/>
-    <w:lsdException w:unhideWhenUsed="0" w:uiPriority="0" w:semiHidden="0" w:name="HTML Acronym"/>
-    <w:lsdException w:unhideWhenUsed="0" w:uiPriority="0" w:semiHidden="0" w:name="HTML Address"/>
-    <w:lsdException w:unhideWhenUsed="0" w:uiPriority="0" w:semiHidden="0" w:name="HTML Cite"/>
-    <w:lsdException w:unhideWhenUsed="0" w:uiPriority="0" w:semiHidden="0" w:name="HTML Code"/>
-    <w:lsdException w:unhideWhenUsed="0" w:uiPriority="0" w:semiHidden="0" w:name="HTML Definition"/>
-    <w:lsdException w:unhideWhenUsed="0" w:uiPriority="0" w:semiHidden="0" w:name="HTML Keyboard"/>
-    <w:lsdException w:unhideWhenUsed="0" w:uiPriority="0" w:semiHidden="0" w:name="HTML Preformatted"/>
-    <w:lsdException w:unhideWhenUsed="0" w:uiPriority="0" w:semiHidden="0" w:name="HTML Sample"/>
-    <w:lsdException w:unhideWhenUsed="0" w:uiPriority="0" w:semiHidden="0" w:name="HTML Typewriter"/>
-    <w:lsdException w:unhideWhenUsed="0" w:uiPriority="0" w:semiHidden="0" w:name="HTML Variable"/>
-    <w:lsdException w:qFormat="1" w:unhideWhenUsed="0" w:uiPriority="0" w:name="Normal Table"/>
-    <w:lsdException w:unhideWhenUsed="0" w:uiPriority="0" w:semiHidden="0" w:name="annotation subject"/>
-    <w:lsdException w:unhideWhenUsed="0" w:uiPriority="0" w:semiHidden="0" w:name="Table Simple 1"/>
-    <w:lsdException w:unhideWhenUsed="0" w:uiPriority="0" w:semiHidden="0" w:name="Table Simple 2"/>
-    <w:lsdException w:unhideWhenUsed="0" w:uiPriority="0" w:semiHidden="0" w:name="Table Simple 3"/>
-    <w:lsdException w:unhideWhenUsed="0" w:uiPriority="0" w:semiHidden="0" w:name="Table Classic 1"/>
-    <w:lsdException w:unhideWhenUsed="0" w:uiPriority="0" w:semiHidden="0" w:name="Table Classic 2"/>
-    <w:lsdException w:unhideWhenUsed="0" w:uiPriority="0" w:semiHidden="0" w:name="Table Classic 3"/>
-    <w:lsdException w:unhideWhenUsed="0" w:uiPriority="0" w:semiHidden="0" w:name="Table Classic 4"/>
-    <w:lsdException w:unhideWhenUsed="0" w:uiPriority="0" w:semiHidden="0" w:name="Table Colorful 1"/>
-    <w:lsdException w:unhideWhenUsed="0" w:uiPriority="0" w:semiHidden="0" w:name="Table Colorful 2"/>
-    <w:lsdException w:unhideWhenUsed="0" w:uiPriority="0" w:semiHidden="0" w:name="Table Colorful 3"/>
-    <w:lsdException w:unhideWhenUsed="0" w:uiPriority="0" w:semiHidden="0" w:name="Table Columns 1"/>
-    <w:lsdException w:unhideWhenUsed="0" w:uiPriority="0" w:semiHidden="0" w:name="Table Columns 2"/>
-    <w:lsdException w:unhideWhenUsed="0" w:uiPriority="0" w:semiHidden="0" w:name="Table Columns 3"/>
-    <w:lsdException w:unhideWhenUsed="0" w:uiPriority="0" w:semiHidden="0" w:name="Table Columns 4"/>
-    <w:lsdException w:unhideWhenUsed="0" w:uiPriority="0" w:semiHidden="0" w:name="Table Columns 5"/>
-    <w:lsdException w:unhideWhenUsed="0" w:uiPriority="0" w:semiHidden="0" w:name="Table Grid 1"/>
-    <w:lsdException w:unhideWhenUsed="0" w:uiPriority="0" w:semiHidden="0" w:name="Table Grid 2"/>
-    <w:lsdException w:unhideWhenUsed="0" w:uiPriority="0" w:semiHidden="0" w:name="Table Grid 3"/>
-    <w:lsdException w:unhideWhenUsed="0" w:uiPriority="0" w:semiHidden="0" w:name="Table Grid 4"/>
-    <w:lsdException w:unhideWhenUsed="0" w:uiPriority="0" w:semiHidden="0" w:name="Table Grid 5"/>
-    <w:lsdException w:unhideWhenUsed="0" w:uiPriority="0" w:semiHidden="0" w:name="Table Grid 6"/>
-    <w:lsdException w:unhideWhenUsed="0" w:uiPriority="0" w:semiHidden="0" w:name="Table Grid 7"/>
-    <w:lsdException w:unhideWhenUsed="0" w:uiPriority="0" w:semiHidden="0" w:name="Table Grid 8"/>
-    <w:lsdException w:unhideWhenUsed="0" w:uiPriority="0" w:semiHidden="0" w:name="Table List 1"/>
-    <w:lsdException w:unhideWhenUsed="0" w:uiPriority="0" w:semiHidden="0" w:name="Table List 2"/>
-    <w:lsdException w:unhideWhenUsed="0" w:uiPriority="0" w:semiHidden="0" w:name="Table List 3"/>
-    <w:lsdException w:unhideWhenUsed="0" w:uiPriority="0" w:semiHidden="0" w:name="Table List 4"/>
-    <w:lsdException w:unhideWhenUsed="0" w:uiPriority="0" w:semiHidden="0" w:name="Table List 5"/>
-    <w:lsdException w:unhideWhenUsed="0" w:uiPriority="0" w:semiHidden="0" w:name="Table List 6"/>
-    <w:lsdException w:unhideWhenUsed="0" w:uiPriority="0" w:semiHidden="0" w:name="Table List 7"/>
-    <w:lsdException w:unhideWhenUsed="0" w:uiPriority="0" w:semiHidden="0" w:name="Table List 8"/>
-    <w:lsdException w:unhideWhenUsed="0" w:uiPriority="0" w:semiHidden="0" w:name="Table 3D effects 1"/>
-    <w:lsdException w:unhideWhenUsed="0" w:uiPriority="0" w:semiHidden="0" w:name="Table 3D effects 2"/>
-    <w:lsdException w:unhideWhenUsed="0" w:uiPriority="0" w:semiHidden="0" w:name="Table 3D effects 3"/>
-    <w:lsdException w:unhideWhenUsed="0" w:uiPriority="0" w:semiHidden="0" w:name="Table Contemporary"/>
-    <w:lsdException w:unhideWhenUsed="0" w:uiPriority="0" w:semiHidden="0" w:name="Table Elegant"/>
-    <w:lsdException w:unhideWhenUsed="0" w:uiPriority="0" w:semiHidden="0" w:name="Table Professional"/>
-    <w:lsdException w:unhideWhenUsed="0" w:uiPriority="0" w:semiHidden="0" w:name="Table Subtle 1"/>
-    <w:lsdException w:unhideWhenUsed="0" w:uiPriority="0" w:semiHidden="0" w:name="Table Subtle 2"/>
-    <w:lsdException w:unhideWhenUsed="0" w:uiPriority="0" w:semiHidden="0" w:name="Table Web 1"/>
-    <w:lsdException w:unhideWhenUsed="0" w:uiPriority="0" w:semiHidden="0" w:name="Table Web 2"/>
-    <w:lsdException w:unhideWhenUsed="0" w:uiPriority="0" w:semiHidden="0" w:name="Table Web 3"/>
-    <w:lsdException w:unhideWhenUsed="0" w:uiPriority="0" w:semiHidden="0" w:name="Balloon Text"/>
-    <w:lsdException w:qFormat="1" w:unhideWhenUsed="0" w:uiPriority="0" w:semiHidden="0" w:name="Table Grid"/>
-    <w:lsdException w:unhideWhenUsed="0" w:uiPriority="0" w:semiHidden="0" w:name="Table Theme"/>
-    <w:lsdException w:unhideWhenUsed="0" w:uiPriority="60" w:semiHidden="0" w:name="Light Shading"/>
-    <w:lsdException w:unhideWhenUsed="0" w:uiPriority="61" w:semiHidden="0" w:name="Light List"/>
-    <w:lsdException w:unhideWhenUsed="0" w:uiPriority="62" w:semiHidden="0" w:name="Light Grid"/>
-    <w:lsdException w:unhideWhenUsed="0" w:uiPriority="63" w:semiHidden="0" w:name="Medium Shading 1"/>
-    <w:lsdException w:unhideWhenUsed="0" w:uiPriority="64" w:semiHidden="0" w:name="Medium Shading 2"/>
-    <w:lsdException w:unhideWhenUsed="0" w:uiPriority="65" w:semiHidden="0" w:name="Medium List 1"/>
-    <w:lsdException w:unhideWhenUsed="0" w:uiPriority="66" w:semiHidden="0" w:name="Medium List 2"/>
-    <w:lsdException w:unhideWhenUsed="0" w:uiPriority="67" w:semiHidden="0" w:name="Medium Grid 1"/>
-    <w:lsdException w:unhideWhenUsed="0" w:uiPriority="68" w:semiHidden="0" w:name="Medium Grid 2"/>
-    <w:lsdException w:unhideWhenUsed="0" w:uiPriority="69" w:semiHidden="0" w:name="Medium Grid 3"/>
-    <w:lsdException w:unhideWhenUsed="0" w:uiPriority="70" w:semiHidden="0" w:name="Dark List"/>
-    <w:lsdException w:unhideWhenUsed="0" w:uiPriority="71" w:semiHidden="0" w:name="Colorful Shading"/>
-    <w:lsdException w:unhideWhenUsed="0" w:uiPriority="72" w:semiHidden="0" w:name="Colorful List"/>
-    <w:lsdException w:unhideWhenUsed="0" w:uiPriority="73" w:semiHidden="0" w:name="Colorful Grid"/>
-    <w:lsdException w:unhideWhenUsed="0" w:uiPriority="60" w:semiHidden="0" w:name="Light Shading Accent 1"/>
-    <w:lsdException w:unhideWhenUsed="0" w:uiPriority="61" w:semiHidden="0" w:name="Light List Accent 1"/>
-    <w:lsdException w:unhideWhenUsed="0" w:uiPriority="62" w:semiHidden="0" w:name="Light Grid Accent 1"/>
-    <w:lsdException w:unhideWhenUsed="0" w:uiPriority="63" w:semiHidden="0" w:name="Medium Shading 1 Accent 1"/>
-    <w:lsdException w:unhideWhenUsed="0" w:uiPriority="64" w:semiHidden="0" w:name="Medium Shading 2 Accent 1"/>
-    <w:lsdException w:unhideWhenUsed="0" w:uiPriority="65" w:semiHidden="0" w:name="Medium List 1 Accent 1"/>
-    <w:lsdException w:unhideWhenUsed="0" w:uiPriority="66" w:semiHidden="0" w:name="Medium List 2 Accent 1"/>
-    <w:lsdException w:unhideWhenUsed="0" w:uiPriority="67" w:semiHidden="0" w:name="Medium Grid 1 Accent 1"/>
-    <w:lsdException w:unhideWhenUsed="0" w:uiPriority="68" w:semiHidden="0" w:name="Medium Grid 2 Accent 1"/>
-    <w:lsdException w:unhideWhenUsed="0" w:uiPriority="69" w:semiHidden="0" w:name="Medium Grid 3 Accent 1"/>
-    <w:lsdException w:unhideWhenUsed="0" w:uiPriority="70" w:semiHidden="0" w:name="Dark List Accent 1"/>
-    <w:lsdException w:unhideWhenUsed="0" w:uiPriority="71" w:semiHidden="0" w:name="Colorful Shading Accent 1"/>
-    <w:lsdException w:unhideWhenUsed="0" w:uiPriority="72" w:semiHidden="0" w:name="Colorful List Accent 1"/>
-    <w:lsdException w:unhideWhenUsed="0" w:uiPriority="73" w:semiHidden="0" w:name="Colorful Grid Accent 1"/>
-    <w:lsdException w:unhideWhenUsed="0" w:uiPriority="60" w:semiHidden="0" w:name="Light Shading Accent 2"/>
-    <w:lsdException w:unhideWhenUsed="0" w:uiPriority="61" w:semiHidden="0" w:name="Light List Accent 2"/>
-    <w:lsdException w:unhideWhenUsed="0" w:uiPriority="62" w:semiHidden="0" w:name="Light Grid Accent 2"/>
-    <w:lsdException w:unhideWhenUsed="0" w:uiPriority="63" w:semiHidden="0" w:name="Medium Shading 1 Accent 2"/>
-    <w:lsdException w:unhideWhenUsed="0" w:uiPriority="64" w:semiHidden="0" w:name="Medium Shading 2 Accent 2"/>
-    <w:lsdException w:unhideWhenUsed="0" w:uiPriority="65" w:semiHidden="0" w:name="Medium List 1 Accent 2"/>
-    <w:lsdException w:unhideWhenUsed="0" w:uiPriority="66" w:semiHidden="0" w:name="Medium List 2 Accent 2"/>
-    <w:lsdException w:unhideWhenUsed="0" w:uiPriority="67" w:semiHidden="0" w:name="Medium Grid 1 Accent 2"/>
-    <w:lsdException w:unhideWhenUsed="0" w:uiPriority="68" w:semiHidden="0" w:name="Medium Grid 2 Accent 2"/>
-    <w:lsdException w:unhideWhenUsed="0" w:uiPriority="69" w:semiHidden="0" w:name="Medium Grid 3 Accent 2"/>
-    <w:lsdException w:unhideWhenUsed="0" w:uiPriority="70" w:semiHidden="0" w:name="Dark List Accent 2"/>
-    <w:lsdException w:unhideWhenUsed="0" w:uiPriority="71" w:semiHidden="0" w:name="Colorful Shading Accent 2"/>
-    <w:lsdException w:unhideWhenUsed="0" w:uiPriority="72" w:semiHidden="0" w:name="Colorful List Accent 2"/>
-    <w:lsdException w:unhideWhenUsed="0" w:uiPriority="73" w:semiHidden="0" w:name="Colorful Grid Accent 2"/>
-    <w:lsdException w:unhideWhenUsed="0" w:uiPriority="60" w:semiHidden="0" w:name="Light Shading Accent 3"/>
-    <w:lsdException w:unhideWhenUsed="0" w:uiPriority="61" w:semiHidden="0" w:name="Light List Accent 3"/>
-    <w:lsdException w:unhideWhenUsed="0" w:uiPriority="62" w:semiHidden="0" w:name="Light Grid Accent 3"/>
-    <w:lsdException w:unhideWhenUsed="0" w:uiPriority="63" w:semiHidden="0" w:name="Medium Shading 1 Accent 3"/>
-    <w:lsdException w:unhideWhenUsed="0" w:uiPriority="64" w:semiHidden="0" w:name="Medium Shading 2 Accent 3"/>
-    <w:lsdException w:unhideWhenUsed="0" w:uiPriority="65" w:semiHidden="0" w:name="Medium List 1 Accent 3"/>
-    <w:lsdException w:unhideWhenUsed="0" w:uiPriority="66" w:semiHidden="0" w:name="Medium List 2 Accent 3"/>
-    <w:lsdException w:unhideWhenUsed="0" w:uiPriority="67" w:semiHidden="0" w:name="Medium Grid 1 Accent 3"/>
-    <w:lsdException w:unhideWhenUsed="0" w:uiPriority="68" w:semiHidden="0" w:name="Medium Grid 2 Accent 3"/>
-    <w:lsdException w:unhideWhenUsed="0" w:uiPriority="69" w:semiHidden="0" w:name="Medium Grid 3 Accent 3"/>
-    <w:lsdException w:unhideWhenUsed="0" w:uiPriority="70" w:semiHidden="0" w:name="Dark List Accent 3"/>
-    <w:lsdException w:unhideWhenUsed="0" w:uiPriority="71" w:semiHidden="0" w:name="Colorful Shading Accent 3"/>
-    <w:lsdException w:unhideWhenUsed="0" w:uiPriority="72" w:semiHidden="0" w:name="Colorful List Accent 3"/>
-    <w:lsdException w:unhideWhenUsed="0" w:uiPriority="73" w:semiHidden="0" w:name="Colorful Grid Accent 3"/>
-    <w:lsdException w:unhideWhenUsed="0" w:uiPriority="60" w:semiHidden="0" w:name="Light Shading Accent 4"/>
-    <w:lsdException w:unhideWhenUsed="0" w:uiPriority="61" w:semiHidden="0" w:name="Light List Accent 4"/>
-    <w:lsdException w:unhideWhenUsed="0" w:uiPriority="62" w:semiHidden="0" w:name="Light Grid Accent 4"/>
-    <w:lsdException w:unhideWhenUsed="0" w:uiPriority="63" w:semiHidden="0" w:name="Medium Shading 1 Accent 4"/>
-    <w:lsdException w:unhideWhenUsed="0" w:uiPriority="64" w:semiHidden="0" w:name="Medium Shading 2 Accent 4"/>
-    <w:lsdException w:unhideWhenUsed="0" w:uiPriority="65" w:semiHidden="0" w:name="Medium List 1 Accent 4"/>
-    <w:lsdException w:unhideWhenUsed="0" w:uiPriority="66" w:semiHidden="0" w:name="Medium List 2 Accent 4"/>
-    <w:lsdException w:unhideWhenUsed="0" w:uiPriority="67" w:semiHidden="0" w:name="Medium Grid 1 Accent 4"/>
-    <w:lsdException w:unhideWhenUsed="0" w:uiPriority="68" w:semiHidden="0" w:name="Medium Grid 2 Accent 4"/>
-    <w:lsdException w:unhideWhenUsed="0" w:uiPriority="69" w:semiHidden="0" w:name="Medium Grid 3 Accent 4"/>
-    <w:lsdException w:unhideWhenUsed="0" w:uiPriority="70" w:semiHidden="0" w:name="Dark List Accent 4"/>
-    <w:lsdException w:unhideWhenUsed="0" w:uiPriority="71" w:semiHidden="0" w:name="Colorful Shading Accent 4"/>
-    <w:lsdException w:unhideWhenUsed="0" w:uiPriority="72" w:semiHidden="0" w:name="Colorful List Accent 4"/>
-    <w:lsdException w:unhideWhenUsed="0" w:uiPriority="73" w:semiHidden="0" w:name="Colorful Grid Accent 4"/>
-    <w:lsdException w:unhideWhenUsed="0" w:uiPriority="60" w:semiHidden="0" w:name="Light Shading Accent 5"/>
-    <w:lsdException w:unhideWhenUsed="0" w:uiPriority="61" w:semiHidden="0" w:name="Light List Accent 5"/>
-    <w:lsdException w:unhideWhenUsed="0" w:uiPriority="62" w:semiHidden="0" w:name="Light Grid Accent 5"/>
-    <w:lsdException w:unhideWhenUsed="0" w:uiPriority="63" w:semiHidden="0" w:name="Medium Shading 1 Accent 5"/>
-    <w:lsdException w:unhideWhenUsed="0" w:uiPriority="64" w:semiHidden="0" w:name="Medium Shading 2 Accent 5"/>
-    <w:lsdException w:unhideWhenUsed="0" w:uiPriority="65" w:semiHidden="0" w:name="Medium List 1 Accent 5"/>
-    <w:lsdException w:unhideWhenUsed="0" w:uiPriority="66" w:semiHidden="0" w:name="Medium List 2 Accent 5"/>
-    <w:lsdException w:unhideWhenUsed="0" w:uiPriority="67" w:semiHidden="0" w:name="Medium Grid 1 Accent 5"/>
-    <w:lsdException w:unhideWhenUsed="0" w:uiPriority="68" w:semiHidden="0" w:name="Medium Grid 2 Accent 5"/>
-    <w:lsdException w:unhideWhenUsed="0" w:uiPriority="69" w:semiHidden="0" w:name="Medium Grid 3 Accent 5"/>
-    <w:lsdException w:unhideWhenUsed="0" w:uiPriority="70" w:semiHidden="0" w:name="Dark List Accent 5"/>
-    <w:lsdException w:unhideWhenUsed="0" w:uiPriority="71" w:semiHidden="0" w:name="Colorful Shading Accent 5"/>
-    <w:lsdException w:unhideWhenUsed="0" w:uiPriority="72" w:semiHidden="0" w:name="Colorful List Accent 5"/>
-    <w:lsdException w:unhideWhenUsed="0" w:uiPriority="73" w:semiHidden="0" w:name="Colorful Grid Accent 5"/>
-    <w:lsdException w:unhideWhenUsed="0" w:uiPriority="60" w:semiHidden="0" w:name="Light Shading Accent 6"/>
-    <w:lsdException w:unhideWhenUsed="0" w:uiPriority="61" w:semiHidden="0" w:name="Light List Accent 6"/>
-    <w:lsdException w:unhideWhenUsed="0" w:uiPriority="62" w:semiHidden="0" w:name="Light Grid Accent 6"/>
-    <w:lsdException w:unhideWhenUsed="0" w:uiPriority="63" w:semiHidden="0" w:name="Medium Shading 1 Accent 6"/>
-    <w:lsdException w:unhideWhenUsed="0" w:uiPriority="64" w:semiHidden="0" w:name="Medium Shading 2 Accent 6"/>
-    <w:lsdException w:unhideWhenUsed="0" w:uiPriority="65" w:semiHidden="0" w:name="Medium List 1 Accent 6"/>
-    <w:lsdException w:unhideWhenUsed="0" w:uiPriority="66" w:semiHidden="0" w:name="Medium List 2 Accent 6"/>
-    <w:lsdException w:unhideWhenUsed="0" w:uiPriority="67" w:semiHidden="0" w:name="Medium Grid 1 Accent 6"/>
-    <w:lsdException w:unhideWhenUsed="0" w:uiPriority="68" w:semiHidden="0" w:name="Medium Grid 2 Accent 6"/>
-    <w:lsdException w:unhideWhenUsed="0" w:uiPriority="69" w:semiHidden="0" w:name="Medium Grid 3 Accent 6"/>
-    <w:lsdException w:unhideWhenUsed="0" w:uiPriority="70" w:semiHidden="0" w:name="Dark List Accent 6"/>
-    <w:lsdException w:unhideWhenUsed="0" w:uiPriority="71" w:semiHidden="0" w:name="Colorful Shading Accent 6"/>
-    <w:lsdException w:unhideWhenUsed="0" w:uiPriority="72" w:semiHidden="0" w:name="Colorful List Accent 6"/>
-    <w:lsdException w:unhideWhenUsed="0" w:uiPriority="73" w:semiHidden="0" w:name="Colorful Grid Accent 6"/>
+  <w:latentStyles w:defLockedState="0" w:defUIPriority="99" w:defSemiHidden="1" w:defUnhideWhenUsed="1" w:defQFormat="0" w:count="260">
+    <w:lsdException w:name="Normal" w:semiHidden="0" w:uiPriority="0" w:unhideWhenUsed="0" w:qFormat="1"/>
+    <w:lsdException w:name="heading 1" w:semiHidden="0" w:uiPriority="0" w:unhideWhenUsed="0" w:qFormat="1"/>
+    <w:lsdException w:name="heading 2" w:semiHidden="0" w:uiPriority="0" w:qFormat="1"/>
+    <w:lsdException w:name="heading 3" w:uiPriority="0" w:qFormat="1"/>
+    <w:lsdException w:name="heading 4" w:semiHidden="0" w:uiPriority="0" w:qFormat="1"/>
+    <w:lsdException w:name="heading 5" w:uiPriority="0" w:qFormat="1"/>
+    <w:lsdException w:name="heading 6" w:uiPriority="0" w:qFormat="1"/>
+    <w:lsdException w:name="heading 7" w:uiPriority="0" w:qFormat="1"/>
+    <w:lsdException w:name="heading 8" w:uiPriority="0" w:qFormat="1"/>
+    <w:lsdException w:name="heading 9" w:uiPriority="0" w:qFormat="1"/>
+    <w:lsdException w:name="index 1" w:semiHidden="0" w:uiPriority="0" w:unhideWhenUsed="0"/>
+    <w:lsdException w:name="index 2" w:semiHidden="0" w:uiPriority="0" w:unhideWhenUsed="0"/>
+    <w:lsdException w:name="index 3" w:semiHidden="0" w:uiPriority="0" w:unhideWhenUsed="0"/>
+    <w:lsdException w:name="index 4" w:semiHidden="0" w:uiPriority="0" w:unhideWhenUsed="0"/>
+    <w:lsdException w:name="index 5" w:semiHidden="0" w:uiPriority="0" w:unhideWhenUsed="0"/>
+    <w:lsdException w:name="index 6" w:semiHidden="0" w:uiPriority="0" w:unhideWhenUsed="0"/>
+    <w:lsdException w:name="index 7" w:semiHidden="0" w:uiPriority="0" w:unhideWhenUsed="0"/>
+    <w:lsdException w:name="index 8" w:semiHidden="0" w:uiPriority="0" w:unhideWhenUsed="0"/>
+    <w:lsdException w:name="index 9" w:semiHidden="0" w:uiPriority="0" w:unhideWhenUsed="0"/>
+    <w:lsdException w:name="toc 1" w:semiHidden="0" w:uiPriority="0" w:unhideWhenUsed="0" w:qFormat="1"/>
+    <w:lsdException w:name="toc 2" w:semiHidden="0" w:uiPriority="0" w:unhideWhenUsed="0" w:qFormat="1"/>
+    <w:lsdException w:name="toc 3" w:semiHidden="0" w:uiPriority="0" w:unhideWhenUsed="0" w:qFormat="1"/>
+    <w:lsdException w:name="toc 4" w:semiHidden="0" w:uiPriority="0" w:unhideWhenUsed="0"/>
+    <w:lsdException w:name="toc 5" w:semiHidden="0" w:uiPriority="0" w:unhideWhenUsed="0"/>
+    <w:lsdException w:name="toc 6" w:semiHidden="0" w:uiPriority="0" w:unhideWhenUsed="0"/>
+    <w:lsdException w:name="toc 7" w:semiHidden="0" w:uiPriority="0" w:unhideWhenUsed="0"/>
+    <w:lsdException w:name="toc 8" w:semiHidden="0" w:uiPriority="0" w:unhideWhenUsed="0"/>
+    <w:lsdException w:name="toc 9" w:semiHidden="0" w:uiPriority="0" w:unhideWhenUsed="0"/>
+    <w:lsdException w:name="Normal Indent" w:semiHidden="0" w:uiPriority="0" w:unhideWhenUsed="0"/>
+    <w:lsdException w:name="footnote text" w:semiHidden="0" w:uiPriority="0" w:unhideWhenUsed="0"/>
+    <w:lsdException w:name="annotation text" w:semiHidden="0" w:uiPriority="0" w:unhideWhenUsed="0" w:qFormat="1"/>
+    <w:lsdException w:name="header" w:semiHidden="0" w:uiPriority="0" w:unhideWhenUsed="0" w:qFormat="1"/>
+    <w:lsdException w:name="footer" w:semiHidden="0" w:uiPriority="0" w:unhideWhenUsed="0" w:qFormat="1"/>
+    <w:lsdException w:name="index heading" w:semiHidden="0" w:uiPriority="0" w:unhideWhenUsed="0"/>
+    <w:lsdException w:name="caption" w:uiPriority="0" w:qFormat="1"/>
+    <w:lsdException w:name="table of figures" w:semiHidden="0" w:uiPriority="0" w:unhideWhenUsed="0"/>
+    <w:lsdException w:name="envelope address" w:semiHidden="0" w:uiPriority="0" w:unhideWhenUsed="0"/>
+    <w:lsdException w:name="envelope return" w:semiHidden="0" w:uiPriority="0" w:unhideWhenUsed="0"/>
+    <w:lsdException w:name="footnote reference" w:semiHidden="0" w:uiPriority="0" w:unhideWhenUsed="0"/>
+    <w:lsdException w:name="annotation reference" w:semiHidden="0" w:uiPriority="0" w:unhideWhenUsed="0"/>
+    <w:lsdException w:name="line number" w:semiHidden="0" w:uiPriority="0" w:unhideWhenUsed="0"/>
+    <w:lsdException w:name="page number" w:semiHidden="0" w:uiPriority="0" w:unhideWhenUsed="0"/>
+    <w:lsdException w:name="endnote reference" w:semiHidden="0" w:uiPriority="0" w:unhideWhenUsed="0"/>
+    <w:lsdException w:name="endnote text" w:semiHidden="0" w:uiPriority="0" w:unhideWhenUsed="0"/>
+    <w:lsdException w:name="table of authorities" w:semiHidden="0" w:uiPriority="0" w:unhideWhenUsed="0"/>
+    <w:lsdException w:name="macro" w:semiHidden="0" w:uiPriority="0" w:unhideWhenUsed="0"/>
+    <w:lsdException w:name="toa heading" w:semiHidden="0" w:uiPriority="0" w:unhideWhenUsed="0"/>
+    <w:lsdException w:name="List" w:semiHidden="0" w:uiPriority="0" w:unhideWhenUsed="0"/>
+    <w:lsdException w:name="List Bullet" w:semiHidden="0" w:uiPriority="0" w:unhideWhenUsed="0"/>
+    <w:lsdException w:name="List Number" w:semiHidden="0" w:uiPriority="0" w:unhideWhenUsed="0"/>
+    <w:lsdException w:name="List 2" w:semiHidden="0" w:uiPriority="0" w:unhideWhenUsed="0"/>
+    <w:lsdException w:name="List 3" w:semiHidden="0" w:uiPriority="0" w:unhideWhenUsed="0"/>
+    <w:lsdException w:name="List 4" w:semiHidden="0" w:uiPriority="0" w:unhideWhenUsed="0"/>
+    <w:lsdException w:name="List 5" w:semiHidden="0" w:uiPriority="0" w:unhideWhenUsed="0"/>
+    <w:lsdException w:name="List Bullet 2" w:semiHidden="0" w:uiPriority="0" w:unhideWhenUsed="0"/>
+    <w:lsdException w:name="List Bullet 3" w:semiHidden="0" w:uiPriority="0" w:unhideWhenUsed="0"/>
+    <w:lsdException w:name="List Bullet 4" w:semiHidden="0" w:uiPriority="0" w:unhideWhenUsed="0"/>
+    <w:lsdException w:name="List Bullet 5" w:semiHidden="0" w:uiPriority="0" w:unhideWhenUsed="0"/>
+    <w:lsdException w:name="List Number 2" w:semiHidden="0" w:uiPriority="0" w:unhideWhenUsed="0"/>
+    <w:lsdException w:name="List Number 3" w:semiHidden="0" w:uiPriority="0" w:unhideWhenUsed="0"/>
+    <w:lsdException w:name="List Number 4" w:semiHidden="0" w:uiPriority="0" w:unhideWhenUsed="0"/>
+    <w:lsdException w:name="List Number 5" w:semiHidden="0" w:uiPriority="0" w:unhideWhenUsed="0"/>
+    <w:lsdException w:name="Title" w:semiHidden="0" w:uiPriority="0" w:unhideWhenUsed="0" w:qFormat="1"/>
+    <w:lsdException w:name="Closing" w:semiHidden="0" w:uiPriority="0" w:unhideWhenUsed="0"/>
+    <w:lsdException w:name="Signature" w:semiHidden="0" w:uiPriority="0" w:unhideWhenUsed="0"/>
+    <w:lsdException w:name="Default Paragraph Font" w:uiPriority="0" w:unhideWhenUsed="0" w:qFormat="1"/>
+    <w:lsdException w:name="Body Text" w:uiPriority="0" w:unhideWhenUsed="0" w:qFormat="1"/>
+    <w:lsdException w:name="Body Text Indent" w:semiHidden="0" w:uiPriority="0" w:unhideWhenUsed="0"/>
+    <w:lsdException w:name="List Continue" w:semiHidden="0" w:uiPriority="0" w:unhideWhenUsed="0"/>
+    <w:lsdException w:name="List Continue 2" w:semiHidden="0" w:uiPriority="0" w:unhideWhenUsed="0"/>
+    <w:lsdException w:name="List Continue 3" w:semiHidden="0" w:uiPriority="0" w:unhideWhenUsed="0"/>
+    <w:lsdException w:name="List Continue 4" w:semiHidden="0" w:uiPriority="0" w:unhideWhenUsed="0"/>
+    <w:lsdException w:name="List Continue 5" w:semiHidden="0" w:uiPriority="0" w:unhideWhenUsed="0"/>
+    <w:lsdException w:name="Message Header" w:semiHidden="0" w:uiPriority="0" w:unhideWhenUsed="0"/>
+    <w:lsdException w:name="Subtitle" w:semiHidden="0" w:uiPriority="0" w:unhideWhenUsed="0" w:qFormat="1"/>
+    <w:lsdException w:name="Salutation" w:semiHidden="0" w:uiPriority="0" w:unhideWhenUsed="0"/>
+    <w:lsdException w:name="Date" w:semiHidden="0" w:uiPriority="0" w:unhideWhenUsed="0"/>
+    <w:lsdException w:name="Body Text First Indent" w:semiHidden="0" w:uiPriority="0" w:unhideWhenUsed="0"/>
+    <w:lsdException w:name="Body Text First Indent 2" w:semiHidden="0" w:uiPriority="0" w:unhideWhenUsed="0"/>
+    <w:lsdException w:name="Body Text 2" w:semiHidden="0" w:uiPriority="0" w:unhideWhenUsed="0"/>
+    <w:lsdException w:name="Body Text 3" w:semiHidden="0" w:uiPriority="0" w:unhideWhenUsed="0"/>
+    <w:lsdException w:name="Body Text Indent 2" w:semiHidden="0" w:uiPriority="0" w:unhideWhenUsed="0"/>
+    <w:lsdException w:name="Body Text Indent 3" w:semiHidden="0" w:uiPriority="0" w:unhideWhenUsed="0"/>
+    <w:lsdException w:name="Block Text" w:semiHidden="0" w:uiPriority="0" w:unhideWhenUsed="0"/>
+    <w:lsdException w:name="Hyperlink" w:semiHidden="0" w:uiPriority="0" w:unhideWhenUsed="0"/>
+    <w:lsdException w:name="FollowedHyperlink" w:semiHidden="0" w:uiPriority="0" w:unhideWhenUsed="0"/>
+    <w:lsdException w:name="Strong" w:semiHidden="0" w:uiPriority="0" w:unhideWhenUsed="0" w:qFormat="1"/>
+    <w:lsdException w:name="Emphasis" w:semiHidden="0" w:uiPriority="0" w:unhideWhenUsed="0" w:qFormat="1"/>
+    <w:lsdException w:name="Document Map" w:semiHidden="0" w:uiPriority="0" w:unhideWhenUsed="0"/>
+    <w:lsdException w:name="Plain Text" w:semiHidden="0" w:uiPriority="0" w:unhideWhenUsed="0"/>
+    <w:lsdException w:name="E-mail Signature" w:semiHidden="0" w:uiPriority="0" w:unhideWhenUsed="0"/>
+    <w:lsdException w:name="Normal (Web)" w:semiHidden="0" w:uiPriority="0" w:unhideWhenUsed="0" w:qFormat="1"/>
+    <w:lsdException w:name="HTML Acronym" w:semiHidden="0" w:uiPriority="0" w:unhideWhenUsed="0"/>
+    <w:lsdException w:name="HTML Address" w:semiHidden="0" w:uiPriority="0" w:unhideWhenUsed="0"/>
+    <w:lsdException w:name="HTML Cite" w:semiHidden="0" w:uiPriority="0" w:unhideWhenUsed="0"/>
+    <w:lsdException w:name="HTML Code" w:semiHidden="0" w:uiPriority="0" w:unhideWhenUsed="0"/>
+    <w:lsdException w:name="HTML Definition" w:semiHidden="0" w:uiPriority="0" w:unhideWhenUsed="0"/>
+    <w:lsdException w:name="HTML Keyboard" w:semiHidden="0" w:uiPriority="0" w:unhideWhenUsed="0"/>
+    <w:lsdException w:name="HTML Preformatted" w:semiHidden="0" w:uiPriority="0" w:unhideWhenUsed="0"/>
+    <w:lsdException w:name="HTML Sample" w:semiHidden="0" w:uiPriority="0" w:unhideWhenUsed="0"/>
+    <w:lsdException w:name="HTML Typewriter" w:semiHidden="0" w:uiPriority="0" w:unhideWhenUsed="0"/>
+    <w:lsdException w:name="HTML Variable" w:semiHidden="0" w:uiPriority="0" w:unhideWhenUsed="0"/>
+    <w:lsdException w:name="Normal Table" w:uiPriority="0" w:unhideWhenUsed="0" w:qFormat="1"/>
+    <w:lsdException w:name="annotation subject" w:semiHidden="0" w:uiPriority="0" w:unhideWhenUsed="0"/>
+    <w:lsdException w:name="Table Simple 1" w:semiHidden="0" w:uiPriority="0" w:unhideWhenUsed="0"/>
+    <w:lsdException w:name="Table Simple 2" w:semiHidden="0" w:uiPriority="0" w:unhideWhenUsed="0"/>
+    <w:lsdException w:name="Table Simple 3" w:semiHidden="0" w:uiPriority="0" w:unhideWhenUsed="0"/>
+    <w:lsdException w:name="Table Classic 1" w:semiHidden="0" w:uiPriority="0" w:unhideWhenUsed="0"/>
+    <w:lsdException w:name="Table Classic 2" w:semiHidden="0" w:uiPriority="0" w:unhideWhenUsed="0"/>
+    <w:lsdException w:name="Table Classic 3" w:semiHidden="0" w:uiPriority="0" w:unhideWhenUsed="0"/>
+    <w:lsdException w:name="Table Classic 4" w:semiHidden="0" w:uiPriority="0" w:unhideWhenUsed="0"/>
+    <w:lsdException w:name="Table Colorful 1" w:semiHidden="0" w:uiPriority="0" w:unhideWhenUsed="0"/>
+    <w:lsdException w:name="Table Colorful 2" w:semiHidden="0" w:uiPriority="0" w:unhideWhenUsed="0"/>
+    <w:lsdException w:name="Table Colorful 3" w:semiHidden="0" w:uiPriority="0" w:unhideWhenUsed="0"/>
+    <w:lsdException w:name="Table Columns 1" w:semiHidden="0" w:uiPriority="0" w:unhideWhenUsed="0"/>
+    <w:lsdException w:name="Table Columns 2" w:semiHidden="0" w:uiPriority="0" w:unhideWhenUsed="0"/>
+    <w:lsdException w:name="Table Columns 3" w:semiHidden="0" w:uiPriority="0" w:unhideWhenUsed="0"/>
+    <w:lsdException w:name="Table Columns 4" w:semiHidden="0" w:uiPriority="0" w:unhideWhenUsed="0"/>
+    <w:lsdException w:name="Table Columns 5" w:semiHidden="0" w:uiPriority="0" w:unhideWhenUsed="0"/>
+    <w:lsdException w:name="Table Grid 1" w:semiHidden="0" w:uiPriority="0" w:unhideWhenUsed="0"/>
+    <w:lsdException w:name="Table Grid 2" w:semiHidden="0" w:uiPriority="0" w:unhideWhenUsed="0"/>
+    <w:lsdException w:name="Table Grid 3" w:semiHidden="0" w:uiPriority="0" w:unhideWhenUsed="0"/>
+    <w:lsdException w:name="Table Grid 4" w:semiHidden="0" w:uiPriority="0" w:unhideWhenUsed="0"/>
+    <w:lsdException w:name="Table Grid 5" w:semiHidden="0" w:uiPriority="0" w:unhideWhenUsed="0"/>
+    <w:lsdException w:name="Table Grid 6" w:semiHidden="0" w:uiPriority="0" w:unhideWhenUsed="0"/>
+    <w:lsdException w:name="Table Grid 7" w:semiHidden="0" w:uiPriority="0" w:unhideWhenUsed="0"/>
+    <w:lsdException w:name="Table Grid 8" w:semiHidden="0" w:uiPriority="0" w:unhideWhenUsed="0"/>
+    <w:lsdException w:name="Table List 1" w:semiHidden="0" w:uiPriority="0" w:unhideWhenUsed="0"/>
+    <w:lsdException w:name="Table List 2" w:semiHidden="0" w:uiPriority="0" w:unhideWhenUsed="0"/>
+    <w:lsdException w:name="Table List 3" w:semiHidden="0" w:uiPriority="0" w:unhideWhenUsed="0"/>
+    <w:lsdException w:name="Table List 4" w:semiHidden="0" w:uiPriority="0" w:unhideWhenUsed="0"/>
+    <w:lsdException w:name="Table List 5" w:semiHidden="0" w:uiPriority="0" w:unhideWhenUsed="0"/>
+    <w:lsdException w:name="Table List 6" w:semiHidden="0" w:uiPriority="0" w:unhideWhenUsed="0"/>
+    <w:lsdException w:name="Table List 7" w:semiHidden="0" w:uiPriority="0" w:unhideWhenUsed="0"/>
+    <w:lsdException w:name="Table List 8" w:semiHidden="0" w:uiPriority="0" w:unhideWhenUsed="0"/>
+    <w:lsdException w:name="Table 3D effects 1" w:semiHidden="0" w:uiPriority="0" w:unhideWhenUsed="0"/>
+    <w:lsdException w:name="Table 3D effects 2" w:semiHidden="0" w:uiPriority="0" w:unhideWhenUsed="0"/>
+    <w:lsdException w:name="Table 3D effects 3" w:semiHidden="0" w:uiPriority="0" w:unhideWhenUsed="0"/>
+    <w:lsdException w:name="Table Contemporary" w:semiHidden="0" w:uiPriority="0" w:unhideWhenUsed="0"/>
+    <w:lsdException w:name="Table Elegant" w:semiHidden="0" w:uiPriority="0" w:unhideWhenUsed="0"/>
+    <w:lsdException w:name="Table Professional" w:semiHidden="0" w:uiPriority="0" w:unhideWhenUsed="0"/>
+    <w:lsdException w:name="Table Subtle 1" w:semiHidden="0" w:uiPriority="0" w:unhideWhenUsed="0"/>
+    <w:lsdException w:name="Table Subtle 2" w:semiHidden="0" w:uiPriority="0" w:unhideWhenUsed="0"/>
+    <w:lsdException w:name="Table Web 1" w:semiHidden="0" w:uiPriority="0" w:unhideWhenUsed="0"/>
+    <w:lsdException w:name="Table Web 2" w:semiHidden="0" w:uiPriority="0" w:unhideWhenUsed="0"/>
+    <w:lsdException w:name="Table Web 3" w:semiHidden="0" w:uiPriority="0" w:unhideWhenUsed="0"/>
+    <w:lsdException w:name="Balloon Text" w:semiHidden="0" w:uiPriority="0" w:unhideWhenUsed="0"/>
+    <w:lsdException w:name="Table Grid" w:semiHidden="0" w:uiPriority="0" w:unhideWhenUsed="0" w:qFormat="1"/>
+    <w:lsdException w:name="Table Theme" w:semiHidden="0" w:uiPriority="0" w:unhideWhenUsed="0"/>
+    <w:lsdException w:name="Light Shading" w:semiHidden="0" w:uiPriority="60" w:unhideWhenUsed="0"/>
+    <w:lsdException w:name="Light List" w:semiHidden="0" w:uiPriority="61" w:unhideWhenUsed="0"/>
+    <w:lsdException w:name="Light Grid" w:semiHidden="0" w:uiPriority="62" w:unhideWhenUsed="0"/>
+    <w:lsdException w:name="Medium Shading 1" w:semiHidden="0" w:uiPriority="63" w:unhideWhenUsed="0"/>
+    <w:lsdException w:name="Medium Shading 2" w:semiHidden="0" w:uiPriority="64" w:unhideWhenUsed="0"/>
+    <w:lsdException w:name="Medium List 1" w:semiHidden="0" w:uiPriority="65" w:unhideWhenUsed="0"/>
+    <w:lsdException w:name="Medium List 2" w:semiHidden="0" w:uiPriority="66" w:unhideWhenUsed="0"/>
+    <w:lsdException w:name="Medium Grid 1" w:semiHidden="0" w:uiPriority="67" w:unhideWhenUsed="0"/>
+    <w:lsdException w:name="Medium Grid 2" w:semiHidden="0" w:uiPriority="68" w:unhideWhenUsed="0"/>
+    <w:lsdException w:name="Medium Grid 3" w:semiHidden="0" w:uiPriority="69" w:unhideWhenUsed="0"/>
+    <w:lsdException w:name="Dark List" w:semiHidden="0" w:uiPriority="70" w:unhideWhenUsed="0"/>
+    <w:lsdException w:name="Colorful Shading" w:semiHidden="0" w:uiPriority="71" w:unhideWhenUsed="0"/>
+    <w:lsdException w:name="Colorful List" w:semiHidden="0" w:uiPriority="72" w:unhideWhenUsed="0"/>
+    <w:lsdException w:name="Colorful Grid" w:semiHidden="0" w:uiPriority="73" w:unhideWhenUsed="0"/>
+    <w:lsdException w:name="Light Shading Accent 1" w:semiHidden="0" w:uiPriority="60" w:unhideWhenUsed="0"/>
+    <w:lsdException w:name="Light List Accent 1" w:semiHidden="0" w:uiPriority="61" w:unhideWhenUsed="0"/>
+    <w:lsdException w:name="Light Grid Accent 1" w:semiHidden="0" w:uiPriority="62" w:unhideWhenUsed="0"/>
+    <w:lsdException w:name="Medium Shading 1 Accent 1" w:semiHidden="0" w:uiPriority="63" w:unhideWhenUsed="0"/>
+    <w:lsdException w:name="Medium Shading 2 Accent 1" w:semiHidden="0" w:uiPriority="64" w:unhideWhenUsed="0"/>
+    <w:lsdException w:name="Medium List 1 Accent 1" w:semiHidden="0" w:uiPriority="65" w:unhideWhenUsed="0"/>
+    <w:lsdException w:name="Medium List 2 Accent 1" w:semiHidden="0" w:uiPriority="66" w:unhideWhenUsed="0"/>
+    <w:lsdException w:name="Medium Grid 1 Accent 1" w:semiHidden="0" w:uiPriority="67" w:unhideWhenUsed="0"/>
+    <w:lsdException w:name="Medium Grid 2 Accent 1" w:semiHidden="0" w:uiPriority="68" w:unhideWhenUsed="0"/>
+    <w:lsdException w:name="Medium Grid 3 Accent 1" w:semiHidden="0" w:uiPriority="69" w:unhideWhenUsed="0"/>
+    <w:lsdException w:name="Dark List Accent 1" w:semiHidden="0" w:uiPriority="70" w:unhideWhenUsed="0"/>
+    <w:lsdException w:name="Colorful Shading Accent 1" w:semiHidden="0" w:uiPriority="71" w:unhideWhenUsed="0"/>
+    <w:lsdException w:name="Colorful List Accent 1" w:semiHidden="0" w:uiPriority="72" w:unhideWhenUsed="0"/>
+    <w:lsdException w:name="Colorful Grid Accent 1" w:semiHidden="0" w:uiPriority="73" w:unhideWhenUsed="0"/>
+    <w:lsdException w:name="Light Shading Accent 2" w:semiHidden="0" w:uiPriority="60" w:unhideWhenUsed="0"/>
+    <w:lsdException w:name="Light List Accent 2" w:semiHidden="0" w:uiPriority="61" w:unhideWhenUsed="0"/>
+    <w:lsdException w:name="Light Grid Accent 2" w:semiHidden="0" w:uiPriority="62" w:unhideWhenUsed="0"/>
+    <w:lsdException w:name="Medium Shading 1 Accent 2" w:semiHidden="0" w:uiPriority="63" w:unhideWhenUsed="0"/>
+    <w:lsdException w:name="Medium Shading 2 Accent 2" w:semiHidden="0" w:uiPriority="64" w:unhideWhenUsed="0"/>
+    <w:lsdException w:name="Medium List 1 Accent 2" w:semiHidden="0" w:uiPriority="65" w:unhideWhenUsed="0"/>
+    <w:lsdException w:name="Medium List 2 Accent 2" w:semiHidden="0" w:uiPriority="66" w:unhideWhenUsed="0"/>
+    <w:lsdException w:name="Medium Grid 1 Accent 2" w:semiHidden="0" w:uiPriority="67" w:unhideWhenUsed="0"/>
+    <w:lsdException w:name="Medium Grid 2 Accent 2" w:semiHidden="0" w:uiPriority="68" w:unhideWhenUsed="0"/>
+    <w:lsdException w:name="Medium Grid 3 Accent 2" w:semiHidden="0" w:uiPriority="69" w:unhideWhenUsed="0"/>
+    <w:lsdException w:name="Dark List Accent 2" w:semiHidden="0" w:uiPriority="70" w:unhideWhenUsed="0"/>
+    <w:lsdException w:name="Colorful Shading Accent 2" w:semiHidden="0" w:uiPriority="71" w:unhideWhenUsed="0"/>
+    <w:lsdException w:name="Colorful List Accent 2" w:semiHidden="0" w:uiPriority="72" w:unhideWhenUsed="0"/>
+    <w:lsdException w:name="Colorful Grid Accent 2" w:semiHidden="0" w:uiPriority="73" w:unhideWhenUsed="0"/>
+    <w:lsdException w:name="Light Shading Accent 3" w:semiHidden="0" w:uiPriority="60" w:unhideWhenUsed="0"/>
+    <w:lsdException w:name="Light List Accent 3" w:semiHidden="0" w:uiPriority="61" w:unhideWhenUsed="0"/>
+    <w:lsdException w:name="Light Grid Accent 3" w:semiHidden="0" w:uiPriority="62" w:unhideWhenUsed="0"/>
+    <w:lsdException w:name="Medium Shading 1 Accent 3" w:semiHidden="0" w:uiPriority="63" w:unhideWhenUsed="0"/>
+    <w:lsdException w:name="Medium Shading 2 Accent 3" w:semiHidden="0" w:uiPriority="64" w:unhideWhenUsed="0"/>
+    <w:lsdException w:name="Medium List 1 Accent 3" w:semiHidden="0" w:uiPriority="65" w:unhideWhenUsed="0"/>
+    <w:lsdException w:name="Medium List 2 Accent 3" w:semiHidden="0" w:uiPriority="66" w:unhideWhenUsed="0"/>
+    <w:lsdException w:name="Medium Grid 1 Accent 3" w:semiHidden="0" w:uiPriority="67" w:unhideWhenUsed="0"/>
+    <w:lsdException w:name="Medium Grid 2 Accent 3" w:semiHidden="0" w:uiPriority="68" w:unhideWhenUsed="0"/>
+    <w:lsdException w:name="Medium Grid 3 Accent 3" w:semiHidden="0" w:uiPriority="69" w:unhideWhenUsed="0"/>
+    <w:lsdException w:name="Dark List Accent 3" w:semiHidden="0" w:uiPriority="70" w:unhideWhenUsed="0"/>
+    <w:lsdException w:name="Colorful Shading Accent 3" w:semiHidden="0" w:uiPriority="71" w:unhideWhenUsed="0"/>
+    <w:lsdException w:name="Colorful List Accent 3" w:semiHidden="0" w:uiPriority="72" w:unhideWhenUsed="0"/>
+    <w:lsdException w:name="Colorful Grid Accent 3" w:semiHidden="0" w:uiPriority="73" w:unhideWhenUsed="0"/>
+    <w:lsdException w:name="Light Shading Accent 4" w:semiHidden="0" w:uiPriority="60" w:unhideWhenUsed="0"/>
+    <w:lsdException w:name="Light List Accent 4" w:semiHidden="0" w:uiPriority="61" w:unhideWhenUsed="0"/>
+    <w:lsdException w:name="Light Grid Accent 4" w:semiHidden="0" w:uiPriority="62" w:unhideWhenUsed="0"/>
+    <w:lsdException w:name="Medium Shading 1 Accent 4" w:semiHidden="0" w:uiPriority="63" w:unhideWhenUsed="0"/>
+    <w:lsdException w:name="Medium Shading 2 Accent 4" w:semiHidden="0" w:uiPriority="64" w:unhideWhenUsed="0"/>
+    <w:lsdException w:name="Medium List 1 Accent 4" w:semiHidden="0" w:uiPriority="65" w:unhideWhenUsed="0"/>
+    <w:lsdException w:name="Medium List 2 Accent 4" w:semiHidden="0" w:uiPriority="66" w:unhideWhenUsed="0"/>
+    <w:lsdException w:name="Medium Grid 1 Accent 4" w:semiHidden="0" w:uiPriority="67" w:unhideWhenUsed="0"/>
+    <w:lsdException w:name="Medium Grid 2 Accent 4" w:semiHidden="0" w:uiPriority="68" w:unhideWhenUsed="0"/>
+    <w:lsdException w:name="Medium Grid 3 Accent 4" w:semiHidden="0" w:uiPriority="69" w:unhideWhenUsed="0"/>
+    <w:lsdException w:name="Dark List Accent 4" w:semiHidden="0" w:uiPriority="70" w:unhideWhenUsed="0"/>
+    <w:lsdException w:name="Colorful Shading Accent 4" w:semiHidden="0" w:uiPriority="71" w:unhideWhenUsed="0"/>
+    <w:lsdException w:name="Colorful List Accent 4" w:semiHidden="0" w:uiPriority="72" w:unhideWhenUsed="0"/>
+    <w:lsdException w:name="Colorful Grid Accent 4" w:semiHidden="0" w:uiPriority="73" w:unhideWhenUsed="0"/>
+    <w:lsdException w:name="Light Shading Accent 5" w:semiHidden="0" w:uiPriority="60" w:unhideWhenUsed="0"/>
+    <w:lsdException w:name="Light List Accent 5" w:semiHidden="0" w:uiPriority="61" w:unhideWhenUsed="0"/>
+    <w:lsdException w:name="Light Grid Accent 5" w:semiHidden="0" w:uiPriority="62" w:unhideWhenUsed="0"/>
+    <w:lsdException w:name="Medium Shading 1 Accent 5" w:semiHidden="0" w:uiPriority="63" w:unhideWhenUsed="0"/>
+    <w:lsdException w:name="Medium Shading 2 Accent 5" w:semiHidden="0" w:uiPriority="64" w:unhideWhenUsed="0"/>
+    <w:lsdException w:name="Medium List 1 Accent 5" w:semiHidden="0" w:uiPriority="65" w:unhideWhenUsed="0"/>
+    <w:lsdException w:name="Medium List 2 Accent 5" w:semiHidden="0" w:uiPriority="66" w:unhideWhenUsed="0"/>
+    <w:lsdException w:name="Medium Grid 1 Accent 5" w:semiHidden="0" w:uiPriority="67" w:unhideWhenUsed="0"/>
+    <w:lsdException w:name="Medium Grid 2 Accent 5" w:semiHidden="0" w:uiPriority="68" w:unhideWhenUsed="0"/>
+    <w:lsdException w:name="Medium Grid 3 Accent 5" w:semiHidden="0" w:uiPriority="69" w:unhideWhenUsed="0"/>
+    <w:lsdException w:name="Dark List Accent 5" w:semiHidden="0" w:uiPriority="70" w:unhideWhenUsed="0"/>
+    <w:lsdException w:name="Colorful Shading Accent 5" w:semiHidden="0" w:uiPriority="71" w:unhideWhenUsed="0"/>
+    <w:lsdException w:name="Colorful List Accent 5" w:semiHidden="0" w:uiPriority="72" w:unhideWhenUsed="0"/>
+    <w:lsdException w:name="Colorful Grid Accent 5" w:semiHidden="0" w:uiPriority="73" w:unhideWhenUsed="0"/>
+    <w:lsdException w:name="Light Shading Accent 6" w:semiHidden="0" w:uiPriority="60" w:unhideWhenUsed="0"/>
+    <w:lsdException w:name="Light List Accent 6" w:semiHidden="0" w:uiPriority="61" w:unhideWhenUsed="0"/>
+    <w:lsdException w:name="Light Grid Accent 6" w:semiHidden="0" w:uiPriority="62" w:unhideWhenUsed="0"/>
+    <w:lsdException w:name="Medium Shading 1 Accent 6" w:semiHidden="0" w:uiPriority="63" w:unhideWhenUsed="0"/>
+    <w:lsdException w:name="Medium Shading 2 Accent 6" w:semiHidden="0" w:uiPriority="64" w:unhideWhenUsed="0"/>
+    <w:lsdException w:name="Medium List 1 Accent 6" w:semiHidden="0" w:uiPriority="65" w:unhideWhenUsed="0"/>
+    <w:lsdException w:name="Medium List 2 Accent 6" w:semiHidden="0" w:uiPriority="66" w:unhideWhenUsed="0"/>
+    <w:lsdException w:name="Medium Grid 1 Accent 6" w:semiHidden="0" w:uiPriority="67" w:unhideWhenUsed="0"/>
+    <w:lsdException w:name="Medium Grid 2 Accent 6" w:semiHidden="0" w:uiPriority="68" w:unhideWhenUsed="0"/>
+    <w:lsdException w:name="Medium Grid 3 Accent 6" w:semiHidden="0" w:uiPriority="69" w:unhideWhenUsed="0"/>
+    <w:lsdException w:name="Dark List Accent 6" w:semiHidden="0" w:uiPriority="70" w:unhideWhenUsed="0"/>
+    <w:lsdException w:name="Colorful Shading Accent 6" w:semiHidden="0" w:uiPriority="71" w:unhideWhenUsed="0"/>
+    <w:lsdException w:name="Colorful List Accent 6" w:semiHidden="0" w:uiPriority="72" w:unhideWhenUsed="0"/>
+    <w:lsdException w:name="Colorful Grid Accent 6" w:semiHidden="0" w:uiPriority="73" w:unhideWhenUsed="0"/>
   </w:latentStyles>
-  <w:style w:type="paragraph" w:default="1" w:styleId="1">
+  <w:style w:type="paragraph" w:default="1" w:styleId="Normal">
     <w:name w:val="Normal"/>
     <w:qFormat/>
-    <w:uiPriority w:val="0"/>
     <w:pPr>
       <w:kinsoku w:val="0"/>
       <w:autoSpaceDE w:val="0"/>
@@ -8774,7 +8580,7 @@
       <w:textAlignment w:val="baseline"/>
     </w:pPr>
     <w:rPr>
-      <w:rFonts w:ascii="Arial" w:hAnsi="Arial" w:eastAsia="宋体" w:cs="Arial"/>
+      <w:rFonts w:ascii="Arial" w:eastAsia="宋体" w:hAnsi="Arial" w:cs="Arial"/>
       <w:snapToGrid w:val="0"/>
       <w:color w:val="000000"/>
       <w:kern w:val="0"/>
@@ -8783,12 +8589,11 @@
       <w:lang w:val="en-US" w:eastAsia="en-US" w:bidi="ar-SA"/>
     </w:rPr>
   </w:style>
-  <w:style w:type="paragraph" w:styleId="2">
+  <w:style w:type="paragraph" w:styleId="Heading1">
     <w:name w:val="heading 1"/>
-    <w:basedOn w:val="1"/>
-    <w:next w:val="1"/>
+    <w:basedOn w:val="Normal"/>
+    <w:next w:val="Normal"/>
     <w:qFormat/>
-    <w:uiPriority w:val="0"/>
     <w:pPr>
       <w:keepNext/>
       <w:keepLines/>
@@ -8806,13 +8611,12 @@
       <w:sz w:val="44"/>
     </w:rPr>
   </w:style>
-  <w:style w:type="paragraph" w:styleId="3">
+  <w:style w:type="paragraph" w:styleId="Heading2">
     <w:name w:val="heading 2"/>
-    <w:basedOn w:val="1"/>
-    <w:next w:val="1"/>
+    <w:basedOn w:val="Normal"/>
+    <w:next w:val="Normal"/>
     <w:unhideWhenUsed/>
     <w:qFormat/>
-    <w:uiPriority w:val="0"/>
     <w:pPr>
       <w:keepNext/>
       <w:keepLines/>
@@ -8825,19 +8629,18 @@
       <w:outlineLvl w:val="1"/>
     </w:pPr>
     <w:rPr>
-      <w:rFonts w:ascii="Arial" w:hAnsi="Arial" w:eastAsia="黑体"/>
+      <w:rFonts w:ascii="Arial" w:eastAsia="黑体" w:hAnsi="Arial"/>
       <w:b/>
       <w:sz w:val="32"/>
     </w:rPr>
   </w:style>
-  <w:style w:type="paragraph" w:styleId="4">
+  <w:style w:type="paragraph" w:styleId="Heading3">
     <w:name w:val="heading 3"/>
-    <w:basedOn w:val="1"/>
-    <w:next w:val="1"/>
+    <w:basedOn w:val="Normal"/>
+    <w:next w:val="Normal"/>
     <w:semiHidden/>
     <w:unhideWhenUsed/>
     <w:qFormat/>
-    <w:uiPriority w:val="0"/>
     <w:pPr>
       <w:keepNext/>
       <w:keepLines/>
@@ -8854,13 +8657,12 @@
       <w:sz w:val="32"/>
     </w:rPr>
   </w:style>
-  <w:style w:type="paragraph" w:styleId="5">
+  <w:style w:type="paragraph" w:styleId="Heading4">
     <w:name w:val="heading 4"/>
-    <w:basedOn w:val="1"/>
-    <w:next w:val="1"/>
+    <w:basedOn w:val="Normal"/>
+    <w:next w:val="Normal"/>
     <w:unhideWhenUsed/>
     <w:qFormat/>
-    <w:uiPriority w:val="0"/>
     <w:pPr>
       <w:keepNext/>
       <w:keepLines/>
@@ -8873,19 +8675,18 @@
       <w:outlineLvl w:val="3"/>
     </w:pPr>
     <w:rPr>
-      <w:rFonts w:ascii="Arial" w:hAnsi="Arial" w:eastAsia="黑体"/>
+      <w:rFonts w:ascii="Arial" w:eastAsia="黑体" w:hAnsi="Arial"/>
       <w:b/>
       <w:sz w:val="28"/>
     </w:rPr>
   </w:style>
-  <w:style w:type="paragraph" w:styleId="6">
+  <w:style w:type="paragraph" w:styleId="Heading5">
     <w:name w:val="heading 5"/>
-    <w:basedOn w:val="1"/>
-    <w:next w:val="1"/>
+    <w:basedOn w:val="Normal"/>
+    <w:next w:val="Normal"/>
     <w:semiHidden/>
     <w:unhideWhenUsed/>
     <w:qFormat/>
-    <w:uiPriority w:val="0"/>
     <w:pPr>
       <w:keepNext/>
       <w:keepLines/>
@@ -8902,14 +8703,13 @@
       <w:sz w:val="28"/>
     </w:rPr>
   </w:style>
-  <w:style w:type="paragraph" w:styleId="7">
+  <w:style w:type="paragraph" w:styleId="Heading6">
     <w:name w:val="heading 6"/>
-    <w:basedOn w:val="1"/>
-    <w:next w:val="1"/>
+    <w:basedOn w:val="Normal"/>
+    <w:next w:val="Normal"/>
     <w:semiHidden/>
     <w:unhideWhenUsed/>
     <w:qFormat/>
-    <w:uiPriority w:val="0"/>
     <w:pPr>
       <w:keepNext/>
       <w:keepLines/>
@@ -8922,19 +8722,18 @@
       <w:outlineLvl w:val="5"/>
     </w:pPr>
     <w:rPr>
-      <w:rFonts w:ascii="Arial" w:hAnsi="Arial" w:eastAsia="黑体"/>
+      <w:rFonts w:ascii="Arial" w:eastAsia="黑体" w:hAnsi="Arial"/>
       <w:b/>
       <w:sz w:val="24"/>
     </w:rPr>
   </w:style>
-  <w:style w:type="paragraph" w:styleId="8">
+  <w:style w:type="paragraph" w:styleId="Heading7">
     <w:name w:val="heading 7"/>
-    <w:basedOn w:val="1"/>
-    <w:next w:val="1"/>
+    <w:basedOn w:val="Normal"/>
+    <w:next w:val="Normal"/>
     <w:semiHidden/>
     <w:unhideWhenUsed/>
     <w:qFormat/>
-    <w:uiPriority w:val="0"/>
     <w:pPr>
       <w:keepNext/>
       <w:keepLines/>
@@ -8951,14 +8750,13 @@
       <w:sz w:val="24"/>
     </w:rPr>
   </w:style>
-  <w:style w:type="paragraph" w:styleId="9">
+  <w:style w:type="paragraph" w:styleId="Heading8">
     <w:name w:val="heading 8"/>
-    <w:basedOn w:val="1"/>
-    <w:next w:val="1"/>
+    <w:basedOn w:val="Normal"/>
+    <w:next w:val="Normal"/>
     <w:semiHidden/>
     <w:unhideWhenUsed/>
     <w:qFormat/>
-    <w:uiPriority w:val="0"/>
     <w:pPr>
       <w:keepNext/>
       <w:keepLines/>
@@ -8971,18 +8769,17 @@
       <w:outlineLvl w:val="7"/>
     </w:pPr>
     <w:rPr>
-      <w:rFonts w:ascii="Arial" w:hAnsi="Arial" w:eastAsia="黑体"/>
+      <w:rFonts w:ascii="Arial" w:eastAsia="黑体" w:hAnsi="Arial"/>
       <w:sz w:val="24"/>
     </w:rPr>
   </w:style>
-  <w:style w:type="paragraph" w:styleId="10">
+  <w:style w:type="paragraph" w:styleId="Heading9">
     <w:name w:val="heading 9"/>
-    <w:basedOn w:val="1"/>
-    <w:next w:val="1"/>
+    <w:basedOn w:val="Normal"/>
+    <w:next w:val="Normal"/>
     <w:semiHidden/>
     <w:unhideWhenUsed/>
     <w:qFormat/>
-    <w:uiPriority w:val="0"/>
     <w:pPr>
       <w:keepNext/>
       <w:keepLines/>
@@ -8995,21 +8792,19 @@
       <w:outlineLvl w:val="8"/>
     </w:pPr>
     <w:rPr>
-      <w:rFonts w:ascii="Arial" w:hAnsi="Arial" w:eastAsia="黑体"/>
+      <w:rFonts w:ascii="Arial" w:eastAsia="黑体" w:hAnsi="Arial"/>
       <w:sz w:val="21"/>
     </w:rPr>
   </w:style>
-  <w:style w:type="character" w:default="1" w:styleId="22">
+  <w:style w:type="character" w:default="1" w:styleId="DefaultParagraphFont">
     <w:name w:val="Default Paragraph Font"/>
     <w:semiHidden/>
     <w:qFormat/>
-    <w:uiPriority w:val="0"/>
   </w:style>
-  <w:style w:type="table" w:default="1" w:styleId="20">
+  <w:style w:type="table" w:default="1" w:styleId="TableNormal">
     <w:name w:val="Normal Table"/>
     <w:semiHidden/>
     <w:qFormat/>
-    <w:uiPriority w:val="0"/>
     <w:tblPr>
       <w:tblCellMar>
         <w:top w:w="0" w:type="dxa"/>
@@ -9019,43 +8814,39 @@
       </w:tblCellMar>
     </w:tblPr>
   </w:style>
-  <w:style w:type="paragraph" w:styleId="11">
+  <w:style w:type="paragraph" w:styleId="CommentText">
     <w:name w:val="annotation text"/>
-    <w:basedOn w:val="1"/>
+    <w:basedOn w:val="Normal"/>
     <w:qFormat/>
-    <w:uiPriority w:val="0"/>
     <w:pPr>
       <w:jc w:val="left"/>
     </w:pPr>
   </w:style>
-  <w:style w:type="paragraph" w:styleId="12">
+  <w:style w:type="paragraph" w:styleId="BodyText">
     <w:name w:val="Body Text"/>
-    <w:basedOn w:val="1"/>
+    <w:basedOn w:val="Normal"/>
     <w:semiHidden/>
     <w:qFormat/>
-    <w:uiPriority w:val="0"/>
     <w:rPr>
-      <w:rFonts w:ascii="Arial" w:hAnsi="Arial" w:eastAsia="Arial" w:cs="Arial"/>
+      <w:rFonts w:ascii="Arial" w:eastAsia="Arial" w:hAnsi="Arial" w:cs="Arial"/>
       <w:sz w:val="21"/>
       <w:szCs w:val="21"/>
       <w:lang w:val="en-US" w:eastAsia="en-US" w:bidi="ar-SA"/>
     </w:rPr>
   </w:style>
-  <w:style w:type="paragraph" w:styleId="13">
+  <w:style w:type="paragraph" w:styleId="TOC3">
     <w:name w:val="toc 3"/>
-    <w:basedOn w:val="1"/>
-    <w:next w:val="1"/>
+    <w:basedOn w:val="Normal"/>
+    <w:next w:val="Normal"/>
     <w:qFormat/>
-    <w:uiPriority w:val="0"/>
     <w:pPr>
       <w:ind w:left="840" w:leftChars="400"/>
     </w:pPr>
   </w:style>
-  <w:style w:type="paragraph" w:styleId="14">
+  <w:style w:type="paragraph" w:styleId="Footer">
     <w:name w:val="footer"/>
-    <w:basedOn w:val="1"/>
+    <w:basedOn w:val="Normal"/>
     <w:qFormat/>
-    <w:uiPriority w:val="0"/>
     <w:pPr>
       <w:tabs>
         <w:tab w:val="center" w:pos="4153"/>
@@ -9068,17 +8859,16 @@
       <w:sz w:val="18"/>
     </w:rPr>
   </w:style>
-  <w:style w:type="paragraph" w:styleId="15">
+  <w:style w:type="paragraph" w:styleId="Header">
     <w:name w:val="header"/>
-    <w:basedOn w:val="1"/>
+    <w:basedOn w:val="Normal"/>
     <w:qFormat/>
-    <w:uiPriority w:val="0"/>
     <w:pPr>
       <w:pBdr>
-        <w:top w:val="none" w:color="auto" w:sz="0" w:space="0"/>
-        <w:left w:val="none" w:color="auto" w:sz="0" w:space="0"/>
-        <w:bottom w:val="none" w:color="auto" w:sz="0" w:space="0"/>
-        <w:right w:val="none" w:color="auto" w:sz="0" w:space="0"/>
+        <w:top w:val="nil"/>
+        <w:left w:val="nil"/>
+        <w:bottom w:val="nil"/>
+        <w:right w:val="nil"/>
       </w:pBdr>
       <w:tabs>
         <w:tab w:val="center" w:pos="4153"/>
@@ -9093,41 +8883,37 @@
       <w:sz w:val="18"/>
     </w:rPr>
   </w:style>
-  <w:style w:type="paragraph" w:styleId="16">
+  <w:style w:type="paragraph" w:styleId="TOC1">
     <w:name w:val="toc 1"/>
-    <w:basedOn w:val="1"/>
-    <w:next w:val="1"/>
+    <w:basedOn w:val="Normal"/>
+    <w:next w:val="Normal"/>
     <w:qFormat/>
-    <w:uiPriority w:val="0"/>
     <w:rPr>
-      <w:rFonts w:ascii="Arial" w:hAnsi="Arial" w:eastAsia="Microsoft JhengHei"/>
+      <w:rFonts w:ascii="Arial" w:eastAsia="Microsoft JhengHei" w:hAnsi="Arial"/>
       <w:sz w:val="24"/>
     </w:rPr>
   </w:style>
-  <w:style w:type="paragraph" w:styleId="17">
+  <w:style w:type="paragraph" w:styleId="TOC2">
     <w:name w:val="toc 2"/>
-    <w:basedOn w:val="1"/>
-    <w:next w:val="1"/>
+    <w:basedOn w:val="Normal"/>
+    <w:next w:val="Normal"/>
     <w:qFormat/>
-    <w:uiPriority w:val="0"/>
     <w:pPr>
       <w:ind w:left="420" w:leftChars="200"/>
     </w:pPr>
   </w:style>
-  <w:style w:type="paragraph" w:styleId="18">
+  <w:style w:type="paragraph" w:styleId="NormalWeb">
     <w:name w:val="Normal (Web)"/>
-    <w:basedOn w:val="1"/>
+    <w:basedOn w:val="Normal"/>
     <w:qFormat/>
-    <w:uiPriority w:val="0"/>
     <w:rPr>
       <w:sz w:val="24"/>
     </w:rPr>
   </w:style>
-  <w:style w:type="paragraph" w:styleId="19">
+  <w:style w:type="paragraph" w:styleId="Title">
     <w:name w:val="Title"/>
-    <w:basedOn w:val="1"/>
+    <w:basedOn w:val="Normal"/>
     <w:qFormat/>
-    <w:uiPriority w:val="0"/>
     <w:pPr>
       <w:spacing w:before="240" w:beforeLines="0" w:beforeAutospacing="0" w:after="60" w:afterLines="0" w:afterAutospacing="0"/>
       <w:jc w:val="center"/>
@@ -9139,73 +8925,68 @@
       <w:sz w:val="32"/>
     </w:rPr>
   </w:style>
-  <w:style w:type="table" w:styleId="21">
+  <w:style w:type="table" w:styleId="TableGrid">
     <w:name w:val="Table Grid"/>
-    <w:basedOn w:val="20"/>
+    <w:basedOn w:val="TableNormal"/>
     <w:qFormat/>
-    <w:uiPriority w:val="0"/>
     <w:pPr>
       <w:widowControl w:val="0"/>
       <w:jc w:val="both"/>
     </w:pPr>
     <w:tblPr>
       <w:tblBorders>
-        <w:top w:val="single" w:color="auto" w:sz="4" w:space="0"/>
-        <w:left w:val="single" w:color="auto" w:sz="4" w:space="0"/>
-        <w:bottom w:val="single" w:color="auto" w:sz="4" w:space="0"/>
-        <w:right w:val="single" w:color="auto" w:sz="4" w:space="0"/>
-        <w:insideH w:val="single" w:color="auto" w:sz="4" w:space="0"/>
-        <w:insideV w:val="single" w:color="auto" w:sz="4" w:space="0"/>
+        <w:top w:val="single" w:sz="4" w:space="0" w:color="auto"/>
+        <w:left w:val="single" w:sz="4" w:space="0" w:color="auto"/>
+        <w:bottom w:val="single" w:sz="4" w:space="0" w:color="auto"/>
+        <w:right w:val="single" w:sz="4" w:space="0" w:color="auto"/>
+        <w:insideH w:val="single" w:sz="4" w:space="0" w:color="auto"/>
+        <w:insideV w:val="single" w:sz="4" w:space="0" w:color="auto"/>
       </w:tblBorders>
     </w:tblPr>
   </w:style>
-  <w:style w:type="character" w:styleId="23">
+  <w:style w:type="character" w:styleId="Strong">
     <w:name w:val="Strong"/>
-    <w:basedOn w:val="22"/>
+    <w:basedOn w:val="DefaultParagraphFont"/>
     <w:qFormat/>
-    <w:uiPriority w:val="0"/>
     <w:rPr>
       <w:b/>
     </w:rPr>
   </w:style>
-  <w:style w:type="paragraph" w:customStyle="1" w:styleId="24">
+  <w:style w:type="paragraph" w:customStyle="1" w:styleId="a">
     <w:name w:val="柴_公司名"/>
-    <w:basedOn w:val="19"/>
+    <w:basedOn w:val="Title"/>
     <w:qFormat/>
-    <w:uiPriority w:val="0"/>
     <w:pPr>
       <w:spacing w:after="600" w:afterLines="600"/>
     </w:pPr>
     <w:rPr>
-      <w:rFonts w:hint="eastAsia" w:ascii="宋体" w:hAnsi="宋体" w:eastAsia="宋体" w:cs="宋体"/>
+      <w:rFonts w:ascii="宋体" w:eastAsia="宋体" w:hAnsi="宋体" w:cs="宋体" w:hint="eastAsia"/>
       <w:bCs/>
       <w:spacing w:val="-6"/>
       <w:sz w:val="52"/>
       <w:szCs w:val="52"/>
     </w:rPr>
   </w:style>
-  <w:style w:type="paragraph" w:customStyle="1" w:styleId="25">
+  <w:style w:type="paragraph" w:customStyle="1" w:styleId="a0">
     <w:name w:val="柴_文档名"/>
-    <w:basedOn w:val="19"/>
+    <w:basedOn w:val="Title"/>
     <w:qFormat/>
-    <w:uiPriority w:val="0"/>
     <w:pPr>
       <w:spacing w:after="900" w:afterLines="900"/>
     </w:pPr>
     <w:rPr>
-      <w:rFonts w:ascii="黑体" w:hAnsi="黑体" w:eastAsia="黑体" w:cs="黑体"/>
+      <w:rFonts w:ascii="黑体" w:eastAsia="黑体" w:hAnsi="黑体" w:cs="黑体"/>
       <w:bCs/>
       <w:spacing w:val="-7"/>
       <w:sz w:val="52"/>
       <w:szCs w:val="52"/>
     </w:rPr>
   </w:style>
-  <w:style w:type="table" w:customStyle="1" w:styleId="26">
+  <w:style w:type="table" w:customStyle="1" w:styleId="TableNormal0">
     <w:name w:val="Table Normal_0"/>
     <w:semiHidden/>
     <w:unhideWhenUsed/>
     <w:qFormat/>
-    <w:uiPriority w:val="0"/>
     <w:tblPr>
       <w:tblCellMar>
         <w:top w:w="0" w:type="dxa"/>
@@ -9215,87 +8996,81 @@
       </w:tblCellMar>
     </w:tblPr>
   </w:style>
-  <w:style w:type="paragraph" w:customStyle="1" w:styleId="27">
+  <w:style w:type="paragraph" w:customStyle="1" w:styleId="TableText">
     <w:name w:val="Table Text"/>
-    <w:basedOn w:val="1"/>
+    <w:basedOn w:val="Normal"/>
     <w:semiHidden/>
     <w:qFormat/>
-    <w:uiPriority w:val="0"/>
     <w:rPr>
-      <w:rFonts w:ascii="宋体" w:hAnsi="宋体" w:eastAsia="宋体" w:cs="宋体"/>
+      <w:rFonts w:ascii="宋体" w:eastAsia="宋体" w:hAnsi="宋体" w:cs="宋体"/>
       <w:sz w:val="21"/>
       <w:szCs w:val="21"/>
       <w:lang w:val="en-US" w:eastAsia="en-US" w:bidi="ar-SA"/>
     </w:rPr>
   </w:style>
-  <w:style w:type="paragraph" w:customStyle="1" w:styleId="28">
+  <w:style w:type="paragraph" w:customStyle="1" w:styleId="1">
     <w:name w:val="柴_标题1"/>
-    <w:basedOn w:val="2"/>
-    <w:next w:val="29"/>
-    <w:link w:val="38"/>
+    <w:basedOn w:val="Heading1"/>
+    <w:next w:val="a1"/>
+    <w:link w:val="1Char"/>
     <w:qFormat/>
-    <w:uiPriority w:val="0"/>
     <w:pPr>
       <w:spacing w:before="100" w:after="90" w:line="360" w:lineRule="auto"/>
     </w:pPr>
     <w:rPr>
-      <w:rFonts w:ascii="Arial" w:hAnsi="Arial" w:eastAsia="宋体"/>
+      <w:rFonts w:ascii="Arial" w:eastAsia="宋体" w:hAnsi="Arial"/>
       <w:sz w:val="32"/>
     </w:rPr>
   </w:style>
-  <w:style w:type="paragraph" w:customStyle="1" w:styleId="29">
+  <w:style w:type="paragraph" w:customStyle="1" w:styleId="a1">
     <w:name w:val="柴_正文"/>
-    <w:basedOn w:val="12"/>
-    <w:link w:val="42"/>
+    <w:basedOn w:val="BodyText"/>
+    <w:link w:val="Char"/>
     <w:qFormat/>
-    <w:uiPriority w:val="0"/>
     <w:pPr>
       <w:spacing w:line="360" w:lineRule="auto"/>
       <w:ind w:firstLine="470" w:firstLineChars="200"/>
     </w:pPr>
     <w:rPr>
-      <w:rFonts w:ascii="Arial" w:hAnsi="Arial" w:eastAsia="宋体"/>
+      <w:rFonts w:ascii="Arial" w:eastAsia="宋体" w:hAnsi="Arial"/>
       <w:sz w:val="24"/>
       <w:lang w:eastAsia="zh-CN"/>
     </w:rPr>
   </w:style>
-  <w:style w:type="paragraph" w:customStyle="1" w:styleId="30">
+  <w:style w:type="paragraph" w:customStyle="1" w:styleId="2">
     <w:name w:val="柴_标题2"/>
-    <w:basedOn w:val="3"/>
-    <w:next w:val="29"/>
+    <w:basedOn w:val="Heading2"/>
+    <w:next w:val="a1"/>
     <w:qFormat/>
-    <w:uiPriority w:val="0"/>
     <w:pPr>
       <w:spacing w:line="360" w:lineRule="auto"/>
     </w:pPr>
     <w:rPr>
-      <w:rFonts w:ascii="Arial" w:hAnsi="Arial" w:eastAsia="宋体"/>
+      <w:rFonts w:ascii="Arial" w:eastAsia="宋体" w:hAnsi="Arial"/>
       <w:sz w:val="28"/>
     </w:rPr>
   </w:style>
-  <w:style w:type="paragraph" w:customStyle="1" w:styleId="31">
+  <w:style w:type="paragraph" w:customStyle="1" w:styleId="3">
     <w:name w:val="柴_标题3"/>
-    <w:basedOn w:val="4"/>
-    <w:next w:val="29"/>
+    <w:basedOn w:val="Heading3"/>
+    <w:next w:val="a1"/>
     <w:qFormat/>
-    <w:uiPriority w:val="0"/>
     <w:pPr>
       <w:spacing w:line="360" w:lineRule="auto"/>
       <w:ind w:left="0" w:firstLine="472" w:firstLineChars="200"/>
     </w:pPr>
     <w:rPr>
-      <w:rFonts w:ascii="宋体" w:hAnsi="宋体" w:eastAsia="宋体" w:cs="宋体"/>
+      <w:rFonts w:ascii="宋体" w:eastAsia="宋体" w:hAnsi="宋体" w:cs="宋体"/>
       <w:spacing w:val="-2"/>
       <w:sz w:val="24"/>
       <w:szCs w:val="24"/>
     </w:rPr>
   </w:style>
-  <w:style w:type="paragraph" w:customStyle="1" w:styleId="32">
+  <w:style w:type="paragraph" w:customStyle="1" w:styleId="a2">
     <w:name w:val="柴_目录"/>
-    <w:basedOn w:val="1"/>
-    <w:next w:val="12"/>
+    <w:basedOn w:val="Normal"/>
+    <w:next w:val="BodyText"/>
     <w:qFormat/>
-    <w:uiPriority w:val="0"/>
     <w:pPr>
       <w:tabs>
         <w:tab w:val="right" w:leader="dot" w:pos="8442"/>
@@ -9303,64 +9078,59 @@
       <w:ind w:left="0" w:leftChars="0"/>
     </w:pPr>
     <w:rPr>
-      <w:rFonts w:ascii="Arial" w:hAnsi="Arial" w:eastAsia="Microsoft JhengHei"/>
+      <w:rFonts w:ascii="Arial" w:eastAsia="Microsoft JhengHei" w:hAnsi="Arial"/>
       <w:sz w:val="24"/>
     </w:rPr>
   </w:style>
-  <w:style w:type="paragraph" w:customStyle="1" w:styleId="33">
+  <w:style w:type="paragraph" w:customStyle="1" w:styleId="WPSOffice1">
     <w:name w:val="WPSOffice手动目录 1"/>
     <w:qFormat/>
-    <w:uiPriority w:val="0"/>
     <w:pPr>
       <w:ind w:leftChars="0"/>
     </w:pPr>
     <w:rPr>
-      <w:rFonts w:ascii="Times New Roman" w:hAnsi="Times New Roman" w:eastAsia="宋体" w:cs="Times New Roman"/>
+      <w:rFonts w:ascii="Times New Roman" w:eastAsia="宋体" w:hAnsi="Times New Roman" w:cs="Times New Roman"/>
       <w:sz w:val="20"/>
       <w:szCs w:val="20"/>
     </w:rPr>
   </w:style>
-  <w:style w:type="paragraph" w:customStyle="1" w:styleId="34">
+  <w:style w:type="paragraph" w:customStyle="1" w:styleId="WPSOffice2">
     <w:name w:val="WPSOffice手动目录 2"/>
     <w:qFormat/>
-    <w:uiPriority w:val="0"/>
     <w:pPr>
       <w:ind w:leftChars="200"/>
     </w:pPr>
     <w:rPr>
-      <w:rFonts w:ascii="Times New Roman" w:hAnsi="Times New Roman" w:eastAsia="宋体" w:cs="Times New Roman"/>
+      <w:rFonts w:ascii="Times New Roman" w:eastAsia="宋体" w:hAnsi="Times New Roman" w:cs="Times New Roman"/>
       <w:sz w:val="20"/>
       <w:szCs w:val="20"/>
     </w:rPr>
   </w:style>
-  <w:style w:type="paragraph" w:customStyle="1" w:styleId="35">
+  <w:style w:type="paragraph" w:customStyle="1" w:styleId="WPSOffice3">
     <w:name w:val="WPSOffice手动目录 3"/>
     <w:qFormat/>
-    <w:uiPriority w:val="0"/>
     <w:pPr>
       <w:ind w:leftChars="400"/>
     </w:pPr>
     <w:rPr>
-      <w:rFonts w:ascii="Times New Roman" w:hAnsi="Times New Roman" w:eastAsia="宋体" w:cs="Times New Roman"/>
+      <w:rFonts w:ascii="Times New Roman" w:eastAsia="宋体" w:hAnsi="Times New Roman" w:cs="Times New Roman"/>
       <w:sz w:val="20"/>
       <w:szCs w:val="20"/>
     </w:rPr>
   </w:style>
-  <w:style w:type="paragraph" w:customStyle="1" w:styleId="36">
+  <w:style w:type="paragraph" w:customStyle="1" w:styleId="Compact">
     <w:name w:val="Compact"/>
-    <w:basedOn w:val="12"/>
+    <w:basedOn w:val="BodyText"/>
     <w:qFormat/>
-    <w:uiPriority w:val="0"/>
     <w:pPr>
       <w:spacing w:before="36" w:after="36"/>
     </w:pPr>
   </w:style>
-  <w:style w:type="table" w:customStyle="1" w:styleId="37">
+  <w:style w:type="table" w:customStyle="1" w:styleId="Table">
     <w:name w:val="Table"/>
     <w:semiHidden/>
     <w:unhideWhenUsed/>
     <w:qFormat/>
-    <w:uiPriority w:val="0"/>
     <w:tblPr>
       <w:tblCellMar>
         <w:top w:w="0" w:type="dxa"/>
@@ -9372,28 +9142,26 @@
     <w:tblStylePr w:type="firstRow">
       <w:tcPr>
         <w:tcBorders>
-          <w:bottom w:val="single" w:color="auto" w:sz="0" w:space="0"/>
+          <w:bottom w:val="single" w:sz="0" w:space="0" w:color="auto"/>
         </w:tcBorders>
         <w:vAlign w:val="bottom"/>
       </w:tcPr>
     </w:tblStylePr>
   </w:style>
-  <w:style w:type="character" w:customStyle="1" w:styleId="38">
+  <w:style w:type="character" w:customStyle="1" w:styleId="1Char">
     <w:name w:val="柴_标题1 Char"/>
-    <w:link w:val="28"/>
+    <w:link w:val="1"/>
     <w:qFormat/>
-    <w:uiPriority w:val="0"/>
     <w:rPr>
-      <w:rFonts w:ascii="Arial" w:hAnsi="Arial" w:eastAsia="宋体"/>
+      <w:rFonts w:ascii="Arial" w:eastAsia="宋体" w:hAnsi="Arial"/>
       <w:sz w:val="32"/>
     </w:rPr>
   </w:style>
-  <w:style w:type="table" w:customStyle="1" w:styleId="39">
+  <w:style w:type="table" w:customStyle="1" w:styleId="TableNormal1">
     <w:name w:val="Table Normal_1"/>
     <w:semiHidden/>
     <w:unhideWhenUsed/>
     <w:qFormat/>
-    <w:uiPriority w:val="0"/>
     <w:tblPr>
       <w:tblCellMar>
         <w:top w:w="0" w:type="dxa"/>
@@ -9403,11 +9171,10 @@
       </w:tblCellMar>
     </w:tblPr>
   </w:style>
-  <w:style w:type="paragraph" w:customStyle="1" w:styleId="40">
+  <w:style w:type="paragraph" w:customStyle="1" w:styleId="a3">
     <w:name w:val="柴_正文_无缩进"/>
-    <w:basedOn w:val="1"/>
+    <w:basedOn w:val="Normal"/>
     <w:qFormat/>
-    <w:uiPriority w:val="0"/>
     <w:pPr>
       <w:ind w:firstLine="0" w:firstLineChars="0"/>
     </w:pPr>
@@ -9417,31 +9184,29 @@
       <w:lang w:eastAsia="zh-CN"/>
     </w:rPr>
   </w:style>
-  <w:style w:type="paragraph" w:customStyle="1" w:styleId="41">
+  <w:style w:type="paragraph" w:customStyle="1" w:styleId="4">
     <w:name w:val="柴_标题4"/>
-    <w:basedOn w:val="5"/>
-    <w:next w:val="1"/>
+    <w:basedOn w:val="Heading4"/>
+    <w:next w:val="Normal"/>
     <w:qFormat/>
-    <w:uiPriority w:val="0"/>
     <w:pPr>
       <w:widowControl w:val="0"/>
       <w:spacing w:before="160" w:line="360" w:lineRule="auto"/>
-      <w:ind w:left="981" w:leftChars="300" w:hanging="862"/>
+      <w:ind w:left="981" w:hanging="862" w:leftChars="300"/>
     </w:pPr>
     <w:rPr>
-      <w:rFonts w:hint="eastAsia" w:ascii="Calibri" w:hAnsi="Calibri" w:eastAsia="宋体" w:cs="宋体"/>
+      <w:rFonts w:ascii="Calibri" w:eastAsia="宋体" w:hAnsi="Calibri" w:cs="宋体" w:hint="eastAsia"/>
       <w:sz w:val="24"/>
       <w:szCs w:val="24"/>
       <w:lang w:eastAsia="zh-CN" w:bidi="zh-CN"/>
     </w:rPr>
   </w:style>
-  <w:style w:type="character" w:customStyle="1" w:styleId="42">
+  <w:style w:type="character" w:customStyle="1" w:styleId="Char">
     <w:name w:val="柴_正文 Char"/>
-    <w:link w:val="29"/>
+    <w:link w:val="a1"/>
     <w:qFormat/>
-    <w:uiPriority w:val="0"/>
     <w:rPr>
-      <w:rFonts w:ascii="Arial" w:hAnsi="Arial" w:eastAsia="宋体"/>
+      <w:rFonts w:ascii="Arial" w:eastAsia="宋体" w:hAnsi="Arial"/>
       <w:sz w:val="24"/>
       <w:lang w:eastAsia="zh-CN"/>
     </w:rPr>
